--- a/report.docx
+++ b/report.docx
@@ -2,7 +2,127 @@
 <file path=word/document.xml><?xml version="1.0" encoding="utf-8"?>
 <w:document xmlns:wpc="http://schemas.microsoft.com/office/word/2010/wordprocessingCanvas" xmlns:cx="http://schemas.microsoft.com/office/drawing/2014/chartex" xmlns:cx1="http://schemas.microsoft.com/office/drawing/2015/9/8/chartex" xmlns:cx2="http://schemas.microsoft.com/office/drawing/2015/10/21/chartex" xmlns:cx3="http://schemas.microsoft.com/office/drawing/2016/5/9/chartex" xmlns:cx4="http://schemas.microsoft.com/office/drawing/2016/5/10/chartex" xmlns:cx5="http://schemas.microsoft.com/office/drawing/2016/5/11/chartex" xmlns:cx6="http://schemas.microsoft.com/office/drawing/2016/5/12/chartex" xmlns:cx7="http://schemas.microsoft.com/office/drawing/2016/5/13/chartex" xmlns:cx8="http://schemas.microsoft.com/office/drawing/2016/5/14/chartex" xmlns:mc="http://schemas.openxmlformats.org/markup-compatibility/2006" xmlns:aink="http://schemas.microsoft.com/office/drawing/2016/ink" xmlns:am3d="http://schemas.microsoft.com/office/drawing/2017/model3d" xmlns:o="urn:schemas-microsoft-com:office:office" xmlns:oel="http://schemas.microsoft.com/office/2019/extlst" xmlns:r="http://schemas.openxmlformats.org/officeDocument/2006/relationships" xmlns:m="http://schemas.openxmlformats.org/officeDocument/2006/math" xmlns:v="urn:schemas-microsoft-com:vml" xmlns:wp14="http://schemas.microsoft.com/office/word/2010/wordprocessingDrawing" xmlns:wp="http://schemas.openxmlformats.org/drawingml/2006/wordprocessingDrawing" xmlns:w10="urn:schemas-microsoft-com:office:word" xmlns:w="http://schemas.openxmlformats.org/wordprocessingml/2006/main" xmlns:w14="http://schemas.microsoft.com/office/word/2010/wordml" xmlns:w15="http://schemas.microsoft.com/office/word/2012/wordml" xmlns:w16cex="http://schemas.microsoft.com/office/word/2018/wordml/cex" xmlns:w16cid="http://schemas.microsoft.com/office/word/2016/wordml/cid" xmlns:w16="http://schemas.microsoft.com/office/word/2018/wordml" xmlns:w16du="http://schemas.microsoft.com/office/word/2023/wordml/word16du" xmlns:w16sdtdh="http://schemas.microsoft.com/office/word/2020/wordml/sdtdatahash" xmlns:w16sdtfl="http://schemas.microsoft.com/office/word/2024/wordml/sdtformatlock" xmlns:w16se="http://schemas.microsoft.com/office/word/2015/wordml/symex" xmlns:wpg="http://schemas.microsoft.com/office/word/2010/wordprocessingGroup" xmlns:wpi="http://schemas.microsoft.com/office/word/2010/wordprocessingInk" xmlns:wne="http://schemas.microsoft.com/office/word/2006/wordml" xmlns:wps="http://schemas.microsoft.com/office/word/2010/wordprocessingShape" mc:Ignorable="w14 w15 w16se w16cid w16 w16cex w16sdtdh w16sdtfl w16du wp14">
   <w:body>
-    <w:p/>
+    <w:p>
+      <w:pPr>
+        <w:jc w:val="center"/>
+        <w:rPr>
+          <w:rFonts w:ascii="Times New Roman" w:hAnsi="Times New Roman" w:cs="Times New Roman"/>
+          <w:b/>
+          <w:bCs/>
+          <w:sz w:val="40"/>
+          <w:szCs w:val="40"/>
+        </w:rPr>
+      </w:pPr>
+      <w:r>
+        <w:rPr>
+          <w:rFonts w:ascii="Times New Roman" w:hAnsi="Times New Roman" w:cs="Times New Roman"/>
+          <w:b/>
+          <w:bCs/>
+          <w:sz w:val="40"/>
+          <w:szCs w:val="40"/>
+        </w:rPr>
+        <w:t xml:space="preserve">Báo </w:t>
+      </w:r>
+      <w:proofErr w:type="spellStart"/>
+      <w:r>
+        <w:rPr>
+          <w:rFonts w:ascii="Times New Roman" w:hAnsi="Times New Roman" w:cs="Times New Roman"/>
+          <w:b/>
+          <w:bCs/>
+          <w:sz w:val="40"/>
+          <w:szCs w:val="40"/>
+        </w:rPr>
+        <w:t>cáo</w:t>
+      </w:r>
+      <w:proofErr w:type="spellEnd"/>
+      <w:r>
+        <w:rPr>
+          <w:rFonts w:ascii="Times New Roman" w:hAnsi="Times New Roman" w:cs="Times New Roman"/>
+          <w:b/>
+          <w:bCs/>
+          <w:sz w:val="40"/>
+          <w:szCs w:val="40"/>
+        </w:rPr>
+        <w:t xml:space="preserve"> </w:t>
+      </w:r>
+      <w:proofErr w:type="spellStart"/>
+      <w:r>
+        <w:rPr>
+          <w:rFonts w:ascii="Times New Roman" w:hAnsi="Times New Roman" w:cs="Times New Roman"/>
+          <w:b/>
+          <w:bCs/>
+          <w:sz w:val="40"/>
+          <w:szCs w:val="40"/>
+        </w:rPr>
+        <w:t>bài</w:t>
+      </w:r>
+      <w:proofErr w:type="spellEnd"/>
+      <w:r>
+        <w:rPr>
+          <w:rFonts w:ascii="Times New Roman" w:hAnsi="Times New Roman" w:cs="Times New Roman"/>
+          <w:b/>
+          <w:bCs/>
+          <w:sz w:val="40"/>
+          <w:szCs w:val="40"/>
+        </w:rPr>
+        <w:t xml:space="preserve"> </w:t>
+      </w:r>
+      <w:proofErr w:type="spellStart"/>
+      <w:r>
+        <w:rPr>
+          <w:rFonts w:ascii="Times New Roman" w:hAnsi="Times New Roman" w:cs="Times New Roman"/>
+          <w:b/>
+          <w:bCs/>
+          <w:sz w:val="40"/>
+          <w:szCs w:val="40"/>
+        </w:rPr>
+        <w:t>thực</w:t>
+      </w:r>
+      <w:proofErr w:type="spellEnd"/>
+      <w:r>
+        <w:rPr>
+          <w:rFonts w:ascii="Times New Roman" w:hAnsi="Times New Roman" w:cs="Times New Roman"/>
+          <w:b/>
+          <w:bCs/>
+          <w:sz w:val="40"/>
+          <w:szCs w:val="40"/>
+        </w:rPr>
+        <w:t xml:space="preserve"> </w:t>
+      </w:r>
+      <w:proofErr w:type="spellStart"/>
+      <w:r>
+        <w:rPr>
+          <w:rFonts w:ascii="Times New Roman" w:hAnsi="Times New Roman" w:cs="Times New Roman"/>
+          <w:b/>
+          <w:bCs/>
+          <w:sz w:val="40"/>
+          <w:szCs w:val="40"/>
+        </w:rPr>
+        <w:t>hành</w:t>
+      </w:r>
+      <w:proofErr w:type="spellEnd"/>
+      <w:r>
+        <w:rPr>
+          <w:rFonts w:ascii="Times New Roman" w:hAnsi="Times New Roman" w:cs="Times New Roman"/>
+          <w:b/>
+          <w:bCs/>
+          <w:sz w:val="40"/>
+          <w:szCs w:val="40"/>
+        </w:rPr>
+        <w:t xml:space="preserve"> 1 TH1_Gym</w:t>
+      </w:r>
+    </w:p>
+    <w:p>
+      <w:pPr>
+        <w:rPr>
+          <w:rFonts w:ascii="Times New Roman" w:hAnsi="Times New Roman" w:cs="Times New Roman"/>
+          <w:b/>
+          <w:bCs/>
+          <w:sz w:val="26"/>
+          <w:szCs w:val="26"/>
+        </w:rPr>
+      </w:pPr>
+    </w:p>
     <w:sectPr>
       <w:pgSz w:w="12240" w:h="15840"/>
       <w:pgMar w:top="1440" w:right="1440" w:bottom="1440" w:left="1440" w:header="720" w:footer="720" w:gutter="0"/>

--- a/report.docx
+++ b/report.docx
@@ -114,10 +114,6188 @@
     </w:p>
     <w:p>
       <w:pPr>
-        <w:rPr>
-          <w:rFonts w:ascii="Times New Roman" w:hAnsi="Times New Roman" w:cs="Times New Roman"/>
-          <w:b/>
-          <w:bCs/>
+        <w:spacing w:line="276" w:lineRule="auto"/>
+        <w:rPr>
+          <w:rFonts w:ascii="Times New Roman" w:hAnsi="Times New Roman" w:cs="Times New Roman"/>
+          <w:b/>
+          <w:bCs/>
+          <w:sz w:val="26"/>
+          <w:szCs w:val="26"/>
+        </w:rPr>
+      </w:pPr>
+      <w:proofErr w:type="spellStart"/>
+      <w:r>
+        <w:rPr>
+          <w:rFonts w:ascii="Times New Roman" w:hAnsi="Times New Roman" w:cs="Times New Roman"/>
+          <w:b/>
+          <w:bCs/>
+          <w:sz w:val="26"/>
+          <w:szCs w:val="26"/>
+        </w:rPr>
+        <w:t>Họ</w:t>
+      </w:r>
+      <w:proofErr w:type="spellEnd"/>
+      <w:r>
+        <w:rPr>
+          <w:rFonts w:ascii="Times New Roman" w:hAnsi="Times New Roman" w:cs="Times New Roman"/>
+          <w:b/>
+          <w:bCs/>
+          <w:sz w:val="26"/>
+          <w:szCs w:val="26"/>
+        </w:rPr>
+        <w:t xml:space="preserve"> </w:t>
+      </w:r>
+      <w:proofErr w:type="spellStart"/>
+      <w:r>
+        <w:rPr>
+          <w:rFonts w:ascii="Times New Roman" w:hAnsi="Times New Roman" w:cs="Times New Roman"/>
+          <w:b/>
+          <w:bCs/>
+          <w:sz w:val="26"/>
+          <w:szCs w:val="26"/>
+        </w:rPr>
+        <w:t>và</w:t>
+      </w:r>
+      <w:proofErr w:type="spellEnd"/>
+      <w:r>
+        <w:rPr>
+          <w:rFonts w:ascii="Times New Roman" w:hAnsi="Times New Roman" w:cs="Times New Roman"/>
+          <w:b/>
+          <w:bCs/>
+          <w:sz w:val="26"/>
+          <w:szCs w:val="26"/>
+        </w:rPr>
+        <w:t xml:space="preserve"> </w:t>
+      </w:r>
+      <w:proofErr w:type="spellStart"/>
+      <w:r>
+        <w:rPr>
+          <w:rFonts w:ascii="Times New Roman" w:hAnsi="Times New Roman" w:cs="Times New Roman"/>
+          <w:b/>
+          <w:bCs/>
+          <w:sz w:val="26"/>
+          <w:szCs w:val="26"/>
+        </w:rPr>
+        <w:t>tên</w:t>
+      </w:r>
+      <w:proofErr w:type="spellEnd"/>
+      <w:r>
+        <w:rPr>
+          <w:rFonts w:ascii="Times New Roman" w:hAnsi="Times New Roman" w:cs="Times New Roman"/>
+          <w:b/>
+          <w:bCs/>
+          <w:sz w:val="26"/>
+          <w:szCs w:val="26"/>
+        </w:rPr>
+        <w:t>: Nguyễn Thanh Phương</w:t>
+      </w:r>
+    </w:p>
+    <w:p>
+      <w:pPr>
+        <w:spacing w:line="276" w:lineRule="auto"/>
+        <w:rPr>
+          <w:rFonts w:ascii="Times New Roman" w:hAnsi="Times New Roman" w:cs="Times New Roman"/>
+          <w:b/>
+          <w:bCs/>
+          <w:sz w:val="26"/>
+          <w:szCs w:val="26"/>
+        </w:rPr>
+      </w:pPr>
+      <w:proofErr w:type="spellStart"/>
+      <w:r>
+        <w:rPr>
+          <w:rFonts w:ascii="Times New Roman" w:hAnsi="Times New Roman" w:cs="Times New Roman"/>
+          <w:b/>
+          <w:bCs/>
+          <w:sz w:val="26"/>
+          <w:szCs w:val="26"/>
+        </w:rPr>
+        <w:t>Lớp</w:t>
+      </w:r>
+      <w:proofErr w:type="spellEnd"/>
+      <w:r>
+        <w:rPr>
+          <w:rFonts w:ascii="Times New Roman" w:hAnsi="Times New Roman" w:cs="Times New Roman"/>
+          <w:b/>
+          <w:bCs/>
+          <w:sz w:val="26"/>
+          <w:szCs w:val="26"/>
+        </w:rPr>
+        <w:t>: N01</w:t>
+      </w:r>
+    </w:p>
+    <w:p>
+      <w:pPr>
+        <w:spacing w:line="276" w:lineRule="auto"/>
+        <w:rPr>
+          <w:rFonts w:ascii="Times New Roman" w:hAnsi="Times New Roman" w:cs="Times New Roman"/>
+          <w:b/>
+          <w:bCs/>
+          <w:sz w:val="26"/>
+          <w:szCs w:val="26"/>
+        </w:rPr>
+      </w:pPr>
+      <w:r>
+        <w:rPr>
+          <w:rFonts w:ascii="Times New Roman" w:hAnsi="Times New Roman" w:cs="Times New Roman"/>
+          <w:b/>
+          <w:bCs/>
+          <w:sz w:val="26"/>
+          <w:szCs w:val="26"/>
+        </w:rPr>
+        <w:t xml:space="preserve">Môn: Học </w:t>
+      </w:r>
+      <w:proofErr w:type="spellStart"/>
+      <w:r>
+        <w:rPr>
+          <w:rFonts w:ascii="Times New Roman" w:hAnsi="Times New Roman" w:cs="Times New Roman"/>
+          <w:b/>
+          <w:bCs/>
+          <w:sz w:val="26"/>
+          <w:szCs w:val="26"/>
+        </w:rPr>
+        <w:t>tăng</w:t>
+      </w:r>
+      <w:proofErr w:type="spellEnd"/>
+      <w:r>
+        <w:rPr>
+          <w:rFonts w:ascii="Times New Roman" w:hAnsi="Times New Roman" w:cs="Times New Roman"/>
+          <w:b/>
+          <w:bCs/>
+          <w:sz w:val="26"/>
+          <w:szCs w:val="26"/>
+        </w:rPr>
+        <w:t xml:space="preserve"> </w:t>
+      </w:r>
+      <w:proofErr w:type="spellStart"/>
+      <w:r>
+        <w:rPr>
+          <w:rFonts w:ascii="Times New Roman" w:hAnsi="Times New Roman" w:cs="Times New Roman"/>
+          <w:b/>
+          <w:bCs/>
+          <w:sz w:val="26"/>
+          <w:szCs w:val="26"/>
+        </w:rPr>
+        <w:t>cường</w:t>
+      </w:r>
+      <w:proofErr w:type="spellEnd"/>
+      <w:r>
+        <w:rPr>
+          <w:rFonts w:ascii="Times New Roman" w:hAnsi="Times New Roman" w:cs="Times New Roman"/>
+          <w:b/>
+          <w:bCs/>
+          <w:sz w:val="26"/>
+          <w:szCs w:val="26"/>
+        </w:rPr>
+        <w:t xml:space="preserve"> </w:t>
+      </w:r>
+      <w:proofErr w:type="spellStart"/>
+      <w:r>
+        <w:rPr>
+          <w:rFonts w:ascii="Times New Roman" w:hAnsi="Times New Roman" w:cs="Times New Roman"/>
+          <w:b/>
+          <w:bCs/>
+          <w:sz w:val="26"/>
+          <w:szCs w:val="26"/>
+        </w:rPr>
+        <w:t>cơ</w:t>
+      </w:r>
+      <w:proofErr w:type="spellEnd"/>
+      <w:r>
+        <w:rPr>
+          <w:rFonts w:ascii="Times New Roman" w:hAnsi="Times New Roman" w:cs="Times New Roman"/>
+          <w:b/>
+          <w:bCs/>
+          <w:sz w:val="26"/>
+          <w:szCs w:val="26"/>
+        </w:rPr>
+        <w:t xml:space="preserve"> </w:t>
+      </w:r>
+      <w:proofErr w:type="spellStart"/>
+      <w:r>
+        <w:rPr>
+          <w:rFonts w:ascii="Times New Roman" w:hAnsi="Times New Roman" w:cs="Times New Roman"/>
+          <w:b/>
+          <w:bCs/>
+          <w:sz w:val="26"/>
+          <w:szCs w:val="26"/>
+        </w:rPr>
+        <w:t>bản</w:t>
+      </w:r>
+      <w:proofErr w:type="spellEnd"/>
+    </w:p>
+    <w:p>
+      <w:pPr>
+        <w:pStyle w:val="ListParagraph"/>
+        <w:numPr>
+          <w:ilvl w:val="0"/>
+          <w:numId w:val="1"/>
+        </w:numPr>
+        <w:spacing w:line="276" w:lineRule="auto"/>
+        <w:rPr>
+          <w:rFonts w:ascii="Times New Roman" w:hAnsi="Times New Roman" w:cs="Times New Roman"/>
+          <w:b/>
+          <w:bCs/>
+          <w:sz w:val="26"/>
+          <w:szCs w:val="26"/>
+        </w:rPr>
+      </w:pPr>
+      <w:proofErr w:type="spellStart"/>
+      <w:r>
+        <w:rPr>
+          <w:rFonts w:ascii="Times New Roman" w:hAnsi="Times New Roman" w:cs="Times New Roman"/>
+          <w:b/>
+          <w:bCs/>
+          <w:sz w:val="26"/>
+          <w:szCs w:val="26"/>
+        </w:rPr>
+        <w:t>Bài</w:t>
+      </w:r>
+      <w:proofErr w:type="spellEnd"/>
+      <w:r>
+        <w:rPr>
+          <w:rFonts w:ascii="Times New Roman" w:hAnsi="Times New Roman" w:cs="Times New Roman"/>
+          <w:b/>
+          <w:bCs/>
+          <w:sz w:val="26"/>
+          <w:szCs w:val="26"/>
+        </w:rPr>
+        <w:t xml:space="preserve"> </w:t>
+      </w:r>
+      <w:proofErr w:type="spellStart"/>
+      <w:r>
+        <w:rPr>
+          <w:rFonts w:ascii="Times New Roman" w:hAnsi="Times New Roman" w:cs="Times New Roman"/>
+          <w:b/>
+          <w:bCs/>
+          <w:sz w:val="26"/>
+          <w:szCs w:val="26"/>
+        </w:rPr>
+        <w:t>mẫu</w:t>
+      </w:r>
+      <w:proofErr w:type="spellEnd"/>
+    </w:p>
+    <w:p>
+      <w:pPr>
+        <w:pStyle w:val="ListParagraph"/>
+        <w:spacing w:line="276" w:lineRule="auto"/>
+        <w:ind w:left="1080"/>
+        <w:rPr>
+          <w:rFonts w:ascii="Times New Roman" w:hAnsi="Times New Roman" w:cs="Times New Roman"/>
+          <w:sz w:val="26"/>
+          <w:szCs w:val="26"/>
+        </w:rPr>
+      </w:pPr>
+    </w:p>
+    <w:p>
+      <w:pPr>
+        <w:pStyle w:val="ListParagraph"/>
+        <w:spacing w:line="276" w:lineRule="auto"/>
+        <w:ind w:left="1080"/>
+        <w:rPr>
+          <w:rFonts w:ascii="Times New Roman" w:hAnsi="Times New Roman" w:cs="Times New Roman"/>
+          <w:i/>
+          <w:iCs/>
+          <w:sz w:val="26"/>
+          <w:szCs w:val="26"/>
+        </w:rPr>
+      </w:pPr>
+      <w:r>
+        <w:rPr>
+          <w:rFonts w:ascii="Times New Roman" w:hAnsi="Times New Roman" w:cs="Times New Roman"/>
+          <w:i/>
+          <w:iCs/>
+          <w:sz w:val="26"/>
+          <w:szCs w:val="26"/>
+        </w:rPr>
+        <w:t>#CartPole-v1</w:t>
+      </w:r>
+    </w:p>
+    <w:p>
+      <w:pPr>
+        <w:pStyle w:val="ListParagraph"/>
+        <w:spacing w:line="276" w:lineRule="auto"/>
+        <w:ind w:left="1080"/>
+        <w:rPr>
+          <w:rFonts w:ascii="Times New Roman" w:hAnsi="Times New Roman" w:cs="Times New Roman"/>
+          <w:i/>
+          <w:iCs/>
+          <w:sz w:val="26"/>
+          <w:szCs w:val="26"/>
+        </w:rPr>
+      </w:pPr>
+      <w:proofErr w:type="gramStart"/>
+      <w:r>
+        <w:rPr>
+          <w:rFonts w:ascii="Times New Roman" w:hAnsi="Times New Roman" w:cs="Times New Roman"/>
+          <w:i/>
+          <w:iCs/>
+          <w:sz w:val="26"/>
+          <w:szCs w:val="26"/>
+        </w:rPr>
+        <w:t>import</w:t>
+      </w:r>
+      <w:proofErr w:type="gramEnd"/>
+      <w:r>
+        <w:rPr>
+          <w:rFonts w:ascii="Times New Roman" w:hAnsi="Times New Roman" w:cs="Times New Roman"/>
+          <w:i/>
+          <w:iCs/>
+          <w:sz w:val="26"/>
+          <w:szCs w:val="26"/>
+        </w:rPr>
+        <w:t xml:space="preserve"> gymnasium as gym</w:t>
+      </w:r>
+    </w:p>
+    <w:p>
+      <w:pPr>
+        <w:pStyle w:val="ListParagraph"/>
+        <w:spacing w:line="276" w:lineRule="auto"/>
+        <w:ind w:left="1080"/>
+        <w:rPr>
+          <w:rFonts w:ascii="Times New Roman" w:hAnsi="Times New Roman" w:cs="Times New Roman"/>
+          <w:i/>
+          <w:iCs/>
+          <w:sz w:val="26"/>
+          <w:szCs w:val="26"/>
+        </w:rPr>
+      </w:pPr>
+    </w:p>
+    <w:p>
+      <w:pPr>
+        <w:pStyle w:val="ListParagraph"/>
+        <w:spacing w:line="276" w:lineRule="auto"/>
+        <w:ind w:left="1080"/>
+        <w:rPr>
+          <w:rFonts w:ascii="Times New Roman" w:hAnsi="Times New Roman" w:cs="Times New Roman"/>
+          <w:i/>
+          <w:iCs/>
+          <w:sz w:val="26"/>
+          <w:szCs w:val="26"/>
+        </w:rPr>
+      </w:pPr>
+      <w:r>
+        <w:rPr>
+          <w:rFonts w:ascii="Times New Roman" w:hAnsi="Times New Roman" w:cs="Times New Roman"/>
+          <w:i/>
+          <w:iCs/>
+          <w:sz w:val="26"/>
+          <w:szCs w:val="26"/>
+        </w:rPr>
+        <w:t xml:space="preserve"># </w:t>
+      </w:r>
+      <w:proofErr w:type="spellStart"/>
+      <w:r>
+        <w:rPr>
+          <w:rFonts w:ascii="Times New Roman" w:hAnsi="Times New Roman" w:cs="Times New Roman"/>
+          <w:i/>
+          <w:iCs/>
+          <w:sz w:val="26"/>
+          <w:szCs w:val="26"/>
+        </w:rPr>
+        <w:t>Tạo</w:t>
+      </w:r>
+      <w:proofErr w:type="spellEnd"/>
+      <w:r>
+        <w:rPr>
+          <w:rFonts w:ascii="Times New Roman" w:hAnsi="Times New Roman" w:cs="Times New Roman"/>
+          <w:i/>
+          <w:iCs/>
+          <w:sz w:val="26"/>
+          <w:szCs w:val="26"/>
+        </w:rPr>
+        <w:t xml:space="preserve"> </w:t>
+      </w:r>
+      <w:proofErr w:type="spellStart"/>
+      <w:r>
+        <w:rPr>
+          <w:rFonts w:ascii="Times New Roman" w:hAnsi="Times New Roman" w:cs="Times New Roman"/>
+          <w:i/>
+          <w:iCs/>
+          <w:sz w:val="26"/>
+          <w:szCs w:val="26"/>
+        </w:rPr>
+        <w:t>môi</w:t>
+      </w:r>
+      <w:proofErr w:type="spellEnd"/>
+      <w:r>
+        <w:rPr>
+          <w:rFonts w:ascii="Times New Roman" w:hAnsi="Times New Roman" w:cs="Times New Roman"/>
+          <w:i/>
+          <w:iCs/>
+          <w:sz w:val="26"/>
+          <w:szCs w:val="26"/>
+        </w:rPr>
+        <w:t xml:space="preserve"> </w:t>
+      </w:r>
+      <w:proofErr w:type="spellStart"/>
+      <w:r>
+        <w:rPr>
+          <w:rFonts w:ascii="Times New Roman" w:hAnsi="Times New Roman" w:cs="Times New Roman"/>
+          <w:i/>
+          <w:iCs/>
+          <w:sz w:val="26"/>
+          <w:szCs w:val="26"/>
+        </w:rPr>
+        <w:t>trường</w:t>
+      </w:r>
+      <w:proofErr w:type="spellEnd"/>
+    </w:p>
+    <w:p>
+      <w:pPr>
+        <w:pStyle w:val="ListParagraph"/>
+        <w:spacing w:line="276" w:lineRule="auto"/>
+        <w:ind w:left="1080"/>
+        <w:rPr>
+          <w:rFonts w:ascii="Times New Roman" w:hAnsi="Times New Roman" w:cs="Times New Roman"/>
+          <w:i/>
+          <w:iCs/>
+          <w:sz w:val="26"/>
+          <w:szCs w:val="26"/>
+        </w:rPr>
+      </w:pPr>
+      <w:r>
+        <w:rPr>
+          <w:rFonts w:ascii="Times New Roman" w:hAnsi="Times New Roman" w:cs="Times New Roman"/>
+          <w:i/>
+          <w:iCs/>
+          <w:sz w:val="26"/>
+          <w:szCs w:val="26"/>
+        </w:rPr>
+        <w:t xml:space="preserve">env = </w:t>
+      </w:r>
+      <w:proofErr w:type="spellStart"/>
+      <w:proofErr w:type="gramStart"/>
+      <w:r>
+        <w:rPr>
+          <w:rFonts w:ascii="Times New Roman" w:hAnsi="Times New Roman" w:cs="Times New Roman"/>
+          <w:i/>
+          <w:iCs/>
+          <w:sz w:val="26"/>
+          <w:szCs w:val="26"/>
+        </w:rPr>
+        <w:t>gym.make</w:t>
+      </w:r>
+      <w:proofErr w:type="spellEnd"/>
+      <w:proofErr w:type="gramEnd"/>
+      <w:r>
+        <w:rPr>
+          <w:rFonts w:ascii="Times New Roman" w:hAnsi="Times New Roman" w:cs="Times New Roman"/>
+          <w:i/>
+          <w:iCs/>
+          <w:sz w:val="26"/>
+          <w:szCs w:val="26"/>
+        </w:rPr>
+        <w:t xml:space="preserve">("CartPole-v1", </w:t>
+      </w:r>
+      <w:proofErr w:type="spellStart"/>
+      <w:r>
+        <w:rPr>
+          <w:rFonts w:ascii="Times New Roman" w:hAnsi="Times New Roman" w:cs="Times New Roman"/>
+          <w:i/>
+          <w:iCs/>
+          <w:sz w:val="26"/>
+          <w:szCs w:val="26"/>
+        </w:rPr>
+        <w:t>render_mode</w:t>
+      </w:r>
+      <w:proofErr w:type="spellEnd"/>
+      <w:r>
+        <w:rPr>
+          <w:rFonts w:ascii="Times New Roman" w:hAnsi="Times New Roman" w:cs="Times New Roman"/>
+          <w:i/>
+          <w:iCs/>
+          <w:sz w:val="26"/>
+          <w:szCs w:val="26"/>
+        </w:rPr>
+        <w:t>="human")</w:t>
+      </w:r>
+    </w:p>
+    <w:p>
+      <w:pPr>
+        <w:pStyle w:val="ListParagraph"/>
+        <w:spacing w:line="276" w:lineRule="auto"/>
+        <w:ind w:left="1080"/>
+        <w:rPr>
+          <w:rFonts w:ascii="Times New Roman" w:hAnsi="Times New Roman" w:cs="Times New Roman"/>
+          <w:i/>
+          <w:iCs/>
+          <w:sz w:val="26"/>
+          <w:szCs w:val="26"/>
+        </w:rPr>
+      </w:pPr>
+    </w:p>
+    <w:p>
+      <w:pPr>
+        <w:pStyle w:val="ListParagraph"/>
+        <w:spacing w:line="276" w:lineRule="auto"/>
+        <w:ind w:left="1080"/>
+        <w:rPr>
+          <w:rFonts w:ascii="Times New Roman" w:hAnsi="Times New Roman" w:cs="Times New Roman"/>
+          <w:i/>
+          <w:iCs/>
+          <w:sz w:val="26"/>
+          <w:szCs w:val="26"/>
+        </w:rPr>
+      </w:pPr>
+      <w:r>
+        <w:rPr>
+          <w:rFonts w:ascii="Times New Roman" w:hAnsi="Times New Roman" w:cs="Times New Roman"/>
+          <w:i/>
+          <w:iCs/>
+          <w:sz w:val="26"/>
+          <w:szCs w:val="26"/>
+        </w:rPr>
+        <w:t xml:space="preserve"># </w:t>
+      </w:r>
+      <w:proofErr w:type="spellStart"/>
+      <w:r>
+        <w:rPr>
+          <w:rFonts w:ascii="Times New Roman" w:hAnsi="Times New Roman" w:cs="Times New Roman"/>
+          <w:i/>
+          <w:iCs/>
+          <w:sz w:val="26"/>
+          <w:szCs w:val="26"/>
+        </w:rPr>
+        <w:t>Đặt</w:t>
+      </w:r>
+      <w:proofErr w:type="spellEnd"/>
+      <w:r>
+        <w:rPr>
+          <w:rFonts w:ascii="Times New Roman" w:hAnsi="Times New Roman" w:cs="Times New Roman"/>
+          <w:i/>
+          <w:iCs/>
+          <w:sz w:val="26"/>
+          <w:szCs w:val="26"/>
+        </w:rPr>
+        <w:t xml:space="preserve"> </w:t>
+      </w:r>
+      <w:proofErr w:type="spellStart"/>
+      <w:r>
+        <w:rPr>
+          <w:rFonts w:ascii="Times New Roman" w:hAnsi="Times New Roman" w:cs="Times New Roman"/>
+          <w:i/>
+          <w:iCs/>
+          <w:sz w:val="26"/>
+          <w:szCs w:val="26"/>
+        </w:rPr>
+        <w:t>lại</w:t>
+      </w:r>
+      <w:proofErr w:type="spellEnd"/>
+      <w:r>
+        <w:rPr>
+          <w:rFonts w:ascii="Times New Roman" w:hAnsi="Times New Roman" w:cs="Times New Roman"/>
+          <w:i/>
+          <w:iCs/>
+          <w:sz w:val="26"/>
+          <w:szCs w:val="26"/>
+        </w:rPr>
+        <w:t xml:space="preserve"> </w:t>
+      </w:r>
+      <w:proofErr w:type="spellStart"/>
+      <w:r>
+        <w:rPr>
+          <w:rFonts w:ascii="Times New Roman" w:hAnsi="Times New Roman" w:cs="Times New Roman"/>
+          <w:i/>
+          <w:iCs/>
+          <w:sz w:val="26"/>
+          <w:szCs w:val="26"/>
+        </w:rPr>
+        <w:t>môi</w:t>
+      </w:r>
+      <w:proofErr w:type="spellEnd"/>
+      <w:r>
+        <w:rPr>
+          <w:rFonts w:ascii="Times New Roman" w:hAnsi="Times New Roman" w:cs="Times New Roman"/>
+          <w:i/>
+          <w:iCs/>
+          <w:sz w:val="26"/>
+          <w:szCs w:val="26"/>
+        </w:rPr>
+        <w:t xml:space="preserve"> </w:t>
+      </w:r>
+      <w:proofErr w:type="spellStart"/>
+      <w:r>
+        <w:rPr>
+          <w:rFonts w:ascii="Times New Roman" w:hAnsi="Times New Roman" w:cs="Times New Roman"/>
+          <w:i/>
+          <w:iCs/>
+          <w:sz w:val="26"/>
+          <w:szCs w:val="26"/>
+        </w:rPr>
+        <w:t>trường</w:t>
+      </w:r>
+      <w:proofErr w:type="spellEnd"/>
+    </w:p>
+    <w:p>
+      <w:pPr>
+        <w:pStyle w:val="ListParagraph"/>
+        <w:spacing w:line="276" w:lineRule="auto"/>
+        <w:ind w:left="1080"/>
+        <w:rPr>
+          <w:rFonts w:ascii="Times New Roman" w:hAnsi="Times New Roman" w:cs="Times New Roman"/>
+          <w:i/>
+          <w:iCs/>
+          <w:sz w:val="26"/>
+          <w:szCs w:val="26"/>
+        </w:rPr>
+      </w:pPr>
+      <w:proofErr w:type="spellStart"/>
+      <w:r>
+        <w:rPr>
+          <w:rFonts w:ascii="Times New Roman" w:hAnsi="Times New Roman" w:cs="Times New Roman"/>
+          <w:i/>
+          <w:iCs/>
+          <w:sz w:val="26"/>
+          <w:szCs w:val="26"/>
+        </w:rPr>
+        <w:t>obs</w:t>
+      </w:r>
+      <w:proofErr w:type="spellEnd"/>
+      <w:r>
+        <w:rPr>
+          <w:rFonts w:ascii="Times New Roman" w:hAnsi="Times New Roman" w:cs="Times New Roman"/>
+          <w:i/>
+          <w:iCs/>
+          <w:sz w:val="26"/>
+          <w:szCs w:val="26"/>
+        </w:rPr>
+        <w:t xml:space="preserve">, info = </w:t>
+      </w:r>
+      <w:proofErr w:type="spellStart"/>
+      <w:proofErr w:type="gramStart"/>
+      <w:r>
+        <w:rPr>
+          <w:rFonts w:ascii="Times New Roman" w:hAnsi="Times New Roman" w:cs="Times New Roman"/>
+          <w:i/>
+          <w:iCs/>
+          <w:sz w:val="26"/>
+          <w:szCs w:val="26"/>
+        </w:rPr>
+        <w:t>env.reset</w:t>
+      </w:r>
+      <w:proofErr w:type="spellEnd"/>
+      <w:proofErr w:type="gramEnd"/>
+      <w:r>
+        <w:rPr>
+          <w:rFonts w:ascii="Times New Roman" w:hAnsi="Times New Roman" w:cs="Times New Roman"/>
+          <w:i/>
+          <w:iCs/>
+          <w:sz w:val="26"/>
+          <w:szCs w:val="26"/>
+        </w:rPr>
+        <w:t>()</w:t>
+      </w:r>
+    </w:p>
+    <w:p>
+      <w:pPr>
+        <w:pStyle w:val="ListParagraph"/>
+        <w:spacing w:line="276" w:lineRule="auto"/>
+        <w:ind w:left="1080"/>
+        <w:rPr>
+          <w:rFonts w:ascii="Times New Roman" w:hAnsi="Times New Roman" w:cs="Times New Roman"/>
+          <w:i/>
+          <w:iCs/>
+          <w:sz w:val="26"/>
+          <w:szCs w:val="26"/>
+        </w:rPr>
+      </w:pPr>
+    </w:p>
+    <w:p>
+      <w:pPr>
+        <w:pStyle w:val="ListParagraph"/>
+        <w:spacing w:line="276" w:lineRule="auto"/>
+        <w:ind w:left="1080"/>
+        <w:rPr>
+          <w:rFonts w:ascii="Times New Roman" w:hAnsi="Times New Roman" w:cs="Times New Roman"/>
+          <w:i/>
+          <w:iCs/>
+          <w:sz w:val="26"/>
+          <w:szCs w:val="26"/>
+        </w:rPr>
+      </w:pPr>
+      <w:r>
+        <w:rPr>
+          <w:rFonts w:ascii="Times New Roman" w:hAnsi="Times New Roman" w:cs="Times New Roman"/>
+          <w:i/>
+          <w:iCs/>
+          <w:sz w:val="26"/>
+          <w:szCs w:val="26"/>
+        </w:rPr>
+        <w:t xml:space="preserve">for _ in </w:t>
+      </w:r>
+      <w:proofErr w:type="gramStart"/>
+      <w:r>
+        <w:rPr>
+          <w:rFonts w:ascii="Times New Roman" w:hAnsi="Times New Roman" w:cs="Times New Roman"/>
+          <w:i/>
+          <w:iCs/>
+          <w:sz w:val="26"/>
+          <w:szCs w:val="26"/>
+        </w:rPr>
+        <w:t>range(</w:t>
+      </w:r>
+      <w:proofErr w:type="gramEnd"/>
+      <w:r>
+        <w:rPr>
+          <w:rFonts w:ascii="Times New Roman" w:hAnsi="Times New Roman" w:cs="Times New Roman"/>
+          <w:i/>
+          <w:iCs/>
+          <w:sz w:val="26"/>
+          <w:szCs w:val="26"/>
+        </w:rPr>
+        <w:t>500):</w:t>
+      </w:r>
+    </w:p>
+    <w:p>
+      <w:pPr>
+        <w:pStyle w:val="ListParagraph"/>
+        <w:spacing w:line="276" w:lineRule="auto"/>
+        <w:ind w:left="1080"/>
+        <w:rPr>
+          <w:rFonts w:ascii="Times New Roman" w:hAnsi="Times New Roman" w:cs="Times New Roman"/>
+          <w:i/>
+          <w:iCs/>
+          <w:sz w:val="26"/>
+          <w:szCs w:val="26"/>
+        </w:rPr>
+      </w:pPr>
+      <w:r>
+        <w:rPr>
+          <w:rFonts w:ascii="Times New Roman" w:hAnsi="Times New Roman" w:cs="Times New Roman"/>
+          <w:i/>
+          <w:iCs/>
+          <w:sz w:val="26"/>
+          <w:szCs w:val="26"/>
+        </w:rPr>
+        <w:t xml:space="preserve">    action = </w:t>
+      </w:r>
+      <w:proofErr w:type="spellStart"/>
+      <w:proofErr w:type="gramStart"/>
+      <w:r>
+        <w:rPr>
+          <w:rFonts w:ascii="Times New Roman" w:hAnsi="Times New Roman" w:cs="Times New Roman"/>
+          <w:i/>
+          <w:iCs/>
+          <w:sz w:val="26"/>
+          <w:szCs w:val="26"/>
+        </w:rPr>
+        <w:t>env.action</w:t>
+      </w:r>
+      <w:proofErr w:type="gramEnd"/>
+      <w:r>
+        <w:rPr>
+          <w:rFonts w:ascii="Times New Roman" w:hAnsi="Times New Roman" w:cs="Times New Roman"/>
+          <w:i/>
+          <w:iCs/>
+          <w:sz w:val="26"/>
+          <w:szCs w:val="26"/>
+        </w:rPr>
+        <w:t>_space.</w:t>
+      </w:r>
+      <w:proofErr w:type="gramStart"/>
+      <w:r>
+        <w:rPr>
+          <w:rFonts w:ascii="Times New Roman" w:hAnsi="Times New Roman" w:cs="Times New Roman"/>
+          <w:i/>
+          <w:iCs/>
+          <w:sz w:val="26"/>
+          <w:szCs w:val="26"/>
+        </w:rPr>
+        <w:t>sample</w:t>
+      </w:r>
+      <w:proofErr w:type="spellEnd"/>
+      <w:r>
+        <w:rPr>
+          <w:rFonts w:ascii="Times New Roman" w:hAnsi="Times New Roman" w:cs="Times New Roman"/>
+          <w:i/>
+          <w:iCs/>
+          <w:sz w:val="26"/>
+          <w:szCs w:val="26"/>
+        </w:rPr>
+        <w:t>(</w:t>
+      </w:r>
+      <w:proofErr w:type="gramEnd"/>
+      <w:r>
+        <w:rPr>
+          <w:rFonts w:ascii="Times New Roman" w:hAnsi="Times New Roman" w:cs="Times New Roman"/>
+          <w:i/>
+          <w:iCs/>
+          <w:sz w:val="26"/>
+          <w:szCs w:val="26"/>
+        </w:rPr>
+        <w:t xml:space="preserve">) # </w:t>
+      </w:r>
+      <w:proofErr w:type="spellStart"/>
+      <w:r>
+        <w:rPr>
+          <w:rFonts w:ascii="Times New Roman" w:hAnsi="Times New Roman" w:cs="Times New Roman"/>
+          <w:i/>
+          <w:iCs/>
+          <w:sz w:val="26"/>
+          <w:szCs w:val="26"/>
+        </w:rPr>
+        <w:t>hành</w:t>
+      </w:r>
+      <w:proofErr w:type="spellEnd"/>
+      <w:r>
+        <w:rPr>
+          <w:rFonts w:ascii="Times New Roman" w:hAnsi="Times New Roman" w:cs="Times New Roman"/>
+          <w:i/>
+          <w:iCs/>
+          <w:sz w:val="26"/>
+          <w:szCs w:val="26"/>
+        </w:rPr>
+        <w:t xml:space="preserve"> </w:t>
+      </w:r>
+      <w:proofErr w:type="spellStart"/>
+      <w:r>
+        <w:rPr>
+          <w:rFonts w:ascii="Times New Roman" w:hAnsi="Times New Roman" w:cs="Times New Roman"/>
+          <w:i/>
+          <w:iCs/>
+          <w:sz w:val="26"/>
+          <w:szCs w:val="26"/>
+        </w:rPr>
+        <w:t>động</w:t>
+      </w:r>
+      <w:proofErr w:type="spellEnd"/>
+      <w:r>
+        <w:rPr>
+          <w:rFonts w:ascii="Times New Roman" w:hAnsi="Times New Roman" w:cs="Times New Roman"/>
+          <w:i/>
+          <w:iCs/>
+          <w:sz w:val="26"/>
+          <w:szCs w:val="26"/>
+        </w:rPr>
+        <w:t xml:space="preserve"> </w:t>
+      </w:r>
+      <w:proofErr w:type="spellStart"/>
+      <w:r>
+        <w:rPr>
+          <w:rFonts w:ascii="Times New Roman" w:hAnsi="Times New Roman" w:cs="Times New Roman"/>
+          <w:i/>
+          <w:iCs/>
+          <w:sz w:val="26"/>
+          <w:szCs w:val="26"/>
+        </w:rPr>
+        <w:t>ngẫu</w:t>
+      </w:r>
+      <w:proofErr w:type="spellEnd"/>
+      <w:r>
+        <w:rPr>
+          <w:rFonts w:ascii="Times New Roman" w:hAnsi="Times New Roman" w:cs="Times New Roman"/>
+          <w:i/>
+          <w:iCs/>
+          <w:sz w:val="26"/>
+          <w:szCs w:val="26"/>
+        </w:rPr>
+        <w:t xml:space="preserve"> </w:t>
+      </w:r>
+      <w:proofErr w:type="spellStart"/>
+      <w:r>
+        <w:rPr>
+          <w:rFonts w:ascii="Times New Roman" w:hAnsi="Times New Roman" w:cs="Times New Roman"/>
+          <w:i/>
+          <w:iCs/>
+          <w:sz w:val="26"/>
+          <w:szCs w:val="26"/>
+        </w:rPr>
+        <w:t>nhiên</w:t>
+      </w:r>
+      <w:proofErr w:type="spellEnd"/>
+    </w:p>
+    <w:p>
+      <w:pPr>
+        <w:pStyle w:val="ListParagraph"/>
+        <w:spacing w:line="276" w:lineRule="auto"/>
+        <w:ind w:left="1080"/>
+        <w:rPr>
+          <w:rFonts w:ascii="Times New Roman" w:hAnsi="Times New Roman" w:cs="Times New Roman"/>
+          <w:i/>
+          <w:iCs/>
+          <w:sz w:val="26"/>
+          <w:szCs w:val="26"/>
+        </w:rPr>
+      </w:pPr>
+      <w:r>
+        <w:rPr>
+          <w:rFonts w:ascii="Times New Roman" w:hAnsi="Times New Roman" w:cs="Times New Roman"/>
+          <w:i/>
+          <w:iCs/>
+          <w:sz w:val="26"/>
+          <w:szCs w:val="26"/>
+        </w:rPr>
+        <w:t xml:space="preserve">    </w:t>
+      </w:r>
+      <w:proofErr w:type="spellStart"/>
+      <w:r>
+        <w:rPr>
+          <w:rFonts w:ascii="Times New Roman" w:hAnsi="Times New Roman" w:cs="Times New Roman"/>
+          <w:i/>
+          <w:iCs/>
+          <w:sz w:val="26"/>
+          <w:szCs w:val="26"/>
+        </w:rPr>
+        <w:t>obs</w:t>
+      </w:r>
+      <w:proofErr w:type="spellEnd"/>
+      <w:r>
+        <w:rPr>
+          <w:rFonts w:ascii="Times New Roman" w:hAnsi="Times New Roman" w:cs="Times New Roman"/>
+          <w:i/>
+          <w:iCs/>
+          <w:sz w:val="26"/>
+          <w:szCs w:val="26"/>
+        </w:rPr>
+        <w:t xml:space="preserve">, reward, done, truncated, info = </w:t>
+      </w:r>
+      <w:proofErr w:type="spellStart"/>
+      <w:proofErr w:type="gramStart"/>
+      <w:r>
+        <w:rPr>
+          <w:rFonts w:ascii="Times New Roman" w:hAnsi="Times New Roman" w:cs="Times New Roman"/>
+          <w:i/>
+          <w:iCs/>
+          <w:sz w:val="26"/>
+          <w:szCs w:val="26"/>
+        </w:rPr>
+        <w:t>env.step</w:t>
+      </w:r>
+      <w:proofErr w:type="spellEnd"/>
+      <w:proofErr w:type="gramEnd"/>
+      <w:r>
+        <w:rPr>
+          <w:rFonts w:ascii="Times New Roman" w:hAnsi="Times New Roman" w:cs="Times New Roman"/>
+          <w:i/>
+          <w:iCs/>
+          <w:sz w:val="26"/>
+          <w:szCs w:val="26"/>
+        </w:rPr>
+        <w:t>(action)</w:t>
+      </w:r>
+    </w:p>
+    <w:p>
+      <w:pPr>
+        <w:pStyle w:val="ListParagraph"/>
+        <w:spacing w:line="276" w:lineRule="auto"/>
+        <w:ind w:left="1080"/>
+        <w:rPr>
+          <w:rFonts w:ascii="Times New Roman" w:hAnsi="Times New Roman" w:cs="Times New Roman"/>
+          <w:i/>
+          <w:iCs/>
+          <w:sz w:val="26"/>
+          <w:szCs w:val="26"/>
+        </w:rPr>
+      </w:pPr>
+      <w:r>
+        <w:rPr>
+          <w:rFonts w:ascii="Times New Roman" w:hAnsi="Times New Roman" w:cs="Times New Roman"/>
+          <w:i/>
+          <w:iCs/>
+          <w:sz w:val="26"/>
+          <w:szCs w:val="26"/>
+        </w:rPr>
+        <w:t>    if done or truncated:</w:t>
+      </w:r>
+    </w:p>
+    <w:p>
+      <w:pPr>
+        <w:pStyle w:val="ListParagraph"/>
+        <w:spacing w:line="276" w:lineRule="auto"/>
+        <w:ind w:left="1080"/>
+        <w:rPr>
+          <w:rFonts w:ascii="Times New Roman" w:hAnsi="Times New Roman" w:cs="Times New Roman"/>
+          <w:i/>
+          <w:iCs/>
+          <w:sz w:val="26"/>
+          <w:szCs w:val="26"/>
+        </w:rPr>
+      </w:pPr>
+      <w:r>
+        <w:rPr>
+          <w:rFonts w:ascii="Times New Roman" w:hAnsi="Times New Roman" w:cs="Times New Roman"/>
+          <w:i/>
+          <w:iCs/>
+          <w:sz w:val="26"/>
+          <w:szCs w:val="26"/>
+        </w:rPr>
+        <w:t xml:space="preserve">        </w:t>
+      </w:r>
+      <w:proofErr w:type="spellStart"/>
+      <w:r>
+        <w:rPr>
+          <w:rFonts w:ascii="Times New Roman" w:hAnsi="Times New Roman" w:cs="Times New Roman"/>
+          <w:i/>
+          <w:iCs/>
+          <w:sz w:val="26"/>
+          <w:szCs w:val="26"/>
+        </w:rPr>
+        <w:t>obs</w:t>
+      </w:r>
+      <w:proofErr w:type="spellEnd"/>
+      <w:r>
+        <w:rPr>
+          <w:rFonts w:ascii="Times New Roman" w:hAnsi="Times New Roman" w:cs="Times New Roman"/>
+          <w:i/>
+          <w:iCs/>
+          <w:sz w:val="26"/>
+          <w:szCs w:val="26"/>
+        </w:rPr>
+        <w:t xml:space="preserve">, info = </w:t>
+      </w:r>
+      <w:proofErr w:type="spellStart"/>
+      <w:proofErr w:type="gramStart"/>
+      <w:r>
+        <w:rPr>
+          <w:rFonts w:ascii="Times New Roman" w:hAnsi="Times New Roman" w:cs="Times New Roman"/>
+          <w:i/>
+          <w:iCs/>
+          <w:sz w:val="26"/>
+          <w:szCs w:val="26"/>
+        </w:rPr>
+        <w:t>env.reset</w:t>
+      </w:r>
+      <w:proofErr w:type="spellEnd"/>
+      <w:proofErr w:type="gramEnd"/>
+      <w:r>
+        <w:rPr>
+          <w:rFonts w:ascii="Times New Roman" w:hAnsi="Times New Roman" w:cs="Times New Roman"/>
+          <w:i/>
+          <w:iCs/>
+          <w:sz w:val="26"/>
+          <w:szCs w:val="26"/>
+        </w:rPr>
+        <w:t>()</w:t>
+      </w:r>
+    </w:p>
+    <w:p>
+      <w:pPr>
+        <w:pStyle w:val="ListParagraph"/>
+        <w:spacing w:line="276" w:lineRule="auto"/>
+        <w:ind w:left="1080"/>
+        <w:rPr>
+          <w:rFonts w:ascii="Times New Roman" w:hAnsi="Times New Roman" w:cs="Times New Roman"/>
+          <w:i/>
+          <w:iCs/>
+          <w:sz w:val="26"/>
+          <w:szCs w:val="26"/>
+        </w:rPr>
+      </w:pPr>
+    </w:p>
+    <w:p>
+      <w:pPr>
+        <w:pStyle w:val="ListParagraph"/>
+        <w:spacing w:line="276" w:lineRule="auto"/>
+        <w:ind w:left="1080"/>
+        <w:rPr>
+          <w:rFonts w:ascii="Times New Roman" w:hAnsi="Times New Roman" w:cs="Times New Roman"/>
+          <w:i/>
+          <w:iCs/>
+          <w:sz w:val="26"/>
+          <w:szCs w:val="26"/>
+        </w:rPr>
+      </w:pPr>
+      <w:proofErr w:type="spellStart"/>
+      <w:proofErr w:type="gramStart"/>
+      <w:r>
+        <w:rPr>
+          <w:rFonts w:ascii="Times New Roman" w:hAnsi="Times New Roman" w:cs="Times New Roman"/>
+          <w:i/>
+          <w:iCs/>
+          <w:sz w:val="26"/>
+          <w:szCs w:val="26"/>
+        </w:rPr>
+        <w:t>env.close</w:t>
+      </w:r>
+      <w:proofErr w:type="spellEnd"/>
+      <w:proofErr w:type="gramEnd"/>
+      <w:r>
+        <w:rPr>
+          <w:rFonts w:ascii="Times New Roman" w:hAnsi="Times New Roman" w:cs="Times New Roman"/>
+          <w:i/>
+          <w:iCs/>
+          <w:sz w:val="26"/>
+          <w:szCs w:val="26"/>
+        </w:rPr>
+        <w:t>()</w:t>
+      </w:r>
+    </w:p>
+    <w:p>
+      <w:pPr>
+        <w:pStyle w:val="ListParagraph"/>
+        <w:spacing w:line="276" w:lineRule="auto"/>
+        <w:ind w:left="1080"/>
+        <w:rPr>
+          <w:rFonts w:ascii="Times New Roman" w:hAnsi="Times New Roman" w:cs="Times New Roman"/>
+          <w:sz w:val="26"/>
+          <w:szCs w:val="26"/>
+        </w:rPr>
+      </w:pPr>
+    </w:p>
+    <w:p>
+      <w:pPr>
+        <w:pStyle w:val="ListParagraph"/>
+        <w:numPr>
+          <w:ilvl w:val="0"/>
+          <w:numId w:val="3"/>
+        </w:numPr>
+        <w:spacing w:line="276" w:lineRule="auto"/>
+        <w:rPr>
+          <w:rFonts w:ascii="Times New Roman" w:hAnsi="Times New Roman" w:cs="Times New Roman"/>
+          <w:sz w:val="26"/>
+          <w:szCs w:val="26"/>
+        </w:rPr>
+      </w:pPr>
+      <w:proofErr w:type="spellStart"/>
+      <w:r>
+        <w:rPr>
+          <w:rFonts w:ascii="Times New Roman" w:hAnsi="Times New Roman" w:cs="Times New Roman"/>
+          <w:sz w:val="26"/>
+          <w:szCs w:val="26"/>
+        </w:rPr>
+        <w:t>Môi</w:t>
+      </w:r>
+      <w:proofErr w:type="spellEnd"/>
+      <w:r>
+        <w:rPr>
+          <w:rFonts w:ascii="Times New Roman" w:hAnsi="Times New Roman" w:cs="Times New Roman"/>
+          <w:sz w:val="26"/>
+          <w:szCs w:val="26"/>
+        </w:rPr>
+        <w:t xml:space="preserve"> </w:t>
+      </w:r>
+      <w:proofErr w:type="spellStart"/>
+      <w:r>
+        <w:rPr>
+          <w:rFonts w:ascii="Times New Roman" w:hAnsi="Times New Roman" w:cs="Times New Roman"/>
+          <w:sz w:val="26"/>
+          <w:szCs w:val="26"/>
+        </w:rPr>
+        <w:t>trường</w:t>
+      </w:r>
+      <w:proofErr w:type="spellEnd"/>
+    </w:p>
+    <w:p>
+      <w:pPr>
+        <w:pStyle w:val="ListParagraph"/>
+        <w:numPr>
+          <w:ilvl w:val="0"/>
+          <w:numId w:val="2"/>
+        </w:numPr>
+        <w:spacing w:line="276" w:lineRule="auto"/>
+        <w:rPr>
+          <w:rFonts w:ascii="Times New Roman" w:hAnsi="Times New Roman" w:cs="Times New Roman"/>
+          <w:sz w:val="26"/>
+          <w:szCs w:val="26"/>
+        </w:rPr>
+      </w:pPr>
+      <w:r>
+        <w:rPr>
+          <w:rFonts w:ascii="Times New Roman" w:hAnsi="Times New Roman" w:cs="Times New Roman"/>
+          <w:sz w:val="26"/>
+          <w:szCs w:val="26"/>
+        </w:rPr>
+        <w:t xml:space="preserve">Với RL </w:t>
+      </w:r>
+      <w:proofErr w:type="spellStart"/>
+      <w:r>
+        <w:rPr>
+          <w:rFonts w:ascii="Times New Roman" w:hAnsi="Times New Roman" w:cs="Times New Roman"/>
+          <w:sz w:val="26"/>
+          <w:szCs w:val="26"/>
+        </w:rPr>
+        <w:t>thì</w:t>
+      </w:r>
+      <w:proofErr w:type="spellEnd"/>
+      <w:r>
+        <w:rPr>
+          <w:rFonts w:ascii="Times New Roman" w:hAnsi="Times New Roman" w:cs="Times New Roman"/>
+          <w:sz w:val="26"/>
+          <w:szCs w:val="26"/>
+        </w:rPr>
+        <w:t xml:space="preserve"> </w:t>
+      </w:r>
+      <w:proofErr w:type="spellStart"/>
+      <w:r>
+        <w:rPr>
+          <w:rFonts w:ascii="Times New Roman" w:hAnsi="Times New Roman" w:cs="Times New Roman"/>
+          <w:sz w:val="26"/>
+          <w:szCs w:val="26"/>
+        </w:rPr>
+        <w:t>bước</w:t>
+      </w:r>
+      <w:proofErr w:type="spellEnd"/>
+      <w:r>
+        <w:rPr>
+          <w:rFonts w:ascii="Times New Roman" w:hAnsi="Times New Roman" w:cs="Times New Roman"/>
+          <w:sz w:val="26"/>
+          <w:szCs w:val="26"/>
+        </w:rPr>
+        <w:t xml:space="preserve"> </w:t>
+      </w:r>
+      <w:proofErr w:type="spellStart"/>
+      <w:r>
+        <w:rPr>
+          <w:rFonts w:ascii="Times New Roman" w:hAnsi="Times New Roman" w:cs="Times New Roman"/>
+          <w:sz w:val="26"/>
+          <w:szCs w:val="26"/>
+        </w:rPr>
+        <w:t>đầu</w:t>
+      </w:r>
+      <w:proofErr w:type="spellEnd"/>
+      <w:r>
+        <w:rPr>
+          <w:rFonts w:ascii="Times New Roman" w:hAnsi="Times New Roman" w:cs="Times New Roman"/>
+          <w:sz w:val="26"/>
+          <w:szCs w:val="26"/>
+        </w:rPr>
+        <w:t xml:space="preserve"> </w:t>
+      </w:r>
+      <w:proofErr w:type="spellStart"/>
+      <w:r>
+        <w:rPr>
+          <w:rFonts w:ascii="Times New Roman" w:hAnsi="Times New Roman" w:cs="Times New Roman"/>
+          <w:sz w:val="26"/>
+          <w:szCs w:val="26"/>
+        </w:rPr>
+        <w:t>tiên</w:t>
+      </w:r>
+      <w:proofErr w:type="spellEnd"/>
+      <w:r>
+        <w:rPr>
+          <w:rFonts w:ascii="Times New Roman" w:hAnsi="Times New Roman" w:cs="Times New Roman"/>
+          <w:sz w:val="26"/>
+          <w:szCs w:val="26"/>
+        </w:rPr>
+        <w:t xml:space="preserve"> </w:t>
+      </w:r>
+      <w:proofErr w:type="spellStart"/>
+      <w:r>
+        <w:rPr>
+          <w:rFonts w:ascii="Times New Roman" w:hAnsi="Times New Roman" w:cs="Times New Roman"/>
+          <w:sz w:val="26"/>
+          <w:szCs w:val="26"/>
+        </w:rPr>
+        <w:t>luôn</w:t>
+      </w:r>
+      <w:proofErr w:type="spellEnd"/>
+      <w:r>
+        <w:rPr>
+          <w:rFonts w:ascii="Times New Roman" w:hAnsi="Times New Roman" w:cs="Times New Roman"/>
+          <w:sz w:val="26"/>
+          <w:szCs w:val="26"/>
+        </w:rPr>
+        <w:t xml:space="preserve"> </w:t>
+      </w:r>
+      <w:proofErr w:type="spellStart"/>
+      <w:r>
+        <w:rPr>
+          <w:rFonts w:ascii="Times New Roman" w:hAnsi="Times New Roman" w:cs="Times New Roman"/>
+          <w:sz w:val="26"/>
+          <w:szCs w:val="26"/>
+        </w:rPr>
+        <w:t>là</w:t>
+      </w:r>
+      <w:proofErr w:type="spellEnd"/>
+      <w:r>
+        <w:rPr>
+          <w:rFonts w:ascii="Times New Roman" w:hAnsi="Times New Roman" w:cs="Times New Roman"/>
+          <w:sz w:val="26"/>
+          <w:szCs w:val="26"/>
+        </w:rPr>
+        <w:t xml:space="preserve"> </w:t>
+      </w:r>
+      <w:proofErr w:type="spellStart"/>
+      <w:r>
+        <w:rPr>
+          <w:rFonts w:ascii="Times New Roman" w:hAnsi="Times New Roman" w:cs="Times New Roman"/>
+          <w:sz w:val="26"/>
+          <w:szCs w:val="26"/>
+        </w:rPr>
+        <w:t>tạo</w:t>
+      </w:r>
+      <w:proofErr w:type="spellEnd"/>
+      <w:r>
+        <w:rPr>
+          <w:rFonts w:ascii="Times New Roman" w:hAnsi="Times New Roman" w:cs="Times New Roman"/>
+          <w:sz w:val="26"/>
+          <w:szCs w:val="26"/>
+        </w:rPr>
+        <w:t xml:space="preserve"> </w:t>
+      </w:r>
+      <w:proofErr w:type="spellStart"/>
+      <w:r>
+        <w:rPr>
+          <w:rFonts w:ascii="Times New Roman" w:hAnsi="Times New Roman" w:cs="Times New Roman"/>
+          <w:sz w:val="26"/>
+          <w:szCs w:val="26"/>
+        </w:rPr>
+        <w:t>môi</w:t>
+      </w:r>
+      <w:proofErr w:type="spellEnd"/>
+      <w:r>
+        <w:rPr>
+          <w:rFonts w:ascii="Times New Roman" w:hAnsi="Times New Roman" w:cs="Times New Roman"/>
+          <w:sz w:val="26"/>
+          <w:szCs w:val="26"/>
+        </w:rPr>
+        <w:t xml:space="preserve"> </w:t>
+      </w:r>
+      <w:proofErr w:type="spellStart"/>
+      <w:r>
+        <w:rPr>
+          <w:rFonts w:ascii="Times New Roman" w:hAnsi="Times New Roman" w:cs="Times New Roman"/>
+          <w:sz w:val="26"/>
+          <w:szCs w:val="26"/>
+        </w:rPr>
+        <w:t>trường</w:t>
+      </w:r>
+      <w:proofErr w:type="spellEnd"/>
+      <w:r>
+        <w:rPr>
+          <w:rFonts w:ascii="Times New Roman" w:hAnsi="Times New Roman" w:cs="Times New Roman"/>
+          <w:sz w:val="26"/>
+          <w:szCs w:val="26"/>
+        </w:rPr>
+        <w:t xml:space="preserve"> </w:t>
+      </w:r>
+      <w:proofErr w:type="spellStart"/>
+      <w:r>
+        <w:rPr>
+          <w:rFonts w:ascii="Times New Roman" w:hAnsi="Times New Roman" w:cs="Times New Roman"/>
+          <w:sz w:val="26"/>
+          <w:szCs w:val="26"/>
+        </w:rPr>
+        <w:t>cho</w:t>
+      </w:r>
+      <w:proofErr w:type="spellEnd"/>
+      <w:r>
+        <w:rPr>
+          <w:rFonts w:ascii="Times New Roman" w:hAnsi="Times New Roman" w:cs="Times New Roman"/>
+          <w:sz w:val="26"/>
+          <w:szCs w:val="26"/>
+        </w:rPr>
+        <w:t xml:space="preserve"> </w:t>
+      </w:r>
+      <w:proofErr w:type="spellStart"/>
+      <w:r>
+        <w:rPr>
+          <w:rFonts w:ascii="Times New Roman" w:hAnsi="Times New Roman" w:cs="Times New Roman"/>
+          <w:sz w:val="26"/>
+          <w:szCs w:val="26"/>
+        </w:rPr>
+        <w:t>toàn</w:t>
+      </w:r>
+      <w:proofErr w:type="spellEnd"/>
+      <w:r>
+        <w:rPr>
+          <w:rFonts w:ascii="Times New Roman" w:hAnsi="Times New Roman" w:cs="Times New Roman"/>
+          <w:sz w:val="26"/>
+          <w:szCs w:val="26"/>
+        </w:rPr>
+        <w:t xml:space="preserve"> </w:t>
+      </w:r>
+      <w:proofErr w:type="spellStart"/>
+      <w:r>
+        <w:rPr>
+          <w:rFonts w:ascii="Times New Roman" w:hAnsi="Times New Roman" w:cs="Times New Roman"/>
+          <w:sz w:val="26"/>
+          <w:szCs w:val="26"/>
+        </w:rPr>
+        <w:t>hệ</w:t>
+      </w:r>
+      <w:proofErr w:type="spellEnd"/>
+      <w:r>
+        <w:rPr>
+          <w:rFonts w:ascii="Times New Roman" w:hAnsi="Times New Roman" w:cs="Times New Roman"/>
+          <w:sz w:val="26"/>
+          <w:szCs w:val="26"/>
+        </w:rPr>
+        <w:t xml:space="preserve"> </w:t>
+      </w:r>
+      <w:proofErr w:type="spellStart"/>
+      <w:r>
+        <w:rPr>
+          <w:rFonts w:ascii="Times New Roman" w:hAnsi="Times New Roman" w:cs="Times New Roman"/>
+          <w:sz w:val="26"/>
+          <w:szCs w:val="26"/>
+        </w:rPr>
+        <w:t>thống</w:t>
+      </w:r>
+      <w:proofErr w:type="spellEnd"/>
+      <w:r>
+        <w:rPr>
+          <w:rFonts w:ascii="Times New Roman" w:hAnsi="Times New Roman" w:cs="Times New Roman"/>
+          <w:sz w:val="26"/>
+          <w:szCs w:val="26"/>
+        </w:rPr>
+        <w:t xml:space="preserve">, </w:t>
+      </w:r>
+      <w:proofErr w:type="spellStart"/>
+      <w:r>
+        <w:rPr>
+          <w:rFonts w:ascii="Times New Roman" w:hAnsi="Times New Roman" w:cs="Times New Roman"/>
+          <w:sz w:val="26"/>
+          <w:szCs w:val="26"/>
+        </w:rPr>
+        <w:t>việc</w:t>
+      </w:r>
+      <w:proofErr w:type="spellEnd"/>
+      <w:r>
+        <w:rPr>
+          <w:rFonts w:ascii="Times New Roman" w:hAnsi="Times New Roman" w:cs="Times New Roman"/>
+          <w:sz w:val="26"/>
+          <w:szCs w:val="26"/>
+        </w:rPr>
+        <w:t xml:space="preserve"> </w:t>
+      </w:r>
+      <w:proofErr w:type="spellStart"/>
+      <w:r>
+        <w:rPr>
+          <w:rFonts w:ascii="Times New Roman" w:hAnsi="Times New Roman" w:cs="Times New Roman"/>
+          <w:sz w:val="26"/>
+          <w:szCs w:val="26"/>
+        </w:rPr>
+        <w:t>tạo</w:t>
+      </w:r>
+      <w:proofErr w:type="spellEnd"/>
+      <w:r>
+        <w:rPr>
+          <w:rFonts w:ascii="Times New Roman" w:hAnsi="Times New Roman" w:cs="Times New Roman"/>
+          <w:sz w:val="26"/>
+          <w:szCs w:val="26"/>
+        </w:rPr>
+        <w:t xml:space="preserve"> </w:t>
+      </w:r>
+      <w:proofErr w:type="spellStart"/>
+      <w:r>
+        <w:rPr>
+          <w:rFonts w:ascii="Times New Roman" w:hAnsi="Times New Roman" w:cs="Times New Roman"/>
+          <w:sz w:val="26"/>
+          <w:szCs w:val="26"/>
+        </w:rPr>
+        <w:t>môi</w:t>
+      </w:r>
+      <w:proofErr w:type="spellEnd"/>
+      <w:r>
+        <w:rPr>
+          <w:rFonts w:ascii="Times New Roman" w:hAnsi="Times New Roman" w:cs="Times New Roman"/>
+          <w:sz w:val="26"/>
+          <w:szCs w:val="26"/>
+        </w:rPr>
+        <w:t xml:space="preserve"> </w:t>
+      </w:r>
+      <w:proofErr w:type="spellStart"/>
+      <w:r>
+        <w:rPr>
+          <w:rFonts w:ascii="Times New Roman" w:hAnsi="Times New Roman" w:cs="Times New Roman"/>
+          <w:sz w:val="26"/>
+          <w:szCs w:val="26"/>
+        </w:rPr>
+        <w:t>trường</w:t>
+      </w:r>
+      <w:proofErr w:type="spellEnd"/>
+      <w:r>
+        <w:rPr>
+          <w:rFonts w:ascii="Times New Roman" w:hAnsi="Times New Roman" w:cs="Times New Roman"/>
+          <w:sz w:val="26"/>
+          <w:szCs w:val="26"/>
+        </w:rPr>
+        <w:t xml:space="preserve"> </w:t>
+      </w:r>
+      <w:proofErr w:type="spellStart"/>
+      <w:r>
+        <w:rPr>
+          <w:rFonts w:ascii="Times New Roman" w:hAnsi="Times New Roman" w:cs="Times New Roman"/>
+          <w:sz w:val="26"/>
+          <w:szCs w:val="26"/>
+        </w:rPr>
+        <w:t>sẽ</w:t>
+      </w:r>
+      <w:proofErr w:type="spellEnd"/>
+      <w:r>
+        <w:rPr>
+          <w:rFonts w:ascii="Times New Roman" w:hAnsi="Times New Roman" w:cs="Times New Roman"/>
+          <w:sz w:val="26"/>
+          <w:szCs w:val="26"/>
+        </w:rPr>
+        <w:t xml:space="preserve"> </w:t>
+      </w:r>
+      <w:proofErr w:type="spellStart"/>
+      <w:r>
+        <w:rPr>
+          <w:rFonts w:ascii="Times New Roman" w:hAnsi="Times New Roman" w:cs="Times New Roman"/>
+          <w:sz w:val="26"/>
+          <w:szCs w:val="26"/>
+        </w:rPr>
+        <w:t>giúp</w:t>
+      </w:r>
+      <w:proofErr w:type="spellEnd"/>
+      <w:r>
+        <w:rPr>
+          <w:rFonts w:ascii="Times New Roman" w:hAnsi="Times New Roman" w:cs="Times New Roman"/>
+          <w:sz w:val="26"/>
+          <w:szCs w:val="26"/>
+        </w:rPr>
+        <w:t xml:space="preserve"> </w:t>
+      </w:r>
+      <w:proofErr w:type="spellStart"/>
+      <w:r>
+        <w:rPr>
+          <w:rFonts w:ascii="Times New Roman" w:hAnsi="Times New Roman" w:cs="Times New Roman"/>
+          <w:sz w:val="26"/>
+          <w:szCs w:val="26"/>
+        </w:rPr>
+        <w:t>cho</w:t>
+      </w:r>
+      <w:proofErr w:type="spellEnd"/>
+      <w:r>
+        <w:rPr>
+          <w:rFonts w:ascii="Times New Roman" w:hAnsi="Times New Roman" w:cs="Times New Roman"/>
+          <w:sz w:val="26"/>
+          <w:szCs w:val="26"/>
+        </w:rPr>
+        <w:t xml:space="preserve"> </w:t>
+      </w:r>
+      <w:proofErr w:type="spellStart"/>
+      <w:r>
+        <w:rPr>
+          <w:rFonts w:ascii="Times New Roman" w:hAnsi="Times New Roman" w:cs="Times New Roman"/>
+          <w:sz w:val="26"/>
+          <w:szCs w:val="26"/>
+        </w:rPr>
+        <w:t>hệ</w:t>
+      </w:r>
+      <w:proofErr w:type="spellEnd"/>
+      <w:r>
+        <w:rPr>
+          <w:rFonts w:ascii="Times New Roman" w:hAnsi="Times New Roman" w:cs="Times New Roman"/>
+          <w:sz w:val="26"/>
+          <w:szCs w:val="26"/>
+        </w:rPr>
+        <w:t xml:space="preserve"> </w:t>
+      </w:r>
+      <w:proofErr w:type="spellStart"/>
+      <w:r>
+        <w:rPr>
+          <w:rFonts w:ascii="Times New Roman" w:hAnsi="Times New Roman" w:cs="Times New Roman"/>
+          <w:sz w:val="26"/>
+          <w:szCs w:val="26"/>
+        </w:rPr>
+        <w:t>thống</w:t>
+      </w:r>
+      <w:proofErr w:type="spellEnd"/>
+      <w:r>
+        <w:rPr>
+          <w:rFonts w:ascii="Times New Roman" w:hAnsi="Times New Roman" w:cs="Times New Roman"/>
+          <w:sz w:val="26"/>
+          <w:szCs w:val="26"/>
+        </w:rPr>
+        <w:t xml:space="preserve"> </w:t>
+      </w:r>
+      <w:proofErr w:type="spellStart"/>
+      <w:r>
+        <w:rPr>
+          <w:rFonts w:ascii="Times New Roman" w:hAnsi="Times New Roman" w:cs="Times New Roman"/>
+          <w:sz w:val="26"/>
+          <w:szCs w:val="26"/>
+        </w:rPr>
+        <w:t>trở</w:t>
+      </w:r>
+      <w:proofErr w:type="spellEnd"/>
+      <w:r>
+        <w:rPr>
+          <w:rFonts w:ascii="Times New Roman" w:hAnsi="Times New Roman" w:cs="Times New Roman"/>
+          <w:sz w:val="26"/>
+          <w:szCs w:val="26"/>
+        </w:rPr>
+        <w:t xml:space="preserve"> </w:t>
+      </w:r>
+      <w:proofErr w:type="spellStart"/>
+      <w:r>
+        <w:rPr>
+          <w:rFonts w:ascii="Times New Roman" w:hAnsi="Times New Roman" w:cs="Times New Roman"/>
+          <w:sz w:val="26"/>
+          <w:szCs w:val="26"/>
+        </w:rPr>
+        <w:t>nên</w:t>
+      </w:r>
+      <w:proofErr w:type="spellEnd"/>
+      <w:r>
+        <w:rPr>
+          <w:rFonts w:ascii="Times New Roman" w:hAnsi="Times New Roman" w:cs="Times New Roman"/>
+          <w:sz w:val="26"/>
+          <w:szCs w:val="26"/>
+        </w:rPr>
+        <w:t xml:space="preserve"> </w:t>
+      </w:r>
+      <w:proofErr w:type="spellStart"/>
+      <w:r>
+        <w:rPr>
+          <w:rFonts w:ascii="Times New Roman" w:hAnsi="Times New Roman" w:cs="Times New Roman"/>
+          <w:sz w:val="26"/>
+          <w:szCs w:val="26"/>
+        </w:rPr>
+        <w:t>tốt</w:t>
+      </w:r>
+      <w:proofErr w:type="spellEnd"/>
+      <w:r>
+        <w:rPr>
+          <w:rFonts w:ascii="Times New Roman" w:hAnsi="Times New Roman" w:cs="Times New Roman"/>
+          <w:sz w:val="26"/>
+          <w:szCs w:val="26"/>
+        </w:rPr>
+        <w:t xml:space="preserve"> </w:t>
+      </w:r>
+      <w:proofErr w:type="spellStart"/>
+      <w:r>
+        <w:rPr>
+          <w:rFonts w:ascii="Times New Roman" w:hAnsi="Times New Roman" w:cs="Times New Roman"/>
+          <w:sz w:val="26"/>
+          <w:szCs w:val="26"/>
+        </w:rPr>
+        <w:t>hơn</w:t>
+      </w:r>
+      <w:proofErr w:type="spellEnd"/>
+      <w:r>
+        <w:rPr>
+          <w:rFonts w:ascii="Times New Roman" w:hAnsi="Times New Roman" w:cs="Times New Roman"/>
+          <w:sz w:val="26"/>
+          <w:szCs w:val="26"/>
+        </w:rPr>
+        <w:t xml:space="preserve">. </w:t>
+      </w:r>
+      <w:proofErr w:type="spellStart"/>
+      <w:r>
+        <w:rPr>
+          <w:rFonts w:ascii="Times New Roman" w:hAnsi="Times New Roman" w:cs="Times New Roman"/>
+          <w:sz w:val="26"/>
+          <w:szCs w:val="26"/>
+        </w:rPr>
+        <w:t>Và</w:t>
+      </w:r>
+      <w:proofErr w:type="spellEnd"/>
+      <w:r>
+        <w:rPr>
+          <w:rFonts w:ascii="Times New Roman" w:hAnsi="Times New Roman" w:cs="Times New Roman"/>
+          <w:sz w:val="26"/>
+          <w:szCs w:val="26"/>
+        </w:rPr>
+        <w:t xml:space="preserve"> b</w:t>
+      </w:r>
+      <w:proofErr w:type="spellStart"/>
+      <w:r>
+        <w:rPr>
+          <w:rFonts w:ascii="Times New Roman" w:hAnsi="Times New Roman" w:cs="Times New Roman"/>
+          <w:sz w:val="26"/>
+          <w:szCs w:val="26"/>
+        </w:rPr>
+        <w:t>ằng</w:t>
+      </w:r>
+      <w:proofErr w:type="spellEnd"/>
+      <w:r>
+        <w:rPr>
+          <w:rFonts w:ascii="Times New Roman" w:hAnsi="Times New Roman" w:cs="Times New Roman"/>
+          <w:sz w:val="26"/>
+          <w:szCs w:val="26"/>
+        </w:rPr>
+        <w:t xml:space="preserve"> </w:t>
+      </w:r>
+      <w:proofErr w:type="spellStart"/>
+      <w:r>
+        <w:rPr>
+          <w:rFonts w:ascii="Times New Roman" w:hAnsi="Times New Roman" w:cs="Times New Roman"/>
+          <w:sz w:val="26"/>
+          <w:szCs w:val="26"/>
+        </w:rPr>
+        <w:t>cách</w:t>
+      </w:r>
+      <w:proofErr w:type="spellEnd"/>
+      <w:r>
+        <w:rPr>
+          <w:rFonts w:ascii="Times New Roman" w:hAnsi="Times New Roman" w:cs="Times New Roman"/>
+          <w:sz w:val="26"/>
+          <w:szCs w:val="26"/>
+        </w:rPr>
+        <w:t xml:space="preserve"> </w:t>
+      </w:r>
+      <w:proofErr w:type="spellStart"/>
+      <w:r>
+        <w:rPr>
+          <w:rFonts w:ascii="Times New Roman" w:hAnsi="Times New Roman" w:cs="Times New Roman"/>
+          <w:sz w:val="26"/>
+          <w:szCs w:val="26"/>
+        </w:rPr>
+        <w:t>thay</w:t>
+      </w:r>
+      <w:proofErr w:type="spellEnd"/>
+      <w:r>
+        <w:rPr>
+          <w:rFonts w:ascii="Times New Roman" w:hAnsi="Times New Roman" w:cs="Times New Roman"/>
+          <w:sz w:val="26"/>
+          <w:szCs w:val="26"/>
+        </w:rPr>
+        <w:t xml:space="preserve"> </w:t>
+      </w:r>
+      <w:proofErr w:type="spellStart"/>
+      <w:r>
+        <w:rPr>
+          <w:rFonts w:ascii="Times New Roman" w:hAnsi="Times New Roman" w:cs="Times New Roman"/>
+          <w:sz w:val="26"/>
+          <w:szCs w:val="26"/>
+        </w:rPr>
+        <w:t>đổi</w:t>
+      </w:r>
+      <w:proofErr w:type="spellEnd"/>
+      <w:r>
+        <w:rPr>
+          <w:rFonts w:ascii="Times New Roman" w:hAnsi="Times New Roman" w:cs="Times New Roman"/>
+          <w:sz w:val="26"/>
+          <w:szCs w:val="26"/>
+        </w:rPr>
+        <w:t xml:space="preserve"> </w:t>
+      </w:r>
+      <w:proofErr w:type="spellStart"/>
+      <w:r>
+        <w:rPr>
+          <w:rFonts w:ascii="Times New Roman" w:hAnsi="Times New Roman" w:cs="Times New Roman"/>
+          <w:sz w:val="26"/>
+          <w:szCs w:val="26"/>
+        </w:rPr>
+        <w:t>các</w:t>
+      </w:r>
+      <w:proofErr w:type="spellEnd"/>
+      <w:r>
+        <w:rPr>
+          <w:rFonts w:ascii="Times New Roman" w:hAnsi="Times New Roman" w:cs="Times New Roman"/>
+          <w:sz w:val="26"/>
+          <w:szCs w:val="26"/>
+        </w:rPr>
+        <w:t xml:space="preserve"> </w:t>
+      </w:r>
+      <w:proofErr w:type="spellStart"/>
+      <w:r>
+        <w:rPr>
+          <w:rFonts w:ascii="Times New Roman" w:hAnsi="Times New Roman" w:cs="Times New Roman"/>
+          <w:sz w:val="26"/>
+          <w:szCs w:val="26"/>
+        </w:rPr>
+        <w:t>môi</w:t>
+      </w:r>
+      <w:proofErr w:type="spellEnd"/>
+      <w:r>
+        <w:rPr>
+          <w:rFonts w:ascii="Times New Roman" w:hAnsi="Times New Roman" w:cs="Times New Roman"/>
+          <w:sz w:val="26"/>
+          <w:szCs w:val="26"/>
+        </w:rPr>
+        <w:t xml:space="preserve"> </w:t>
+      </w:r>
+      <w:proofErr w:type="spellStart"/>
+      <w:r>
+        <w:rPr>
+          <w:rFonts w:ascii="Times New Roman" w:hAnsi="Times New Roman" w:cs="Times New Roman"/>
+          <w:sz w:val="26"/>
+          <w:szCs w:val="26"/>
+        </w:rPr>
+        <w:t>trường</w:t>
+      </w:r>
+      <w:proofErr w:type="spellEnd"/>
+      <w:r>
+        <w:rPr>
+          <w:rFonts w:ascii="Times New Roman" w:hAnsi="Times New Roman" w:cs="Times New Roman"/>
+          <w:sz w:val="26"/>
+          <w:szCs w:val="26"/>
+        </w:rPr>
+        <w:t xml:space="preserve"> </w:t>
+      </w:r>
+      <w:proofErr w:type="spellStart"/>
+      <w:r>
+        <w:rPr>
+          <w:rFonts w:ascii="Times New Roman" w:hAnsi="Times New Roman" w:cs="Times New Roman"/>
+          <w:sz w:val="26"/>
+          <w:szCs w:val="26"/>
+        </w:rPr>
+        <w:t>khác</w:t>
+      </w:r>
+      <w:proofErr w:type="spellEnd"/>
+      <w:r>
+        <w:rPr>
+          <w:rFonts w:ascii="Times New Roman" w:hAnsi="Times New Roman" w:cs="Times New Roman"/>
+          <w:sz w:val="26"/>
+          <w:szCs w:val="26"/>
+        </w:rPr>
+        <w:t xml:space="preserve"> </w:t>
+      </w:r>
+      <w:proofErr w:type="spellStart"/>
+      <w:r>
+        <w:rPr>
+          <w:rFonts w:ascii="Times New Roman" w:hAnsi="Times New Roman" w:cs="Times New Roman"/>
+          <w:sz w:val="26"/>
+          <w:szCs w:val="26"/>
+        </w:rPr>
+        <w:t>nhau</w:t>
+      </w:r>
+      <w:proofErr w:type="spellEnd"/>
+      <w:r>
+        <w:rPr>
+          <w:rFonts w:ascii="Times New Roman" w:hAnsi="Times New Roman" w:cs="Times New Roman"/>
+          <w:sz w:val="26"/>
+          <w:szCs w:val="26"/>
+        </w:rPr>
+        <w:t xml:space="preserve"> </w:t>
+      </w:r>
+      <w:proofErr w:type="spellStart"/>
+      <w:r>
+        <w:rPr>
+          <w:rFonts w:ascii="Times New Roman" w:hAnsi="Times New Roman" w:cs="Times New Roman"/>
+          <w:sz w:val="26"/>
+          <w:szCs w:val="26"/>
+        </w:rPr>
+        <w:t>hệ</w:t>
+      </w:r>
+      <w:proofErr w:type="spellEnd"/>
+      <w:r>
+        <w:rPr>
+          <w:rFonts w:ascii="Times New Roman" w:hAnsi="Times New Roman" w:cs="Times New Roman"/>
+          <w:sz w:val="26"/>
+          <w:szCs w:val="26"/>
+        </w:rPr>
+        <w:t xml:space="preserve"> </w:t>
+      </w:r>
+      <w:proofErr w:type="spellStart"/>
+      <w:r>
+        <w:rPr>
+          <w:rFonts w:ascii="Times New Roman" w:hAnsi="Times New Roman" w:cs="Times New Roman"/>
+          <w:sz w:val="26"/>
+          <w:szCs w:val="26"/>
+        </w:rPr>
+        <w:t>thống</w:t>
+      </w:r>
+      <w:proofErr w:type="spellEnd"/>
+      <w:r>
+        <w:rPr>
+          <w:rFonts w:ascii="Times New Roman" w:hAnsi="Times New Roman" w:cs="Times New Roman"/>
+          <w:sz w:val="26"/>
+          <w:szCs w:val="26"/>
+        </w:rPr>
+        <w:t xml:space="preserve"> </w:t>
+      </w:r>
+      <w:proofErr w:type="spellStart"/>
+      <w:r>
+        <w:rPr>
+          <w:rFonts w:ascii="Times New Roman" w:hAnsi="Times New Roman" w:cs="Times New Roman"/>
+          <w:sz w:val="26"/>
+          <w:szCs w:val="26"/>
+        </w:rPr>
+        <w:t>hoàn</w:t>
+      </w:r>
+      <w:proofErr w:type="spellEnd"/>
+      <w:r>
+        <w:rPr>
+          <w:rFonts w:ascii="Times New Roman" w:hAnsi="Times New Roman" w:cs="Times New Roman"/>
+          <w:sz w:val="26"/>
+          <w:szCs w:val="26"/>
+        </w:rPr>
+        <w:t xml:space="preserve"> </w:t>
+      </w:r>
+      <w:proofErr w:type="spellStart"/>
+      <w:r>
+        <w:rPr>
+          <w:rFonts w:ascii="Times New Roman" w:hAnsi="Times New Roman" w:cs="Times New Roman"/>
+          <w:sz w:val="26"/>
+          <w:szCs w:val="26"/>
+        </w:rPr>
+        <w:t>thiện</w:t>
+      </w:r>
+      <w:proofErr w:type="spellEnd"/>
+      <w:r>
+        <w:rPr>
+          <w:rFonts w:ascii="Times New Roman" w:hAnsi="Times New Roman" w:cs="Times New Roman"/>
+          <w:sz w:val="26"/>
+          <w:szCs w:val="26"/>
+        </w:rPr>
+        <w:t xml:space="preserve"> </w:t>
+      </w:r>
+      <w:proofErr w:type="spellStart"/>
+      <w:r>
+        <w:rPr>
+          <w:rFonts w:ascii="Times New Roman" w:hAnsi="Times New Roman" w:cs="Times New Roman"/>
+          <w:sz w:val="26"/>
+          <w:szCs w:val="26"/>
+        </w:rPr>
+        <w:t>hơn</w:t>
+      </w:r>
+      <w:proofErr w:type="spellEnd"/>
+      <w:r>
+        <w:rPr>
+          <w:rFonts w:ascii="Times New Roman" w:hAnsi="Times New Roman" w:cs="Times New Roman"/>
+          <w:sz w:val="26"/>
+          <w:szCs w:val="26"/>
+        </w:rPr>
+        <w:t xml:space="preserve"> </w:t>
+      </w:r>
+      <w:proofErr w:type="spellStart"/>
+      <w:r>
+        <w:rPr>
+          <w:rFonts w:ascii="Times New Roman" w:hAnsi="Times New Roman" w:cs="Times New Roman"/>
+          <w:sz w:val="26"/>
+          <w:szCs w:val="26"/>
+        </w:rPr>
+        <w:t>vì</w:t>
+      </w:r>
+      <w:proofErr w:type="spellEnd"/>
+      <w:r>
+        <w:rPr>
+          <w:rFonts w:ascii="Times New Roman" w:hAnsi="Times New Roman" w:cs="Times New Roman"/>
+          <w:sz w:val="26"/>
+          <w:szCs w:val="26"/>
+        </w:rPr>
+        <w:t xml:space="preserve"> </w:t>
+      </w:r>
+      <w:proofErr w:type="spellStart"/>
+      <w:r>
+        <w:rPr>
+          <w:rFonts w:ascii="Times New Roman" w:hAnsi="Times New Roman" w:cs="Times New Roman"/>
+          <w:sz w:val="26"/>
+          <w:szCs w:val="26"/>
+        </w:rPr>
+        <w:t>mỗi</w:t>
+      </w:r>
+      <w:proofErr w:type="spellEnd"/>
+      <w:r>
+        <w:rPr>
+          <w:rFonts w:ascii="Times New Roman" w:hAnsi="Times New Roman" w:cs="Times New Roman"/>
+          <w:sz w:val="26"/>
+          <w:szCs w:val="26"/>
+        </w:rPr>
+        <w:t xml:space="preserve"> </w:t>
+      </w:r>
+      <w:proofErr w:type="spellStart"/>
+      <w:r>
+        <w:rPr>
+          <w:rFonts w:ascii="Times New Roman" w:hAnsi="Times New Roman" w:cs="Times New Roman"/>
+          <w:sz w:val="26"/>
+          <w:szCs w:val="26"/>
+        </w:rPr>
+        <w:t>môi</w:t>
+      </w:r>
+      <w:proofErr w:type="spellEnd"/>
+      <w:r>
+        <w:rPr>
+          <w:rFonts w:ascii="Times New Roman" w:hAnsi="Times New Roman" w:cs="Times New Roman"/>
+          <w:sz w:val="26"/>
+          <w:szCs w:val="26"/>
+        </w:rPr>
+        <w:t xml:space="preserve"> </w:t>
+      </w:r>
+      <w:proofErr w:type="spellStart"/>
+      <w:r>
+        <w:rPr>
+          <w:rFonts w:ascii="Times New Roman" w:hAnsi="Times New Roman" w:cs="Times New Roman"/>
+          <w:sz w:val="26"/>
+          <w:szCs w:val="26"/>
+        </w:rPr>
+        <w:t>trường</w:t>
+      </w:r>
+      <w:proofErr w:type="spellEnd"/>
+      <w:r>
+        <w:rPr>
+          <w:rFonts w:ascii="Times New Roman" w:hAnsi="Times New Roman" w:cs="Times New Roman"/>
+          <w:sz w:val="26"/>
+          <w:szCs w:val="26"/>
+        </w:rPr>
+        <w:t xml:space="preserve"> </w:t>
+      </w:r>
+      <w:proofErr w:type="spellStart"/>
+      <w:r>
+        <w:rPr>
+          <w:rFonts w:ascii="Times New Roman" w:hAnsi="Times New Roman" w:cs="Times New Roman"/>
+          <w:sz w:val="26"/>
+          <w:szCs w:val="26"/>
+        </w:rPr>
+        <w:t>sẽ</w:t>
+      </w:r>
+      <w:proofErr w:type="spellEnd"/>
+      <w:r>
+        <w:rPr>
+          <w:rFonts w:ascii="Times New Roman" w:hAnsi="Times New Roman" w:cs="Times New Roman"/>
+          <w:sz w:val="26"/>
+          <w:szCs w:val="26"/>
+        </w:rPr>
+        <w:t xml:space="preserve"> </w:t>
+      </w:r>
+      <w:proofErr w:type="spellStart"/>
+      <w:r>
+        <w:rPr>
+          <w:rFonts w:ascii="Times New Roman" w:hAnsi="Times New Roman" w:cs="Times New Roman"/>
+          <w:sz w:val="26"/>
+          <w:szCs w:val="26"/>
+        </w:rPr>
+        <w:t>có</w:t>
+      </w:r>
+      <w:proofErr w:type="spellEnd"/>
+      <w:r>
+        <w:rPr>
+          <w:rFonts w:ascii="Times New Roman" w:hAnsi="Times New Roman" w:cs="Times New Roman"/>
+          <w:sz w:val="26"/>
+          <w:szCs w:val="26"/>
+        </w:rPr>
+        <w:t xml:space="preserve"> </w:t>
+      </w:r>
+      <w:proofErr w:type="spellStart"/>
+      <w:r>
+        <w:rPr>
+          <w:rFonts w:ascii="Times New Roman" w:hAnsi="Times New Roman" w:cs="Times New Roman"/>
+          <w:sz w:val="26"/>
+          <w:szCs w:val="26"/>
+        </w:rPr>
+        <w:t>quy</w:t>
+      </w:r>
+      <w:proofErr w:type="spellEnd"/>
+      <w:r>
+        <w:rPr>
+          <w:rFonts w:ascii="Times New Roman" w:hAnsi="Times New Roman" w:cs="Times New Roman"/>
+          <w:sz w:val="26"/>
+          <w:szCs w:val="26"/>
+        </w:rPr>
+        <w:t xml:space="preserve"> </w:t>
+      </w:r>
+      <w:proofErr w:type="spellStart"/>
+      <w:r>
+        <w:rPr>
+          <w:rFonts w:ascii="Times New Roman" w:hAnsi="Times New Roman" w:cs="Times New Roman"/>
+          <w:sz w:val="26"/>
+          <w:szCs w:val="26"/>
+        </w:rPr>
+        <w:t>luật</w:t>
+      </w:r>
+      <w:proofErr w:type="spellEnd"/>
+      <w:r>
+        <w:rPr>
+          <w:rFonts w:ascii="Times New Roman" w:hAnsi="Times New Roman" w:cs="Times New Roman"/>
+          <w:sz w:val="26"/>
+          <w:szCs w:val="26"/>
+        </w:rPr>
+        <w:t xml:space="preserve"> </w:t>
+      </w:r>
+      <w:proofErr w:type="spellStart"/>
+      <w:r>
+        <w:rPr>
+          <w:rFonts w:ascii="Times New Roman" w:hAnsi="Times New Roman" w:cs="Times New Roman"/>
+          <w:sz w:val="26"/>
+          <w:szCs w:val="26"/>
+        </w:rPr>
+        <w:t>và</w:t>
+      </w:r>
+      <w:proofErr w:type="spellEnd"/>
+      <w:r>
+        <w:rPr>
+          <w:rFonts w:ascii="Times New Roman" w:hAnsi="Times New Roman" w:cs="Times New Roman"/>
+          <w:sz w:val="26"/>
+          <w:szCs w:val="26"/>
+        </w:rPr>
+        <w:t xml:space="preserve"> </w:t>
+      </w:r>
+      <w:proofErr w:type="spellStart"/>
+      <w:r>
+        <w:rPr>
+          <w:rFonts w:ascii="Times New Roman" w:hAnsi="Times New Roman" w:cs="Times New Roman"/>
+          <w:sz w:val="26"/>
+          <w:szCs w:val="26"/>
+        </w:rPr>
+        <w:t>cách</w:t>
+      </w:r>
+      <w:proofErr w:type="spellEnd"/>
+      <w:r>
+        <w:rPr>
+          <w:rFonts w:ascii="Times New Roman" w:hAnsi="Times New Roman" w:cs="Times New Roman"/>
+          <w:sz w:val="26"/>
+          <w:szCs w:val="26"/>
+        </w:rPr>
+        <w:t xml:space="preserve"> </w:t>
+      </w:r>
+      <w:proofErr w:type="spellStart"/>
+      <w:r>
+        <w:rPr>
+          <w:rFonts w:ascii="Times New Roman" w:hAnsi="Times New Roman" w:cs="Times New Roman"/>
+          <w:sz w:val="26"/>
+          <w:szCs w:val="26"/>
+        </w:rPr>
+        <w:t>xử</w:t>
+      </w:r>
+      <w:proofErr w:type="spellEnd"/>
+      <w:r>
+        <w:rPr>
+          <w:rFonts w:ascii="Times New Roman" w:hAnsi="Times New Roman" w:cs="Times New Roman"/>
+          <w:sz w:val="26"/>
+          <w:szCs w:val="26"/>
+        </w:rPr>
+        <w:t xml:space="preserve"> </w:t>
+      </w:r>
+      <w:proofErr w:type="spellStart"/>
+      <w:r>
+        <w:rPr>
+          <w:rFonts w:ascii="Times New Roman" w:hAnsi="Times New Roman" w:cs="Times New Roman"/>
+          <w:sz w:val="26"/>
+          <w:szCs w:val="26"/>
+        </w:rPr>
+        <w:t>lý</w:t>
+      </w:r>
+      <w:proofErr w:type="spellEnd"/>
+      <w:r>
+        <w:rPr>
+          <w:rFonts w:ascii="Times New Roman" w:hAnsi="Times New Roman" w:cs="Times New Roman"/>
+          <w:sz w:val="26"/>
+          <w:szCs w:val="26"/>
+        </w:rPr>
+        <w:t xml:space="preserve"> </w:t>
+      </w:r>
+      <w:proofErr w:type="spellStart"/>
+      <w:r>
+        <w:rPr>
+          <w:rFonts w:ascii="Times New Roman" w:hAnsi="Times New Roman" w:cs="Times New Roman"/>
+          <w:sz w:val="26"/>
+          <w:szCs w:val="26"/>
+        </w:rPr>
+        <w:t>khác</w:t>
+      </w:r>
+      <w:proofErr w:type="spellEnd"/>
+      <w:r>
+        <w:rPr>
+          <w:rFonts w:ascii="Times New Roman" w:hAnsi="Times New Roman" w:cs="Times New Roman"/>
+          <w:sz w:val="26"/>
+          <w:szCs w:val="26"/>
+        </w:rPr>
+        <w:t xml:space="preserve"> </w:t>
+      </w:r>
+      <w:proofErr w:type="spellStart"/>
+      <w:r>
+        <w:rPr>
+          <w:rFonts w:ascii="Times New Roman" w:hAnsi="Times New Roman" w:cs="Times New Roman"/>
+          <w:sz w:val="26"/>
+          <w:szCs w:val="26"/>
+        </w:rPr>
+        <w:t>nhau</w:t>
+      </w:r>
+      <w:proofErr w:type="spellEnd"/>
+      <w:r>
+        <w:rPr>
+          <w:rFonts w:ascii="Times New Roman" w:hAnsi="Times New Roman" w:cs="Times New Roman"/>
+          <w:sz w:val="26"/>
+          <w:szCs w:val="26"/>
+        </w:rPr>
+        <w:t>.</w:t>
+      </w:r>
+    </w:p>
+    <w:p>
+      <w:pPr>
+        <w:pStyle w:val="ListParagraph"/>
+        <w:numPr>
+          <w:ilvl w:val="0"/>
+          <w:numId w:val="3"/>
+        </w:numPr>
+        <w:spacing w:line="276" w:lineRule="auto"/>
+        <w:rPr>
+          <w:rFonts w:ascii="Times New Roman" w:hAnsi="Times New Roman" w:cs="Times New Roman"/>
+          <w:sz w:val="26"/>
+          <w:szCs w:val="26"/>
+        </w:rPr>
+      </w:pPr>
+      <w:proofErr w:type="spellStart"/>
+      <w:r>
+        <w:rPr>
+          <w:rFonts w:ascii="Times New Roman" w:hAnsi="Times New Roman" w:cs="Times New Roman"/>
+          <w:sz w:val="26"/>
+          <w:szCs w:val="26"/>
+        </w:rPr>
+        <w:t>Khởi</w:t>
+      </w:r>
+      <w:proofErr w:type="spellEnd"/>
+      <w:r>
+        <w:rPr>
+          <w:rFonts w:ascii="Times New Roman" w:hAnsi="Times New Roman" w:cs="Times New Roman"/>
+          <w:sz w:val="26"/>
+          <w:szCs w:val="26"/>
+        </w:rPr>
+        <w:t xml:space="preserve"> </w:t>
+      </w:r>
+      <w:proofErr w:type="spellStart"/>
+      <w:r>
+        <w:rPr>
+          <w:rFonts w:ascii="Times New Roman" w:hAnsi="Times New Roman" w:cs="Times New Roman"/>
+          <w:sz w:val="26"/>
+          <w:szCs w:val="26"/>
+        </w:rPr>
+        <w:t>tạo</w:t>
+      </w:r>
+      <w:proofErr w:type="spellEnd"/>
+      <w:r>
+        <w:rPr>
+          <w:rFonts w:ascii="Times New Roman" w:hAnsi="Times New Roman" w:cs="Times New Roman"/>
+          <w:sz w:val="26"/>
+          <w:szCs w:val="26"/>
+        </w:rPr>
+        <w:t xml:space="preserve"> episode</w:t>
+      </w:r>
+    </w:p>
+    <w:p>
+      <w:pPr>
+        <w:pStyle w:val="ListParagraph"/>
+        <w:numPr>
+          <w:ilvl w:val="0"/>
+          <w:numId w:val="2"/>
+        </w:numPr>
+        <w:spacing w:line="276" w:lineRule="auto"/>
+        <w:rPr>
+          <w:rFonts w:ascii="Times New Roman" w:hAnsi="Times New Roman" w:cs="Times New Roman"/>
+          <w:b/>
+          <w:bCs/>
+          <w:sz w:val="26"/>
+          <w:szCs w:val="26"/>
+        </w:rPr>
+      </w:pPr>
+      <w:proofErr w:type="spellStart"/>
+      <w:r>
+        <w:rPr>
+          <w:rFonts w:ascii="Times New Roman" w:hAnsi="Times New Roman" w:cs="Times New Roman"/>
+          <w:b/>
+          <w:bCs/>
+          <w:i/>
+          <w:iCs/>
+          <w:sz w:val="26"/>
+          <w:szCs w:val="26"/>
+        </w:rPr>
+        <w:t>obs</w:t>
+      </w:r>
+      <w:proofErr w:type="spellEnd"/>
+      <w:r>
+        <w:rPr>
+          <w:rFonts w:ascii="Times New Roman" w:hAnsi="Times New Roman" w:cs="Times New Roman"/>
+          <w:b/>
+          <w:bCs/>
+          <w:i/>
+          <w:iCs/>
+          <w:sz w:val="26"/>
+          <w:szCs w:val="26"/>
+        </w:rPr>
+        <w:t xml:space="preserve">, info = </w:t>
+      </w:r>
+      <w:proofErr w:type="spellStart"/>
+      <w:proofErr w:type="gramStart"/>
+      <w:r>
+        <w:rPr>
+          <w:rFonts w:ascii="Times New Roman" w:hAnsi="Times New Roman" w:cs="Times New Roman"/>
+          <w:b/>
+          <w:bCs/>
+          <w:i/>
+          <w:iCs/>
+          <w:sz w:val="26"/>
+          <w:szCs w:val="26"/>
+        </w:rPr>
+        <w:t>env.reset</w:t>
+      </w:r>
+      <w:proofErr w:type="spellEnd"/>
+      <w:proofErr w:type="gramEnd"/>
+      <w:r>
+        <w:rPr>
+          <w:rFonts w:ascii="Times New Roman" w:hAnsi="Times New Roman" w:cs="Times New Roman"/>
+          <w:b/>
+          <w:bCs/>
+          <w:i/>
+          <w:iCs/>
+          <w:sz w:val="26"/>
+          <w:szCs w:val="26"/>
+        </w:rPr>
+        <w:t>()</w:t>
+      </w:r>
+      <w:r>
+        <w:rPr>
+          <w:rFonts w:ascii="Times New Roman" w:hAnsi="Times New Roman" w:cs="Times New Roman"/>
+          <w:b/>
+          <w:bCs/>
+          <w:i/>
+          <w:iCs/>
+          <w:sz w:val="26"/>
+          <w:szCs w:val="26"/>
+        </w:rPr>
+        <w:t xml:space="preserve">: </w:t>
+      </w:r>
+      <w:proofErr w:type="spellStart"/>
+      <w:r>
+        <w:rPr>
+          <w:rFonts w:ascii="Times New Roman" w:hAnsi="Times New Roman" w:cs="Times New Roman"/>
+          <w:sz w:val="26"/>
+          <w:szCs w:val="26"/>
+        </w:rPr>
+        <w:t>là</w:t>
+      </w:r>
+      <w:proofErr w:type="spellEnd"/>
+      <w:r>
+        <w:rPr>
+          <w:rFonts w:ascii="Times New Roman" w:hAnsi="Times New Roman" w:cs="Times New Roman"/>
+          <w:sz w:val="26"/>
+          <w:szCs w:val="26"/>
+        </w:rPr>
+        <w:t xml:space="preserve"> </w:t>
+      </w:r>
+      <w:proofErr w:type="spellStart"/>
+      <w:r>
+        <w:rPr>
+          <w:rFonts w:ascii="Times New Roman" w:hAnsi="Times New Roman" w:cs="Times New Roman"/>
+          <w:sz w:val="26"/>
+          <w:szCs w:val="26"/>
+        </w:rPr>
+        <w:t>bắt</w:t>
+      </w:r>
+      <w:proofErr w:type="spellEnd"/>
+      <w:r>
+        <w:rPr>
+          <w:rFonts w:ascii="Times New Roman" w:hAnsi="Times New Roman" w:cs="Times New Roman"/>
+          <w:sz w:val="26"/>
+          <w:szCs w:val="26"/>
+        </w:rPr>
+        <w:t xml:space="preserve"> </w:t>
+      </w:r>
+      <w:proofErr w:type="spellStart"/>
+      <w:r>
+        <w:rPr>
+          <w:rFonts w:ascii="Times New Roman" w:hAnsi="Times New Roman" w:cs="Times New Roman"/>
+          <w:sz w:val="26"/>
+          <w:szCs w:val="26"/>
+        </w:rPr>
+        <w:t>đầu</w:t>
+      </w:r>
+      <w:proofErr w:type="spellEnd"/>
+      <w:r>
+        <w:rPr>
+          <w:rFonts w:ascii="Times New Roman" w:hAnsi="Times New Roman" w:cs="Times New Roman"/>
+          <w:sz w:val="26"/>
+          <w:szCs w:val="26"/>
+        </w:rPr>
+        <w:t xml:space="preserve"> 1 </w:t>
+      </w:r>
+      <w:proofErr w:type="spellStart"/>
+      <w:r>
+        <w:rPr>
+          <w:rFonts w:ascii="Times New Roman" w:hAnsi="Times New Roman" w:cs="Times New Roman"/>
+          <w:sz w:val="26"/>
+          <w:szCs w:val="26"/>
+        </w:rPr>
+        <w:t>lượt</w:t>
+      </w:r>
+      <w:proofErr w:type="spellEnd"/>
+      <w:r>
+        <w:rPr>
+          <w:rFonts w:ascii="Times New Roman" w:hAnsi="Times New Roman" w:cs="Times New Roman"/>
+          <w:sz w:val="26"/>
+          <w:szCs w:val="26"/>
+        </w:rPr>
+        <w:t xml:space="preserve"> </w:t>
+      </w:r>
+      <w:proofErr w:type="spellStart"/>
+      <w:r>
+        <w:rPr>
+          <w:rFonts w:ascii="Times New Roman" w:hAnsi="Times New Roman" w:cs="Times New Roman"/>
+          <w:sz w:val="26"/>
+          <w:szCs w:val="26"/>
+        </w:rPr>
+        <w:t>mới</w:t>
+      </w:r>
+      <w:proofErr w:type="spellEnd"/>
+      <w:r>
+        <w:rPr>
+          <w:rFonts w:ascii="Times New Roman" w:hAnsi="Times New Roman" w:cs="Times New Roman"/>
+          <w:sz w:val="26"/>
+          <w:szCs w:val="26"/>
+        </w:rPr>
+        <w:t xml:space="preserve"> </w:t>
+      </w:r>
+      <w:proofErr w:type="spellStart"/>
+      <w:r>
+        <w:rPr>
+          <w:rFonts w:ascii="Times New Roman" w:hAnsi="Times New Roman" w:cs="Times New Roman"/>
+          <w:sz w:val="26"/>
+          <w:szCs w:val="26"/>
+        </w:rPr>
+        <w:t>với</w:t>
+      </w:r>
+      <w:proofErr w:type="spellEnd"/>
+      <w:r>
+        <w:rPr>
+          <w:rFonts w:ascii="Times New Roman" w:hAnsi="Times New Roman" w:cs="Times New Roman"/>
+          <w:sz w:val="26"/>
+          <w:szCs w:val="26"/>
+        </w:rPr>
+        <w:t xml:space="preserve"> 2 </w:t>
+      </w:r>
+      <w:proofErr w:type="spellStart"/>
+      <w:r>
+        <w:rPr>
+          <w:rFonts w:ascii="Times New Roman" w:hAnsi="Times New Roman" w:cs="Times New Roman"/>
+          <w:sz w:val="26"/>
+          <w:szCs w:val="26"/>
+        </w:rPr>
+        <w:t>trạng</w:t>
+      </w:r>
+      <w:proofErr w:type="spellEnd"/>
+      <w:r>
+        <w:rPr>
+          <w:rFonts w:ascii="Times New Roman" w:hAnsi="Times New Roman" w:cs="Times New Roman"/>
+          <w:sz w:val="26"/>
+          <w:szCs w:val="26"/>
+        </w:rPr>
+        <w:t xml:space="preserve"> </w:t>
+      </w:r>
+      <w:proofErr w:type="spellStart"/>
+      <w:r>
+        <w:rPr>
+          <w:rFonts w:ascii="Times New Roman" w:hAnsi="Times New Roman" w:cs="Times New Roman"/>
+          <w:sz w:val="26"/>
+          <w:szCs w:val="26"/>
+        </w:rPr>
+        <w:t>thái</w:t>
+      </w:r>
+      <w:proofErr w:type="spellEnd"/>
+      <w:r>
+        <w:rPr>
+          <w:rFonts w:ascii="Times New Roman" w:hAnsi="Times New Roman" w:cs="Times New Roman"/>
+          <w:sz w:val="26"/>
+          <w:szCs w:val="26"/>
+        </w:rPr>
+        <w:t xml:space="preserve"> ban </w:t>
+      </w:r>
+      <w:proofErr w:type="spellStart"/>
+      <w:r>
+        <w:rPr>
+          <w:rFonts w:ascii="Times New Roman" w:hAnsi="Times New Roman" w:cs="Times New Roman"/>
+          <w:sz w:val="26"/>
+          <w:szCs w:val="26"/>
+        </w:rPr>
+        <w:t>đầu</w:t>
+      </w:r>
+      <w:proofErr w:type="spellEnd"/>
+      <w:r>
+        <w:rPr>
+          <w:rFonts w:ascii="Times New Roman" w:hAnsi="Times New Roman" w:cs="Times New Roman"/>
+          <w:sz w:val="26"/>
+          <w:szCs w:val="26"/>
+        </w:rPr>
+        <w:t xml:space="preserve"> </w:t>
+      </w:r>
+      <w:proofErr w:type="spellStart"/>
+      <w:r>
+        <w:rPr>
+          <w:rFonts w:ascii="Times New Roman" w:hAnsi="Times New Roman" w:cs="Times New Roman"/>
+          <w:sz w:val="26"/>
+          <w:szCs w:val="26"/>
+        </w:rPr>
+        <w:t>là</w:t>
+      </w:r>
+      <w:proofErr w:type="spellEnd"/>
+      <w:r>
+        <w:rPr>
+          <w:rFonts w:ascii="Times New Roman" w:hAnsi="Times New Roman" w:cs="Times New Roman"/>
+          <w:sz w:val="26"/>
+          <w:szCs w:val="26"/>
+        </w:rPr>
+        <w:t xml:space="preserve"> observation </w:t>
+      </w:r>
+      <w:proofErr w:type="spellStart"/>
+      <w:r>
+        <w:rPr>
+          <w:rFonts w:ascii="Times New Roman" w:hAnsi="Times New Roman" w:cs="Times New Roman"/>
+          <w:sz w:val="26"/>
+          <w:szCs w:val="26"/>
+        </w:rPr>
+        <w:t>và</w:t>
+      </w:r>
+      <w:proofErr w:type="spellEnd"/>
+      <w:r>
+        <w:rPr>
+          <w:rFonts w:ascii="Times New Roman" w:hAnsi="Times New Roman" w:cs="Times New Roman"/>
+          <w:sz w:val="26"/>
+          <w:szCs w:val="26"/>
+        </w:rPr>
+        <w:t xml:space="preserve"> information. </w:t>
+      </w:r>
+    </w:p>
+    <w:p>
+      <w:pPr>
+        <w:pStyle w:val="ListParagraph"/>
+        <w:numPr>
+          <w:ilvl w:val="0"/>
+          <w:numId w:val="2"/>
+        </w:numPr>
+        <w:spacing w:line="276" w:lineRule="auto"/>
+        <w:rPr>
+          <w:rFonts w:ascii="Times New Roman" w:hAnsi="Times New Roman" w:cs="Times New Roman"/>
+          <w:b/>
+          <w:bCs/>
+          <w:sz w:val="26"/>
+          <w:szCs w:val="26"/>
+        </w:rPr>
+      </w:pPr>
+      <w:r>
+        <w:rPr>
+          <w:rFonts w:ascii="Times New Roman" w:hAnsi="Times New Roman" w:cs="Times New Roman"/>
+          <w:sz w:val="26"/>
+          <w:szCs w:val="26"/>
+        </w:rPr>
+        <w:t xml:space="preserve">observation </w:t>
+      </w:r>
+      <w:proofErr w:type="spellStart"/>
+      <w:r>
+        <w:rPr>
+          <w:rFonts w:ascii="Times New Roman" w:hAnsi="Times New Roman" w:cs="Times New Roman"/>
+          <w:sz w:val="26"/>
+          <w:szCs w:val="26"/>
+        </w:rPr>
+        <w:t>chỉ</w:t>
+      </w:r>
+      <w:proofErr w:type="spellEnd"/>
+      <w:r>
+        <w:rPr>
+          <w:rFonts w:ascii="Times New Roman" w:hAnsi="Times New Roman" w:cs="Times New Roman"/>
+          <w:sz w:val="26"/>
+          <w:szCs w:val="26"/>
+        </w:rPr>
+        <w:t xml:space="preserve"> </w:t>
+      </w:r>
+      <w:proofErr w:type="spellStart"/>
+      <w:r>
+        <w:rPr>
+          <w:rFonts w:ascii="Times New Roman" w:hAnsi="Times New Roman" w:cs="Times New Roman"/>
+          <w:sz w:val="26"/>
+          <w:szCs w:val="26"/>
+        </w:rPr>
+        <w:t>quan</w:t>
+      </w:r>
+      <w:proofErr w:type="spellEnd"/>
+      <w:r>
+        <w:rPr>
+          <w:rFonts w:ascii="Times New Roman" w:hAnsi="Times New Roman" w:cs="Times New Roman"/>
+          <w:sz w:val="26"/>
+          <w:szCs w:val="26"/>
+        </w:rPr>
+        <w:t xml:space="preserve"> </w:t>
+      </w:r>
+      <w:proofErr w:type="spellStart"/>
+      <w:r>
+        <w:rPr>
+          <w:rFonts w:ascii="Times New Roman" w:hAnsi="Times New Roman" w:cs="Times New Roman"/>
+          <w:sz w:val="26"/>
+          <w:szCs w:val="26"/>
+        </w:rPr>
+        <w:t>sát</w:t>
+      </w:r>
+      <w:proofErr w:type="spellEnd"/>
+      <w:r>
+        <w:rPr>
+          <w:rFonts w:ascii="Times New Roman" w:hAnsi="Times New Roman" w:cs="Times New Roman"/>
+          <w:sz w:val="26"/>
+          <w:szCs w:val="26"/>
+        </w:rPr>
+        <w:t xml:space="preserve"> ban </w:t>
+      </w:r>
+      <w:proofErr w:type="spellStart"/>
+      <w:r>
+        <w:rPr>
+          <w:rFonts w:ascii="Times New Roman" w:hAnsi="Times New Roman" w:cs="Times New Roman"/>
+          <w:sz w:val="26"/>
+          <w:szCs w:val="26"/>
+        </w:rPr>
+        <w:t>đầu</w:t>
+      </w:r>
+      <w:proofErr w:type="spellEnd"/>
+      <w:r>
+        <w:rPr>
+          <w:rFonts w:ascii="Times New Roman" w:hAnsi="Times New Roman" w:cs="Times New Roman"/>
+          <w:sz w:val="26"/>
+          <w:szCs w:val="26"/>
+        </w:rPr>
+        <w:t xml:space="preserve"> </w:t>
+      </w:r>
+      <w:proofErr w:type="spellStart"/>
+      <w:r>
+        <w:rPr>
+          <w:rFonts w:ascii="Times New Roman" w:hAnsi="Times New Roman" w:cs="Times New Roman"/>
+          <w:sz w:val="26"/>
+          <w:szCs w:val="26"/>
+        </w:rPr>
+        <w:t>của</w:t>
+      </w:r>
+      <w:proofErr w:type="spellEnd"/>
+      <w:r>
+        <w:rPr>
+          <w:rFonts w:ascii="Times New Roman" w:hAnsi="Times New Roman" w:cs="Times New Roman"/>
+          <w:sz w:val="26"/>
+          <w:szCs w:val="26"/>
+        </w:rPr>
+        <w:t xml:space="preserve"> agent </w:t>
+      </w:r>
+      <w:proofErr w:type="spellStart"/>
+      <w:r>
+        <w:rPr>
+          <w:rFonts w:ascii="Times New Roman" w:hAnsi="Times New Roman" w:cs="Times New Roman"/>
+          <w:sz w:val="26"/>
+          <w:szCs w:val="26"/>
+        </w:rPr>
+        <w:t>khi</w:t>
+      </w:r>
+      <w:proofErr w:type="spellEnd"/>
+      <w:r>
+        <w:rPr>
+          <w:rFonts w:ascii="Times New Roman" w:hAnsi="Times New Roman" w:cs="Times New Roman"/>
+          <w:sz w:val="26"/>
+          <w:szCs w:val="26"/>
+        </w:rPr>
+        <w:t xml:space="preserve"> </w:t>
+      </w:r>
+      <w:proofErr w:type="spellStart"/>
+      <w:r>
+        <w:rPr>
+          <w:rFonts w:ascii="Times New Roman" w:hAnsi="Times New Roman" w:cs="Times New Roman"/>
+          <w:sz w:val="26"/>
+          <w:szCs w:val="26"/>
+        </w:rPr>
+        <w:t>khởi</w:t>
+      </w:r>
+      <w:proofErr w:type="spellEnd"/>
+      <w:r>
+        <w:rPr>
+          <w:rFonts w:ascii="Times New Roman" w:hAnsi="Times New Roman" w:cs="Times New Roman"/>
+          <w:sz w:val="26"/>
+          <w:szCs w:val="26"/>
+        </w:rPr>
+        <w:t xml:space="preserve"> </w:t>
+      </w:r>
+      <w:proofErr w:type="spellStart"/>
+      <w:r>
+        <w:rPr>
+          <w:rFonts w:ascii="Times New Roman" w:hAnsi="Times New Roman" w:cs="Times New Roman"/>
+          <w:sz w:val="26"/>
+          <w:szCs w:val="26"/>
+        </w:rPr>
+        <w:t>tạo</w:t>
+      </w:r>
+      <w:proofErr w:type="spellEnd"/>
+      <w:r>
+        <w:rPr>
+          <w:rFonts w:ascii="Times New Roman" w:hAnsi="Times New Roman" w:cs="Times New Roman"/>
+          <w:sz w:val="26"/>
+          <w:szCs w:val="26"/>
+        </w:rPr>
+        <w:t xml:space="preserve"> </w:t>
+      </w:r>
+      <w:proofErr w:type="gramStart"/>
+      <w:r>
+        <w:rPr>
+          <w:rFonts w:ascii="Times New Roman" w:hAnsi="Times New Roman" w:cs="Times New Roman"/>
+          <w:sz w:val="26"/>
+          <w:szCs w:val="26"/>
+        </w:rPr>
+        <w:t>1 episode</w:t>
+      </w:r>
+      <w:proofErr w:type="gramEnd"/>
+      <w:r>
+        <w:rPr>
+          <w:rFonts w:ascii="Times New Roman" w:hAnsi="Times New Roman" w:cs="Times New Roman"/>
+          <w:sz w:val="26"/>
+          <w:szCs w:val="26"/>
+        </w:rPr>
+        <w:t xml:space="preserve"> </w:t>
+      </w:r>
+      <w:proofErr w:type="spellStart"/>
+      <w:r>
+        <w:rPr>
+          <w:rFonts w:ascii="Times New Roman" w:hAnsi="Times New Roman" w:cs="Times New Roman"/>
+          <w:sz w:val="26"/>
+          <w:szCs w:val="26"/>
+        </w:rPr>
+        <w:t>mới</w:t>
+      </w:r>
+      <w:proofErr w:type="spellEnd"/>
+    </w:p>
+    <w:p>
+      <w:pPr>
+        <w:pStyle w:val="ListParagraph"/>
+        <w:numPr>
+          <w:ilvl w:val="0"/>
+          <w:numId w:val="2"/>
+        </w:numPr>
+        <w:spacing w:line="276" w:lineRule="auto"/>
+        <w:rPr>
+          <w:rFonts w:ascii="Times New Roman" w:hAnsi="Times New Roman" w:cs="Times New Roman"/>
+          <w:b/>
+          <w:bCs/>
+          <w:sz w:val="26"/>
+          <w:szCs w:val="26"/>
+        </w:rPr>
+      </w:pPr>
+      <w:r>
+        <w:rPr>
+          <w:rFonts w:ascii="Times New Roman" w:hAnsi="Times New Roman" w:cs="Times New Roman"/>
+          <w:sz w:val="26"/>
+          <w:szCs w:val="26"/>
+        </w:rPr>
+        <w:t xml:space="preserve">information </w:t>
+      </w:r>
+      <w:proofErr w:type="spellStart"/>
+      <w:r>
+        <w:rPr>
+          <w:rFonts w:ascii="Times New Roman" w:hAnsi="Times New Roman" w:cs="Times New Roman"/>
+          <w:sz w:val="26"/>
+          <w:szCs w:val="26"/>
+        </w:rPr>
+        <w:t>là</w:t>
+      </w:r>
+      <w:proofErr w:type="spellEnd"/>
+      <w:r>
+        <w:rPr>
+          <w:rFonts w:ascii="Times New Roman" w:hAnsi="Times New Roman" w:cs="Times New Roman"/>
+          <w:sz w:val="26"/>
+          <w:szCs w:val="26"/>
+        </w:rPr>
+        <w:t xml:space="preserve"> </w:t>
+      </w:r>
+      <w:proofErr w:type="spellStart"/>
+      <w:r>
+        <w:rPr>
+          <w:rFonts w:ascii="Times New Roman" w:hAnsi="Times New Roman" w:cs="Times New Roman"/>
+          <w:sz w:val="26"/>
+          <w:szCs w:val="26"/>
+        </w:rPr>
+        <w:t>thông</w:t>
+      </w:r>
+      <w:proofErr w:type="spellEnd"/>
+      <w:r>
+        <w:rPr>
+          <w:rFonts w:ascii="Times New Roman" w:hAnsi="Times New Roman" w:cs="Times New Roman"/>
+          <w:sz w:val="26"/>
+          <w:szCs w:val="26"/>
+        </w:rPr>
+        <w:t xml:space="preserve"> tin ban </w:t>
+      </w:r>
+      <w:proofErr w:type="spellStart"/>
+      <w:r>
+        <w:rPr>
+          <w:rFonts w:ascii="Times New Roman" w:hAnsi="Times New Roman" w:cs="Times New Roman"/>
+          <w:sz w:val="26"/>
+          <w:szCs w:val="26"/>
+        </w:rPr>
+        <w:t>đầu</w:t>
+      </w:r>
+      <w:proofErr w:type="spellEnd"/>
+      <w:r>
+        <w:rPr>
+          <w:rFonts w:ascii="Times New Roman" w:hAnsi="Times New Roman" w:cs="Times New Roman"/>
+          <w:sz w:val="26"/>
+          <w:szCs w:val="26"/>
+        </w:rPr>
+        <w:t xml:space="preserve"> </w:t>
+      </w:r>
+      <w:proofErr w:type="spellStart"/>
+      <w:r>
+        <w:rPr>
+          <w:rFonts w:ascii="Times New Roman" w:hAnsi="Times New Roman" w:cs="Times New Roman"/>
+          <w:sz w:val="26"/>
+          <w:szCs w:val="26"/>
+        </w:rPr>
+        <w:t>môi</w:t>
+      </w:r>
+      <w:proofErr w:type="spellEnd"/>
+      <w:r>
+        <w:rPr>
+          <w:rFonts w:ascii="Times New Roman" w:hAnsi="Times New Roman" w:cs="Times New Roman"/>
+          <w:sz w:val="26"/>
+          <w:szCs w:val="26"/>
+        </w:rPr>
+        <w:t xml:space="preserve"> </w:t>
+      </w:r>
+      <w:proofErr w:type="spellStart"/>
+      <w:r>
+        <w:rPr>
+          <w:rFonts w:ascii="Times New Roman" w:hAnsi="Times New Roman" w:cs="Times New Roman"/>
+          <w:sz w:val="26"/>
+          <w:szCs w:val="26"/>
+        </w:rPr>
+        <w:t>trường</w:t>
+      </w:r>
+      <w:proofErr w:type="spellEnd"/>
+      <w:r>
+        <w:rPr>
+          <w:rFonts w:ascii="Times New Roman" w:hAnsi="Times New Roman" w:cs="Times New Roman"/>
+          <w:sz w:val="26"/>
+          <w:szCs w:val="26"/>
+        </w:rPr>
+        <w:t xml:space="preserve"> </w:t>
+      </w:r>
+      <w:proofErr w:type="spellStart"/>
+      <w:r>
+        <w:rPr>
+          <w:rFonts w:ascii="Times New Roman" w:hAnsi="Times New Roman" w:cs="Times New Roman"/>
+          <w:sz w:val="26"/>
+          <w:szCs w:val="26"/>
+        </w:rPr>
+        <w:t>cung</w:t>
+      </w:r>
+      <w:proofErr w:type="spellEnd"/>
+      <w:r>
+        <w:rPr>
+          <w:rFonts w:ascii="Times New Roman" w:hAnsi="Times New Roman" w:cs="Times New Roman"/>
+          <w:sz w:val="26"/>
+          <w:szCs w:val="26"/>
+        </w:rPr>
+        <w:t xml:space="preserve"> </w:t>
+      </w:r>
+      <w:proofErr w:type="spellStart"/>
+      <w:r>
+        <w:rPr>
+          <w:rFonts w:ascii="Times New Roman" w:hAnsi="Times New Roman" w:cs="Times New Roman"/>
+          <w:sz w:val="26"/>
+          <w:szCs w:val="26"/>
+        </w:rPr>
+        <w:t>cấp</w:t>
+      </w:r>
+      <w:proofErr w:type="spellEnd"/>
+      <w:r>
+        <w:rPr>
+          <w:rFonts w:ascii="Times New Roman" w:hAnsi="Times New Roman" w:cs="Times New Roman"/>
+          <w:sz w:val="26"/>
+          <w:szCs w:val="26"/>
+        </w:rPr>
+        <w:t xml:space="preserve"> </w:t>
+      </w:r>
+      <w:proofErr w:type="spellStart"/>
+      <w:r>
+        <w:rPr>
+          <w:rFonts w:ascii="Times New Roman" w:hAnsi="Times New Roman" w:cs="Times New Roman"/>
+          <w:sz w:val="26"/>
+          <w:szCs w:val="26"/>
+        </w:rPr>
+        <w:t>có</w:t>
+      </w:r>
+      <w:proofErr w:type="spellEnd"/>
+      <w:r>
+        <w:rPr>
+          <w:rFonts w:ascii="Times New Roman" w:hAnsi="Times New Roman" w:cs="Times New Roman"/>
+          <w:sz w:val="26"/>
+          <w:szCs w:val="26"/>
+        </w:rPr>
+        <w:t xml:space="preserve"> agent</w:t>
+      </w:r>
+    </w:p>
+    <w:p>
+      <w:pPr>
+        <w:pStyle w:val="ListParagraph"/>
+        <w:numPr>
+          <w:ilvl w:val="0"/>
+          <w:numId w:val="3"/>
+        </w:numPr>
+        <w:spacing w:line="276" w:lineRule="auto"/>
+        <w:rPr>
+          <w:rFonts w:ascii="Times New Roman" w:hAnsi="Times New Roman" w:cs="Times New Roman"/>
+          <w:b/>
+          <w:bCs/>
+          <w:sz w:val="26"/>
+          <w:szCs w:val="26"/>
+        </w:rPr>
+      </w:pPr>
+      <w:proofErr w:type="spellStart"/>
+      <w:r>
+        <w:rPr>
+          <w:rFonts w:ascii="Times New Roman" w:hAnsi="Times New Roman" w:cs="Times New Roman"/>
+          <w:sz w:val="26"/>
+          <w:szCs w:val="26"/>
+        </w:rPr>
+        <w:t>Thực</w:t>
+      </w:r>
+      <w:proofErr w:type="spellEnd"/>
+      <w:r>
+        <w:rPr>
+          <w:rFonts w:ascii="Times New Roman" w:hAnsi="Times New Roman" w:cs="Times New Roman"/>
+          <w:sz w:val="26"/>
+          <w:szCs w:val="26"/>
+        </w:rPr>
+        <w:t xml:space="preserve"> </w:t>
+      </w:r>
+      <w:proofErr w:type="spellStart"/>
+      <w:r>
+        <w:rPr>
+          <w:rFonts w:ascii="Times New Roman" w:hAnsi="Times New Roman" w:cs="Times New Roman"/>
+          <w:sz w:val="26"/>
+          <w:szCs w:val="26"/>
+        </w:rPr>
+        <w:t>hiện</w:t>
+      </w:r>
+      <w:proofErr w:type="spellEnd"/>
+      <w:r>
+        <w:rPr>
+          <w:rFonts w:ascii="Times New Roman" w:hAnsi="Times New Roman" w:cs="Times New Roman"/>
+          <w:sz w:val="26"/>
+          <w:szCs w:val="26"/>
+        </w:rPr>
+        <w:t xml:space="preserve"> action</w:t>
+      </w:r>
+    </w:p>
+    <w:p>
+      <w:pPr>
+        <w:pStyle w:val="ListParagraph"/>
+        <w:numPr>
+          <w:ilvl w:val="0"/>
+          <w:numId w:val="2"/>
+        </w:numPr>
+        <w:spacing w:line="276" w:lineRule="auto"/>
+        <w:rPr>
+          <w:rFonts w:ascii="Times New Roman" w:hAnsi="Times New Roman" w:cs="Times New Roman"/>
+          <w:sz w:val="26"/>
+          <w:szCs w:val="26"/>
+        </w:rPr>
+      </w:pPr>
+      <w:r>
+        <w:rPr>
+          <w:rFonts w:ascii="Times New Roman" w:hAnsi="Times New Roman" w:cs="Times New Roman"/>
+          <w:b/>
+          <w:bCs/>
+          <w:i/>
+          <w:iCs/>
+          <w:sz w:val="26"/>
+          <w:szCs w:val="26"/>
+        </w:rPr>
+        <w:lastRenderedPageBreak/>
+        <w:t xml:space="preserve">action = </w:t>
+      </w:r>
+      <w:proofErr w:type="spellStart"/>
+      <w:proofErr w:type="gramStart"/>
+      <w:r>
+        <w:rPr>
+          <w:rFonts w:ascii="Times New Roman" w:hAnsi="Times New Roman" w:cs="Times New Roman"/>
+          <w:b/>
+          <w:bCs/>
+          <w:i/>
+          <w:iCs/>
+          <w:sz w:val="26"/>
+          <w:szCs w:val="26"/>
+        </w:rPr>
+        <w:t>env.action</w:t>
+      </w:r>
+      <w:proofErr w:type="gramEnd"/>
+      <w:r>
+        <w:rPr>
+          <w:rFonts w:ascii="Times New Roman" w:hAnsi="Times New Roman" w:cs="Times New Roman"/>
+          <w:b/>
+          <w:bCs/>
+          <w:i/>
+          <w:iCs/>
+          <w:sz w:val="26"/>
+          <w:szCs w:val="26"/>
+        </w:rPr>
+        <w:t>_space.</w:t>
+      </w:r>
+      <w:proofErr w:type="gramStart"/>
+      <w:r>
+        <w:rPr>
+          <w:rFonts w:ascii="Times New Roman" w:hAnsi="Times New Roman" w:cs="Times New Roman"/>
+          <w:b/>
+          <w:bCs/>
+          <w:i/>
+          <w:iCs/>
+          <w:sz w:val="26"/>
+          <w:szCs w:val="26"/>
+        </w:rPr>
+        <w:t>sample</w:t>
+      </w:r>
+      <w:proofErr w:type="spellEnd"/>
+      <w:r>
+        <w:rPr>
+          <w:rFonts w:ascii="Times New Roman" w:hAnsi="Times New Roman" w:cs="Times New Roman"/>
+          <w:b/>
+          <w:bCs/>
+          <w:i/>
+          <w:iCs/>
+          <w:sz w:val="26"/>
+          <w:szCs w:val="26"/>
+        </w:rPr>
+        <w:t>(</w:t>
+      </w:r>
+      <w:proofErr w:type="gramEnd"/>
+      <w:r>
+        <w:rPr>
+          <w:rFonts w:ascii="Times New Roman" w:hAnsi="Times New Roman" w:cs="Times New Roman"/>
+          <w:b/>
+          <w:bCs/>
+          <w:i/>
+          <w:iCs/>
+          <w:sz w:val="26"/>
+          <w:szCs w:val="26"/>
+        </w:rPr>
+        <w:t>)</w:t>
+      </w:r>
+      <w:r>
+        <w:rPr>
+          <w:rFonts w:ascii="Times New Roman" w:hAnsi="Times New Roman" w:cs="Times New Roman"/>
+          <w:b/>
+          <w:bCs/>
+          <w:i/>
+          <w:iCs/>
+          <w:sz w:val="26"/>
+          <w:szCs w:val="26"/>
+        </w:rPr>
+        <w:t>:</w:t>
+      </w:r>
+      <w:r>
+        <w:rPr>
+          <w:rFonts w:ascii="Times New Roman" w:hAnsi="Times New Roman" w:cs="Times New Roman"/>
+          <w:sz w:val="26"/>
+          <w:szCs w:val="26"/>
+        </w:rPr>
+        <w:t xml:space="preserve"> </w:t>
+      </w:r>
+      <w:proofErr w:type="spellStart"/>
+      <w:r>
+        <w:rPr>
+          <w:rFonts w:ascii="Times New Roman" w:hAnsi="Times New Roman" w:cs="Times New Roman"/>
+          <w:sz w:val="26"/>
+          <w:szCs w:val="26"/>
+        </w:rPr>
+        <w:t>thực</w:t>
+      </w:r>
+      <w:proofErr w:type="spellEnd"/>
+      <w:r>
+        <w:rPr>
+          <w:rFonts w:ascii="Times New Roman" w:hAnsi="Times New Roman" w:cs="Times New Roman"/>
+          <w:sz w:val="26"/>
+          <w:szCs w:val="26"/>
+        </w:rPr>
+        <w:t xml:space="preserve"> </w:t>
+      </w:r>
+      <w:proofErr w:type="spellStart"/>
+      <w:r>
+        <w:rPr>
+          <w:rFonts w:ascii="Times New Roman" w:hAnsi="Times New Roman" w:cs="Times New Roman"/>
+          <w:sz w:val="26"/>
+          <w:szCs w:val="26"/>
+        </w:rPr>
+        <w:t>hiện</w:t>
+      </w:r>
+      <w:proofErr w:type="spellEnd"/>
+      <w:r>
+        <w:rPr>
+          <w:rFonts w:ascii="Times New Roman" w:hAnsi="Times New Roman" w:cs="Times New Roman"/>
+          <w:sz w:val="26"/>
+          <w:szCs w:val="26"/>
+        </w:rPr>
+        <w:t xml:space="preserve"> 1 </w:t>
+      </w:r>
+      <w:proofErr w:type="spellStart"/>
+      <w:r>
+        <w:rPr>
+          <w:rFonts w:ascii="Times New Roman" w:hAnsi="Times New Roman" w:cs="Times New Roman"/>
+          <w:sz w:val="26"/>
+          <w:szCs w:val="26"/>
+        </w:rPr>
+        <w:t>hành</w:t>
+      </w:r>
+      <w:proofErr w:type="spellEnd"/>
+      <w:r>
+        <w:rPr>
+          <w:rFonts w:ascii="Times New Roman" w:hAnsi="Times New Roman" w:cs="Times New Roman"/>
+          <w:sz w:val="26"/>
+          <w:szCs w:val="26"/>
+        </w:rPr>
+        <w:t xml:space="preserve"> </w:t>
+      </w:r>
+      <w:proofErr w:type="spellStart"/>
+      <w:r>
+        <w:rPr>
+          <w:rFonts w:ascii="Times New Roman" w:hAnsi="Times New Roman" w:cs="Times New Roman"/>
+          <w:sz w:val="26"/>
+          <w:szCs w:val="26"/>
+        </w:rPr>
+        <w:t>động</w:t>
+      </w:r>
+      <w:proofErr w:type="spellEnd"/>
+      <w:r>
+        <w:rPr>
+          <w:rFonts w:ascii="Times New Roman" w:hAnsi="Times New Roman" w:cs="Times New Roman"/>
+          <w:sz w:val="26"/>
+          <w:szCs w:val="26"/>
+        </w:rPr>
+        <w:t xml:space="preserve"> </w:t>
+      </w:r>
+      <w:proofErr w:type="spellStart"/>
+      <w:r>
+        <w:rPr>
+          <w:rFonts w:ascii="Times New Roman" w:hAnsi="Times New Roman" w:cs="Times New Roman"/>
+          <w:sz w:val="26"/>
+          <w:szCs w:val="26"/>
+        </w:rPr>
+        <w:t>ngẫu</w:t>
+      </w:r>
+      <w:proofErr w:type="spellEnd"/>
+      <w:r>
+        <w:rPr>
+          <w:rFonts w:ascii="Times New Roman" w:hAnsi="Times New Roman" w:cs="Times New Roman"/>
+          <w:sz w:val="26"/>
+          <w:szCs w:val="26"/>
+        </w:rPr>
+        <w:t xml:space="preserve"> </w:t>
+      </w:r>
+      <w:proofErr w:type="spellStart"/>
+      <w:r>
+        <w:rPr>
+          <w:rFonts w:ascii="Times New Roman" w:hAnsi="Times New Roman" w:cs="Times New Roman"/>
+          <w:sz w:val="26"/>
+          <w:szCs w:val="26"/>
+        </w:rPr>
+        <w:t>nhiên</w:t>
+      </w:r>
+      <w:proofErr w:type="spellEnd"/>
+      <w:r>
+        <w:rPr>
+          <w:rFonts w:ascii="Times New Roman" w:hAnsi="Times New Roman" w:cs="Times New Roman"/>
+          <w:sz w:val="26"/>
+          <w:szCs w:val="26"/>
+        </w:rPr>
+        <w:t xml:space="preserve"> </w:t>
+      </w:r>
+      <w:proofErr w:type="spellStart"/>
+      <w:r>
+        <w:rPr>
+          <w:rFonts w:ascii="Times New Roman" w:hAnsi="Times New Roman" w:cs="Times New Roman"/>
+          <w:sz w:val="26"/>
+          <w:szCs w:val="26"/>
+        </w:rPr>
+        <w:t>trong</w:t>
+      </w:r>
+      <w:proofErr w:type="spellEnd"/>
+      <w:r>
+        <w:rPr>
+          <w:rFonts w:ascii="Times New Roman" w:hAnsi="Times New Roman" w:cs="Times New Roman"/>
+          <w:sz w:val="26"/>
+          <w:szCs w:val="26"/>
+        </w:rPr>
+        <w:t xml:space="preserve"> </w:t>
+      </w:r>
+      <w:proofErr w:type="spellStart"/>
+      <w:r>
+        <w:rPr>
+          <w:rFonts w:ascii="Times New Roman" w:hAnsi="Times New Roman" w:cs="Times New Roman"/>
+          <w:sz w:val="26"/>
+          <w:szCs w:val="26"/>
+        </w:rPr>
+        <w:t>action_space</w:t>
+      </w:r>
+      <w:proofErr w:type="spellEnd"/>
+    </w:p>
+    <w:p>
+      <w:pPr>
+        <w:pStyle w:val="ListParagraph"/>
+        <w:numPr>
+          <w:ilvl w:val="0"/>
+          <w:numId w:val="2"/>
+        </w:numPr>
+        <w:spacing w:line="276" w:lineRule="auto"/>
+        <w:rPr>
+          <w:rFonts w:ascii="Times New Roman" w:hAnsi="Times New Roman" w:cs="Times New Roman"/>
+          <w:b/>
+          <w:bCs/>
+          <w:sz w:val="26"/>
+          <w:szCs w:val="26"/>
+        </w:rPr>
+      </w:pPr>
+      <w:proofErr w:type="spellStart"/>
+      <w:r>
+        <w:rPr>
+          <w:rFonts w:ascii="Times New Roman" w:hAnsi="Times New Roman" w:cs="Times New Roman"/>
+          <w:b/>
+          <w:bCs/>
+          <w:i/>
+          <w:iCs/>
+          <w:sz w:val="26"/>
+          <w:szCs w:val="26"/>
+        </w:rPr>
+        <w:t>obs</w:t>
+      </w:r>
+      <w:proofErr w:type="spellEnd"/>
+      <w:r>
+        <w:rPr>
+          <w:rFonts w:ascii="Times New Roman" w:hAnsi="Times New Roman" w:cs="Times New Roman"/>
+          <w:b/>
+          <w:bCs/>
+          <w:i/>
+          <w:iCs/>
+          <w:sz w:val="26"/>
+          <w:szCs w:val="26"/>
+        </w:rPr>
+        <w:t xml:space="preserve">, reward, done, truncated, info = </w:t>
+      </w:r>
+      <w:proofErr w:type="spellStart"/>
+      <w:proofErr w:type="gramStart"/>
+      <w:r>
+        <w:rPr>
+          <w:rFonts w:ascii="Times New Roman" w:hAnsi="Times New Roman" w:cs="Times New Roman"/>
+          <w:b/>
+          <w:bCs/>
+          <w:i/>
+          <w:iCs/>
+          <w:sz w:val="26"/>
+          <w:szCs w:val="26"/>
+        </w:rPr>
+        <w:t>env.step</w:t>
+      </w:r>
+      <w:proofErr w:type="spellEnd"/>
+      <w:proofErr w:type="gramEnd"/>
+      <w:r>
+        <w:rPr>
+          <w:rFonts w:ascii="Times New Roman" w:hAnsi="Times New Roman" w:cs="Times New Roman"/>
+          <w:b/>
+          <w:bCs/>
+          <w:i/>
+          <w:iCs/>
+          <w:sz w:val="26"/>
+          <w:szCs w:val="26"/>
+        </w:rPr>
+        <w:t>(action</w:t>
+      </w:r>
+      <w:r>
+        <w:rPr>
+          <w:rFonts w:ascii="Times New Roman" w:hAnsi="Times New Roman" w:cs="Times New Roman"/>
+          <w:b/>
+          <w:bCs/>
+          <w:i/>
+          <w:iCs/>
+          <w:sz w:val="26"/>
+          <w:szCs w:val="26"/>
+        </w:rPr>
+        <w:t>)</w:t>
+      </w:r>
+      <w:r>
+        <w:rPr>
+          <w:rFonts w:ascii="Times New Roman" w:hAnsi="Times New Roman" w:cs="Times New Roman"/>
+          <w:b/>
+          <w:bCs/>
+          <w:i/>
+          <w:iCs/>
+          <w:sz w:val="26"/>
+          <w:szCs w:val="26"/>
+        </w:rPr>
+        <w:t xml:space="preserve">: </w:t>
+      </w:r>
+      <w:proofErr w:type="spellStart"/>
+      <w:r>
+        <w:rPr>
+          <w:rFonts w:ascii="Times New Roman" w:hAnsi="Times New Roman" w:cs="Times New Roman"/>
+          <w:sz w:val="26"/>
+          <w:szCs w:val="26"/>
+        </w:rPr>
+        <w:t>lựa</w:t>
+      </w:r>
+      <w:proofErr w:type="spellEnd"/>
+      <w:r>
+        <w:rPr>
+          <w:rFonts w:ascii="Times New Roman" w:hAnsi="Times New Roman" w:cs="Times New Roman"/>
+          <w:sz w:val="26"/>
+          <w:szCs w:val="26"/>
+        </w:rPr>
+        <w:t xml:space="preserve"> </w:t>
+      </w:r>
+      <w:proofErr w:type="spellStart"/>
+      <w:r>
+        <w:rPr>
+          <w:rFonts w:ascii="Times New Roman" w:hAnsi="Times New Roman" w:cs="Times New Roman"/>
+          <w:sz w:val="26"/>
+          <w:szCs w:val="26"/>
+        </w:rPr>
+        <w:t>chọn</w:t>
+      </w:r>
+      <w:proofErr w:type="spellEnd"/>
+      <w:r>
+        <w:rPr>
+          <w:rFonts w:ascii="Times New Roman" w:hAnsi="Times New Roman" w:cs="Times New Roman"/>
+          <w:sz w:val="26"/>
+          <w:szCs w:val="26"/>
+        </w:rPr>
+        <w:t xml:space="preserve"> </w:t>
+      </w:r>
+      <w:proofErr w:type="spellStart"/>
+      <w:r>
+        <w:rPr>
+          <w:rFonts w:ascii="Times New Roman" w:hAnsi="Times New Roman" w:cs="Times New Roman"/>
+          <w:sz w:val="26"/>
+          <w:szCs w:val="26"/>
+        </w:rPr>
+        <w:t>những</w:t>
+      </w:r>
+      <w:proofErr w:type="spellEnd"/>
+      <w:r>
+        <w:rPr>
+          <w:rFonts w:ascii="Times New Roman" w:hAnsi="Times New Roman" w:cs="Times New Roman"/>
+          <w:sz w:val="26"/>
+          <w:szCs w:val="26"/>
+        </w:rPr>
+        <w:t xml:space="preserve"> action </w:t>
+      </w:r>
+      <w:proofErr w:type="spellStart"/>
+      <w:r>
+        <w:rPr>
+          <w:rFonts w:ascii="Times New Roman" w:hAnsi="Times New Roman" w:cs="Times New Roman"/>
+          <w:sz w:val="26"/>
+          <w:szCs w:val="26"/>
+        </w:rPr>
+        <w:t>để</w:t>
+      </w:r>
+      <w:proofErr w:type="spellEnd"/>
+      <w:r>
+        <w:rPr>
+          <w:rFonts w:ascii="Times New Roman" w:hAnsi="Times New Roman" w:cs="Times New Roman"/>
+          <w:sz w:val="26"/>
+          <w:szCs w:val="26"/>
+        </w:rPr>
+        <w:t xml:space="preserve"> agent </w:t>
+      </w:r>
+      <w:proofErr w:type="spellStart"/>
+      <w:r>
+        <w:rPr>
+          <w:rFonts w:ascii="Times New Roman" w:hAnsi="Times New Roman" w:cs="Times New Roman"/>
+          <w:sz w:val="26"/>
+          <w:szCs w:val="26"/>
+        </w:rPr>
+        <w:t>thực</w:t>
+      </w:r>
+      <w:proofErr w:type="spellEnd"/>
+      <w:r>
+        <w:rPr>
+          <w:rFonts w:ascii="Times New Roman" w:hAnsi="Times New Roman" w:cs="Times New Roman"/>
+          <w:sz w:val="26"/>
+          <w:szCs w:val="26"/>
+        </w:rPr>
+        <w:t xml:space="preserve"> </w:t>
+      </w:r>
+      <w:proofErr w:type="spellStart"/>
+      <w:r>
+        <w:rPr>
+          <w:rFonts w:ascii="Times New Roman" w:hAnsi="Times New Roman" w:cs="Times New Roman"/>
+          <w:sz w:val="26"/>
+          <w:szCs w:val="26"/>
+        </w:rPr>
+        <w:t>hiện</w:t>
+      </w:r>
+      <w:proofErr w:type="spellEnd"/>
+      <w:r>
+        <w:rPr>
+          <w:rFonts w:ascii="Times New Roman" w:hAnsi="Times New Roman" w:cs="Times New Roman"/>
+          <w:sz w:val="26"/>
+          <w:szCs w:val="26"/>
+        </w:rPr>
+        <w:t xml:space="preserve">. Sau </w:t>
+      </w:r>
+      <w:proofErr w:type="spellStart"/>
+      <w:r>
+        <w:rPr>
+          <w:rFonts w:ascii="Times New Roman" w:hAnsi="Times New Roman" w:cs="Times New Roman"/>
+          <w:sz w:val="26"/>
+          <w:szCs w:val="26"/>
+        </w:rPr>
+        <w:t>đó</w:t>
+      </w:r>
+      <w:proofErr w:type="spellEnd"/>
+      <w:r>
+        <w:rPr>
+          <w:rFonts w:ascii="Times New Roman" w:hAnsi="Times New Roman" w:cs="Times New Roman"/>
+          <w:sz w:val="26"/>
+          <w:szCs w:val="26"/>
+        </w:rPr>
+        <w:t xml:space="preserve"> </w:t>
+      </w:r>
+      <w:proofErr w:type="spellStart"/>
+      <w:r>
+        <w:rPr>
+          <w:rFonts w:ascii="Times New Roman" w:hAnsi="Times New Roman" w:cs="Times New Roman"/>
+          <w:sz w:val="26"/>
+          <w:szCs w:val="26"/>
+        </w:rPr>
+        <w:t>xét</w:t>
+      </w:r>
+      <w:proofErr w:type="spellEnd"/>
+      <w:r>
+        <w:rPr>
+          <w:rFonts w:ascii="Times New Roman" w:hAnsi="Times New Roman" w:cs="Times New Roman"/>
+          <w:sz w:val="26"/>
+          <w:szCs w:val="26"/>
+        </w:rPr>
+        <w:t xml:space="preserve"> </w:t>
+      </w:r>
+      <w:r>
+        <w:rPr>
+          <w:rFonts w:ascii="Times New Roman" w:hAnsi="Times New Roman" w:cs="Times New Roman"/>
+          <w:b/>
+          <w:bCs/>
+          <w:i/>
+          <w:iCs/>
+          <w:sz w:val="26"/>
+          <w:szCs w:val="26"/>
+        </w:rPr>
+        <w:t>done or truncated</w:t>
+      </w:r>
+      <w:r>
+        <w:rPr>
+          <w:rFonts w:ascii="Times New Roman" w:hAnsi="Times New Roman" w:cs="Times New Roman"/>
+          <w:b/>
+          <w:bCs/>
+          <w:i/>
+          <w:iCs/>
+          <w:sz w:val="26"/>
+          <w:szCs w:val="26"/>
+        </w:rPr>
+        <w:t xml:space="preserve"> </w:t>
+      </w:r>
+      <w:r>
+        <w:rPr>
+          <w:rFonts w:ascii="Times New Roman" w:hAnsi="Times New Roman" w:cs="Times New Roman"/>
+          <w:sz w:val="26"/>
+          <w:szCs w:val="26"/>
+        </w:rPr>
+        <w:t>(</w:t>
+      </w:r>
+      <w:proofErr w:type="spellStart"/>
+      <w:r>
+        <w:rPr>
+          <w:rFonts w:ascii="Times New Roman" w:hAnsi="Times New Roman" w:cs="Times New Roman"/>
+          <w:sz w:val="26"/>
+          <w:szCs w:val="26"/>
+        </w:rPr>
+        <w:t>có</w:t>
+      </w:r>
+      <w:proofErr w:type="spellEnd"/>
+      <w:r>
+        <w:rPr>
+          <w:rFonts w:ascii="Times New Roman" w:hAnsi="Times New Roman" w:cs="Times New Roman"/>
+          <w:sz w:val="26"/>
+          <w:szCs w:val="26"/>
+        </w:rPr>
+        <w:t xml:space="preserve"> </w:t>
+      </w:r>
+      <w:proofErr w:type="spellStart"/>
+      <w:r>
+        <w:rPr>
+          <w:rFonts w:ascii="Times New Roman" w:hAnsi="Times New Roman" w:cs="Times New Roman"/>
+          <w:sz w:val="26"/>
+          <w:szCs w:val="26"/>
+        </w:rPr>
+        <w:t>thể</w:t>
+      </w:r>
+      <w:proofErr w:type="spellEnd"/>
+      <w:r>
+        <w:rPr>
+          <w:rFonts w:ascii="Times New Roman" w:hAnsi="Times New Roman" w:cs="Times New Roman"/>
+          <w:sz w:val="26"/>
+          <w:szCs w:val="26"/>
+        </w:rPr>
+        <w:t xml:space="preserve"> </w:t>
+      </w:r>
+      <w:proofErr w:type="spellStart"/>
+      <w:r>
+        <w:rPr>
+          <w:rFonts w:ascii="Times New Roman" w:hAnsi="Times New Roman" w:cs="Times New Roman"/>
+          <w:sz w:val="26"/>
+          <w:szCs w:val="26"/>
+        </w:rPr>
+        <w:t>là</w:t>
+      </w:r>
+      <w:proofErr w:type="spellEnd"/>
+      <w:r>
+        <w:rPr>
+          <w:rFonts w:ascii="Times New Roman" w:hAnsi="Times New Roman" w:cs="Times New Roman"/>
+          <w:sz w:val="26"/>
+          <w:szCs w:val="26"/>
+        </w:rPr>
+        <w:t xml:space="preserve"> </w:t>
+      </w:r>
+      <w:r>
+        <w:rPr>
+          <w:rFonts w:ascii="Times New Roman" w:hAnsi="Times New Roman" w:cs="Times New Roman"/>
+          <w:b/>
+          <w:bCs/>
+          <w:i/>
+          <w:iCs/>
+          <w:sz w:val="26"/>
+          <w:szCs w:val="26"/>
+        </w:rPr>
+        <w:t>terminated</w:t>
+      </w:r>
+      <w:r>
+        <w:rPr>
+          <w:rFonts w:ascii="Times New Roman" w:hAnsi="Times New Roman" w:cs="Times New Roman"/>
+          <w:sz w:val="26"/>
+          <w:szCs w:val="26"/>
+        </w:rPr>
+        <w:t>)</w:t>
+      </w:r>
+      <w:r>
+        <w:rPr>
+          <w:rFonts w:ascii="Times New Roman" w:hAnsi="Times New Roman" w:cs="Times New Roman"/>
+          <w:sz w:val="26"/>
+          <w:szCs w:val="26"/>
+        </w:rPr>
+        <w:t xml:space="preserve"> </w:t>
+      </w:r>
+      <w:proofErr w:type="spellStart"/>
+      <w:r>
+        <w:rPr>
+          <w:rFonts w:ascii="Times New Roman" w:hAnsi="Times New Roman" w:cs="Times New Roman"/>
+          <w:sz w:val="26"/>
+          <w:szCs w:val="26"/>
+        </w:rPr>
+        <w:t>để</w:t>
+      </w:r>
+      <w:proofErr w:type="spellEnd"/>
+      <w:r>
+        <w:rPr>
+          <w:rFonts w:ascii="Times New Roman" w:hAnsi="Times New Roman" w:cs="Times New Roman"/>
+          <w:sz w:val="26"/>
+          <w:szCs w:val="26"/>
+        </w:rPr>
+        <w:t xml:space="preserve"> reset </w:t>
+      </w:r>
+      <w:proofErr w:type="spellStart"/>
+      <w:r>
+        <w:rPr>
+          <w:rFonts w:ascii="Times New Roman" w:hAnsi="Times New Roman" w:cs="Times New Roman"/>
+          <w:sz w:val="26"/>
+          <w:szCs w:val="26"/>
+        </w:rPr>
+        <w:t>lại</w:t>
+      </w:r>
+      <w:proofErr w:type="spellEnd"/>
+      <w:r>
+        <w:rPr>
+          <w:rFonts w:ascii="Times New Roman" w:hAnsi="Times New Roman" w:cs="Times New Roman"/>
+          <w:sz w:val="26"/>
+          <w:szCs w:val="26"/>
+        </w:rPr>
+        <w:t xml:space="preserve"> </w:t>
+      </w:r>
+      <w:proofErr w:type="spellStart"/>
+      <w:r>
+        <w:rPr>
+          <w:rFonts w:ascii="Times New Roman" w:hAnsi="Times New Roman" w:cs="Times New Roman"/>
+          <w:sz w:val="26"/>
+          <w:szCs w:val="26"/>
+        </w:rPr>
+        <w:t>từ</w:t>
+      </w:r>
+      <w:proofErr w:type="spellEnd"/>
+      <w:r>
+        <w:rPr>
+          <w:rFonts w:ascii="Times New Roman" w:hAnsi="Times New Roman" w:cs="Times New Roman"/>
+          <w:sz w:val="26"/>
+          <w:szCs w:val="26"/>
+        </w:rPr>
+        <w:t xml:space="preserve"> </w:t>
+      </w:r>
+      <w:proofErr w:type="spellStart"/>
+      <w:r>
+        <w:rPr>
+          <w:rFonts w:ascii="Times New Roman" w:hAnsi="Times New Roman" w:cs="Times New Roman"/>
+          <w:sz w:val="26"/>
+          <w:szCs w:val="26"/>
+        </w:rPr>
+        <w:t>đầu</w:t>
+      </w:r>
+      <w:proofErr w:type="spellEnd"/>
+    </w:p>
+    <w:p>
+      <w:pPr>
+        <w:pStyle w:val="ListParagraph"/>
+        <w:spacing w:line="276" w:lineRule="auto"/>
+        <w:ind w:left="1440"/>
+        <w:rPr>
+          <w:rFonts w:ascii="Times New Roman" w:hAnsi="Times New Roman" w:cs="Times New Roman"/>
+          <w:sz w:val="26"/>
+          <w:szCs w:val="26"/>
+        </w:rPr>
+      </w:pPr>
+      <w:r>
+        <w:rPr>
+          <w:rFonts w:ascii="Times New Roman" w:hAnsi="Times New Roman" w:cs="Times New Roman"/>
+          <w:b/>
+          <w:bCs/>
+          <w:i/>
+          <w:iCs/>
+          <w:sz w:val="26"/>
+          <w:szCs w:val="26"/>
+        </w:rPr>
+        <w:t xml:space="preserve">+ </w:t>
+      </w:r>
+      <w:r>
+        <w:rPr>
+          <w:rFonts w:ascii="Times New Roman" w:hAnsi="Times New Roman" w:cs="Times New Roman"/>
+          <w:sz w:val="26"/>
+          <w:szCs w:val="26"/>
+        </w:rPr>
+        <w:t xml:space="preserve">Truncated: </w:t>
+      </w:r>
+      <w:proofErr w:type="spellStart"/>
+      <w:r>
+        <w:rPr>
+          <w:rFonts w:ascii="Times New Roman" w:hAnsi="Times New Roman" w:cs="Times New Roman"/>
+          <w:sz w:val="26"/>
+          <w:szCs w:val="26"/>
+        </w:rPr>
+        <w:t>là</w:t>
+      </w:r>
+      <w:proofErr w:type="spellEnd"/>
+      <w:r>
+        <w:rPr>
+          <w:rFonts w:ascii="Times New Roman" w:hAnsi="Times New Roman" w:cs="Times New Roman"/>
+          <w:sz w:val="26"/>
+          <w:szCs w:val="26"/>
+        </w:rPr>
+        <w:t xml:space="preserve"> </w:t>
+      </w:r>
+      <w:proofErr w:type="spellStart"/>
+      <w:r>
+        <w:rPr>
+          <w:rFonts w:ascii="Times New Roman" w:hAnsi="Times New Roman" w:cs="Times New Roman"/>
+          <w:sz w:val="26"/>
+          <w:szCs w:val="26"/>
+        </w:rPr>
+        <w:t>viêc</w:t>
+      </w:r>
+      <w:proofErr w:type="spellEnd"/>
+      <w:r>
+        <w:rPr>
+          <w:rFonts w:ascii="Times New Roman" w:hAnsi="Times New Roman" w:cs="Times New Roman"/>
+          <w:sz w:val="26"/>
+          <w:szCs w:val="26"/>
+        </w:rPr>
+        <w:t xml:space="preserve"> </w:t>
+      </w:r>
+      <w:proofErr w:type="spellStart"/>
+      <w:r>
+        <w:rPr>
+          <w:rFonts w:ascii="Times New Roman" w:hAnsi="Times New Roman" w:cs="Times New Roman"/>
+          <w:sz w:val="26"/>
+          <w:szCs w:val="26"/>
+        </w:rPr>
+        <w:t>kết</w:t>
+      </w:r>
+      <w:proofErr w:type="spellEnd"/>
+      <w:r>
+        <w:rPr>
+          <w:rFonts w:ascii="Times New Roman" w:hAnsi="Times New Roman" w:cs="Times New Roman"/>
+          <w:sz w:val="26"/>
+          <w:szCs w:val="26"/>
+        </w:rPr>
+        <w:t xml:space="preserve"> </w:t>
+      </w:r>
+      <w:proofErr w:type="spellStart"/>
+      <w:r>
+        <w:rPr>
+          <w:rFonts w:ascii="Times New Roman" w:hAnsi="Times New Roman" w:cs="Times New Roman"/>
+          <w:sz w:val="26"/>
+          <w:szCs w:val="26"/>
+        </w:rPr>
+        <w:t>thúc</w:t>
+      </w:r>
+      <w:proofErr w:type="spellEnd"/>
+      <w:r>
+        <w:rPr>
+          <w:rFonts w:ascii="Times New Roman" w:hAnsi="Times New Roman" w:cs="Times New Roman"/>
+          <w:sz w:val="26"/>
+          <w:szCs w:val="26"/>
+        </w:rPr>
+        <w:t xml:space="preserve"> do vi </w:t>
+      </w:r>
+      <w:proofErr w:type="spellStart"/>
+      <w:r>
+        <w:rPr>
+          <w:rFonts w:ascii="Times New Roman" w:hAnsi="Times New Roman" w:cs="Times New Roman"/>
+          <w:sz w:val="26"/>
+          <w:szCs w:val="26"/>
+        </w:rPr>
+        <w:t>phạm</w:t>
+      </w:r>
+      <w:proofErr w:type="spellEnd"/>
+      <w:r>
+        <w:rPr>
+          <w:rFonts w:ascii="Times New Roman" w:hAnsi="Times New Roman" w:cs="Times New Roman"/>
+          <w:sz w:val="26"/>
+          <w:szCs w:val="26"/>
+        </w:rPr>
+        <w:t xml:space="preserve"> </w:t>
+      </w:r>
+      <w:proofErr w:type="spellStart"/>
+      <w:r>
+        <w:rPr>
+          <w:rFonts w:ascii="Times New Roman" w:hAnsi="Times New Roman" w:cs="Times New Roman"/>
+          <w:sz w:val="26"/>
+          <w:szCs w:val="26"/>
+        </w:rPr>
+        <w:t>luật</w:t>
+      </w:r>
+      <w:proofErr w:type="spellEnd"/>
+      <w:r>
+        <w:rPr>
+          <w:rFonts w:ascii="Times New Roman" w:hAnsi="Times New Roman" w:cs="Times New Roman"/>
+          <w:sz w:val="26"/>
+          <w:szCs w:val="26"/>
+        </w:rPr>
+        <w:t xml:space="preserve"> </w:t>
+      </w:r>
+      <w:proofErr w:type="spellStart"/>
+      <w:r>
+        <w:rPr>
+          <w:rFonts w:ascii="Times New Roman" w:hAnsi="Times New Roman" w:cs="Times New Roman"/>
+          <w:sz w:val="26"/>
+          <w:szCs w:val="26"/>
+        </w:rPr>
+        <w:t>chơi</w:t>
+      </w:r>
+      <w:proofErr w:type="spellEnd"/>
+    </w:p>
+    <w:p>
+      <w:pPr>
+        <w:pStyle w:val="ListParagraph"/>
+        <w:spacing w:line="276" w:lineRule="auto"/>
+        <w:ind w:left="1440"/>
+        <w:rPr>
+          <w:rFonts w:ascii="Times New Roman" w:hAnsi="Times New Roman" w:cs="Times New Roman"/>
+          <w:sz w:val="26"/>
+          <w:szCs w:val="26"/>
+        </w:rPr>
+      </w:pPr>
+      <w:r>
+        <w:rPr>
+          <w:rFonts w:ascii="Times New Roman" w:hAnsi="Times New Roman" w:cs="Times New Roman"/>
+          <w:b/>
+          <w:bCs/>
+          <w:i/>
+          <w:iCs/>
+          <w:sz w:val="26"/>
+          <w:szCs w:val="26"/>
+        </w:rPr>
+        <w:t xml:space="preserve">+ </w:t>
+      </w:r>
+      <w:r>
+        <w:rPr>
+          <w:rFonts w:ascii="Times New Roman" w:hAnsi="Times New Roman" w:cs="Times New Roman"/>
+          <w:sz w:val="26"/>
+          <w:szCs w:val="26"/>
+        </w:rPr>
+        <w:t xml:space="preserve">Terminated: </w:t>
+      </w:r>
+      <w:proofErr w:type="spellStart"/>
+      <w:r>
+        <w:rPr>
+          <w:rFonts w:ascii="Times New Roman" w:hAnsi="Times New Roman" w:cs="Times New Roman"/>
+          <w:sz w:val="26"/>
+          <w:szCs w:val="26"/>
+        </w:rPr>
+        <w:t>là</w:t>
+      </w:r>
+      <w:proofErr w:type="spellEnd"/>
+      <w:r>
+        <w:rPr>
+          <w:rFonts w:ascii="Times New Roman" w:hAnsi="Times New Roman" w:cs="Times New Roman"/>
+          <w:sz w:val="26"/>
+          <w:szCs w:val="26"/>
+        </w:rPr>
+        <w:t xml:space="preserve"> </w:t>
+      </w:r>
+      <w:proofErr w:type="spellStart"/>
+      <w:r>
+        <w:rPr>
+          <w:rFonts w:ascii="Times New Roman" w:hAnsi="Times New Roman" w:cs="Times New Roman"/>
+          <w:sz w:val="26"/>
+          <w:szCs w:val="26"/>
+        </w:rPr>
+        <w:t>kết</w:t>
+      </w:r>
+      <w:proofErr w:type="spellEnd"/>
+      <w:r>
+        <w:rPr>
+          <w:rFonts w:ascii="Times New Roman" w:hAnsi="Times New Roman" w:cs="Times New Roman"/>
+          <w:sz w:val="26"/>
+          <w:szCs w:val="26"/>
+        </w:rPr>
+        <w:t xml:space="preserve"> </w:t>
+      </w:r>
+      <w:proofErr w:type="spellStart"/>
+      <w:r>
+        <w:rPr>
+          <w:rFonts w:ascii="Times New Roman" w:hAnsi="Times New Roman" w:cs="Times New Roman"/>
+          <w:sz w:val="26"/>
+          <w:szCs w:val="26"/>
+        </w:rPr>
+        <w:t>thúc</w:t>
+      </w:r>
+      <w:proofErr w:type="spellEnd"/>
+      <w:r>
+        <w:rPr>
+          <w:rFonts w:ascii="Times New Roman" w:hAnsi="Times New Roman" w:cs="Times New Roman"/>
+          <w:sz w:val="26"/>
+          <w:szCs w:val="26"/>
+        </w:rPr>
+        <w:t xml:space="preserve"> do </w:t>
+      </w:r>
+      <w:proofErr w:type="spellStart"/>
+      <w:r>
+        <w:rPr>
+          <w:rFonts w:ascii="Times New Roman" w:hAnsi="Times New Roman" w:cs="Times New Roman"/>
+          <w:sz w:val="26"/>
+          <w:szCs w:val="26"/>
+        </w:rPr>
+        <w:t>thua</w:t>
+      </w:r>
+      <w:proofErr w:type="spellEnd"/>
+      <w:r>
+        <w:rPr>
+          <w:rFonts w:ascii="Times New Roman" w:hAnsi="Times New Roman" w:cs="Times New Roman"/>
+          <w:sz w:val="26"/>
+          <w:szCs w:val="26"/>
+        </w:rPr>
+        <w:t xml:space="preserve"> </w:t>
+      </w:r>
+      <w:proofErr w:type="spellStart"/>
+      <w:r>
+        <w:rPr>
+          <w:rFonts w:ascii="Times New Roman" w:hAnsi="Times New Roman" w:cs="Times New Roman"/>
+          <w:sz w:val="26"/>
+          <w:szCs w:val="26"/>
+        </w:rPr>
+        <w:t>như</w:t>
+      </w:r>
+      <w:proofErr w:type="spellEnd"/>
+      <w:r>
+        <w:rPr>
+          <w:rFonts w:ascii="Times New Roman" w:hAnsi="Times New Roman" w:cs="Times New Roman"/>
+          <w:sz w:val="26"/>
+          <w:szCs w:val="26"/>
+        </w:rPr>
+        <w:t xml:space="preserve"> </w:t>
+      </w:r>
+      <w:proofErr w:type="spellStart"/>
+      <w:r>
+        <w:rPr>
+          <w:rFonts w:ascii="Times New Roman" w:hAnsi="Times New Roman" w:cs="Times New Roman"/>
+          <w:sz w:val="26"/>
+          <w:szCs w:val="26"/>
+        </w:rPr>
+        <w:t>kiểu</w:t>
+      </w:r>
+      <w:proofErr w:type="spellEnd"/>
+      <w:r>
+        <w:rPr>
+          <w:rFonts w:ascii="Times New Roman" w:hAnsi="Times New Roman" w:cs="Times New Roman"/>
+          <w:sz w:val="26"/>
+          <w:szCs w:val="26"/>
+        </w:rPr>
+        <w:t xml:space="preserve"> </w:t>
+      </w:r>
+      <w:proofErr w:type="spellStart"/>
+      <w:r>
+        <w:rPr>
+          <w:rFonts w:ascii="Times New Roman" w:hAnsi="Times New Roman" w:cs="Times New Roman"/>
+          <w:sz w:val="26"/>
+          <w:szCs w:val="26"/>
+        </w:rPr>
+        <w:t>là</w:t>
+      </w:r>
+      <w:proofErr w:type="spellEnd"/>
+      <w:r>
+        <w:rPr>
+          <w:rFonts w:ascii="Times New Roman" w:hAnsi="Times New Roman" w:cs="Times New Roman"/>
+          <w:sz w:val="26"/>
+          <w:szCs w:val="26"/>
+        </w:rPr>
+        <w:t xml:space="preserve"> </w:t>
+      </w:r>
+      <w:proofErr w:type="spellStart"/>
+      <w:r>
+        <w:rPr>
+          <w:rFonts w:ascii="Times New Roman" w:hAnsi="Times New Roman" w:cs="Times New Roman"/>
+          <w:sz w:val="26"/>
+          <w:szCs w:val="26"/>
+        </w:rPr>
+        <w:t>gậy</w:t>
+      </w:r>
+      <w:proofErr w:type="spellEnd"/>
+      <w:r>
+        <w:rPr>
+          <w:rFonts w:ascii="Times New Roman" w:hAnsi="Times New Roman" w:cs="Times New Roman"/>
+          <w:sz w:val="26"/>
+          <w:szCs w:val="26"/>
+        </w:rPr>
+        <w:t xml:space="preserve"> </w:t>
+      </w:r>
+      <w:proofErr w:type="spellStart"/>
+      <w:r>
+        <w:rPr>
+          <w:rFonts w:ascii="Times New Roman" w:hAnsi="Times New Roman" w:cs="Times New Roman"/>
+          <w:sz w:val="26"/>
+          <w:szCs w:val="26"/>
+        </w:rPr>
+        <w:t>đổ</w:t>
+      </w:r>
+      <w:proofErr w:type="spellEnd"/>
+      <w:r>
+        <w:rPr>
+          <w:rFonts w:ascii="Times New Roman" w:hAnsi="Times New Roman" w:cs="Times New Roman"/>
+          <w:sz w:val="26"/>
+          <w:szCs w:val="26"/>
+        </w:rPr>
+        <w:t xml:space="preserve">, </w:t>
+      </w:r>
+      <w:proofErr w:type="spellStart"/>
+      <w:r>
+        <w:rPr>
+          <w:rFonts w:ascii="Times New Roman" w:hAnsi="Times New Roman" w:cs="Times New Roman"/>
+          <w:sz w:val="26"/>
+          <w:szCs w:val="26"/>
+        </w:rPr>
+        <w:t>đâm</w:t>
+      </w:r>
+      <w:proofErr w:type="spellEnd"/>
+      <w:r>
+        <w:rPr>
+          <w:rFonts w:ascii="Times New Roman" w:hAnsi="Times New Roman" w:cs="Times New Roman"/>
+          <w:sz w:val="26"/>
+          <w:szCs w:val="26"/>
+        </w:rPr>
+        <w:t xml:space="preserve"> </w:t>
+      </w:r>
+      <w:proofErr w:type="spellStart"/>
+      <w:r>
+        <w:rPr>
+          <w:rFonts w:ascii="Times New Roman" w:hAnsi="Times New Roman" w:cs="Times New Roman"/>
+          <w:sz w:val="26"/>
+          <w:szCs w:val="26"/>
+        </w:rPr>
+        <w:t>vào</w:t>
+      </w:r>
+      <w:proofErr w:type="spellEnd"/>
+      <w:r>
+        <w:rPr>
+          <w:rFonts w:ascii="Times New Roman" w:hAnsi="Times New Roman" w:cs="Times New Roman"/>
+          <w:sz w:val="26"/>
+          <w:szCs w:val="26"/>
+        </w:rPr>
+        <w:t xml:space="preserve"> </w:t>
+      </w:r>
+      <w:proofErr w:type="spellStart"/>
+      <w:r>
+        <w:rPr>
+          <w:rFonts w:ascii="Times New Roman" w:hAnsi="Times New Roman" w:cs="Times New Roman"/>
+          <w:sz w:val="26"/>
+          <w:szCs w:val="26"/>
+        </w:rPr>
+        <w:t>vật</w:t>
+      </w:r>
+      <w:proofErr w:type="spellEnd"/>
+      <w:r>
+        <w:rPr>
+          <w:rFonts w:ascii="Times New Roman" w:hAnsi="Times New Roman" w:cs="Times New Roman"/>
+          <w:sz w:val="26"/>
+          <w:szCs w:val="26"/>
+        </w:rPr>
+        <w:t xml:space="preserve"> </w:t>
+      </w:r>
+      <w:proofErr w:type="spellStart"/>
+      <w:r>
+        <w:rPr>
+          <w:rFonts w:ascii="Times New Roman" w:hAnsi="Times New Roman" w:cs="Times New Roman"/>
+          <w:sz w:val="26"/>
+          <w:szCs w:val="26"/>
+        </w:rPr>
+        <w:t>cản</w:t>
+      </w:r>
+      <w:proofErr w:type="spellEnd"/>
+      <w:r>
+        <w:rPr>
+          <w:rFonts w:ascii="Times New Roman" w:hAnsi="Times New Roman" w:cs="Times New Roman"/>
+          <w:sz w:val="26"/>
+          <w:szCs w:val="26"/>
+        </w:rPr>
+        <w:t xml:space="preserve"> </w:t>
+      </w:r>
+      <w:proofErr w:type="spellStart"/>
+      <w:r>
+        <w:rPr>
+          <w:rFonts w:ascii="Times New Roman" w:hAnsi="Times New Roman" w:cs="Times New Roman"/>
+          <w:sz w:val="26"/>
+          <w:szCs w:val="26"/>
+        </w:rPr>
+        <w:t>hoặc</w:t>
+      </w:r>
+      <w:proofErr w:type="spellEnd"/>
+      <w:r>
+        <w:rPr>
+          <w:rFonts w:ascii="Times New Roman" w:hAnsi="Times New Roman" w:cs="Times New Roman"/>
+          <w:sz w:val="26"/>
+          <w:szCs w:val="26"/>
+        </w:rPr>
+        <w:t xml:space="preserve"> </w:t>
+      </w:r>
+      <w:proofErr w:type="spellStart"/>
+      <w:r>
+        <w:rPr>
+          <w:rFonts w:ascii="Times New Roman" w:hAnsi="Times New Roman" w:cs="Times New Roman"/>
+          <w:sz w:val="26"/>
+          <w:szCs w:val="26"/>
+        </w:rPr>
+        <w:t>là</w:t>
+      </w:r>
+      <w:proofErr w:type="spellEnd"/>
+      <w:r>
+        <w:rPr>
+          <w:rFonts w:ascii="Times New Roman" w:hAnsi="Times New Roman" w:cs="Times New Roman"/>
+          <w:sz w:val="26"/>
+          <w:szCs w:val="26"/>
+        </w:rPr>
+        <w:t xml:space="preserve"> </w:t>
+      </w:r>
+      <w:proofErr w:type="spellStart"/>
+      <w:r>
+        <w:rPr>
+          <w:rFonts w:ascii="Times New Roman" w:hAnsi="Times New Roman" w:cs="Times New Roman"/>
+          <w:sz w:val="26"/>
+          <w:szCs w:val="26"/>
+        </w:rPr>
+        <w:t>rơi</w:t>
+      </w:r>
+      <w:proofErr w:type="spellEnd"/>
+      <w:r>
+        <w:rPr>
+          <w:rFonts w:ascii="Times New Roman" w:hAnsi="Times New Roman" w:cs="Times New Roman"/>
+          <w:sz w:val="26"/>
+          <w:szCs w:val="26"/>
+        </w:rPr>
+        <w:t xml:space="preserve"> </w:t>
+      </w:r>
+      <w:proofErr w:type="spellStart"/>
+      <w:r>
+        <w:rPr>
+          <w:rFonts w:ascii="Times New Roman" w:hAnsi="Times New Roman" w:cs="Times New Roman"/>
+          <w:sz w:val="26"/>
+          <w:szCs w:val="26"/>
+        </w:rPr>
+        <w:t>xuống</w:t>
+      </w:r>
+      <w:proofErr w:type="spellEnd"/>
+      <w:r>
+        <w:rPr>
+          <w:rFonts w:ascii="Times New Roman" w:hAnsi="Times New Roman" w:cs="Times New Roman"/>
+          <w:sz w:val="26"/>
+          <w:szCs w:val="26"/>
+        </w:rPr>
+        <w:t xml:space="preserve"> </w:t>
+      </w:r>
+      <w:proofErr w:type="spellStart"/>
+      <w:r>
+        <w:rPr>
+          <w:rFonts w:ascii="Times New Roman" w:hAnsi="Times New Roman" w:cs="Times New Roman"/>
+          <w:sz w:val="26"/>
+          <w:szCs w:val="26"/>
+        </w:rPr>
+        <w:t>hố</w:t>
+      </w:r>
+      <w:proofErr w:type="spellEnd"/>
+    </w:p>
+    <w:p>
+      <w:pPr>
+        <w:pStyle w:val="ListParagraph"/>
+        <w:spacing w:line="276" w:lineRule="auto"/>
+        <w:ind w:left="1440"/>
+        <w:rPr>
+          <w:rFonts w:ascii="Times New Roman" w:hAnsi="Times New Roman" w:cs="Times New Roman"/>
+          <w:sz w:val="26"/>
+          <w:szCs w:val="26"/>
+        </w:rPr>
+      </w:pPr>
+      <w:r>
+        <w:rPr>
+          <w:rFonts w:ascii="Times New Roman" w:hAnsi="Times New Roman" w:cs="Times New Roman"/>
+          <w:b/>
+          <w:bCs/>
+          <w:i/>
+          <w:iCs/>
+          <w:sz w:val="26"/>
+          <w:szCs w:val="26"/>
+        </w:rPr>
+        <w:t>+</w:t>
+      </w:r>
+      <w:r>
+        <w:rPr>
+          <w:rFonts w:ascii="Times New Roman" w:hAnsi="Times New Roman" w:cs="Times New Roman"/>
+          <w:sz w:val="26"/>
+          <w:szCs w:val="26"/>
+        </w:rPr>
+        <w:t xml:space="preserve"> Done: </w:t>
+      </w:r>
+      <w:proofErr w:type="spellStart"/>
+      <w:r>
+        <w:rPr>
+          <w:rFonts w:ascii="Times New Roman" w:hAnsi="Times New Roman" w:cs="Times New Roman"/>
+          <w:sz w:val="26"/>
+          <w:szCs w:val="26"/>
+        </w:rPr>
+        <w:t>là</w:t>
+      </w:r>
+      <w:proofErr w:type="spellEnd"/>
+      <w:r>
+        <w:rPr>
+          <w:rFonts w:ascii="Times New Roman" w:hAnsi="Times New Roman" w:cs="Times New Roman"/>
+          <w:sz w:val="26"/>
+          <w:szCs w:val="26"/>
+        </w:rPr>
+        <w:t xml:space="preserve"> </w:t>
+      </w:r>
+      <w:proofErr w:type="spellStart"/>
+      <w:r>
+        <w:rPr>
+          <w:rFonts w:ascii="Times New Roman" w:hAnsi="Times New Roman" w:cs="Times New Roman"/>
+          <w:sz w:val="26"/>
+          <w:szCs w:val="26"/>
+        </w:rPr>
+        <w:t>kết</w:t>
+      </w:r>
+      <w:proofErr w:type="spellEnd"/>
+      <w:r>
+        <w:rPr>
+          <w:rFonts w:ascii="Times New Roman" w:hAnsi="Times New Roman" w:cs="Times New Roman"/>
+          <w:sz w:val="26"/>
+          <w:szCs w:val="26"/>
+        </w:rPr>
+        <w:t xml:space="preserve"> </w:t>
+      </w:r>
+      <w:proofErr w:type="spellStart"/>
+      <w:r>
+        <w:rPr>
+          <w:rFonts w:ascii="Times New Roman" w:hAnsi="Times New Roman" w:cs="Times New Roman"/>
+          <w:sz w:val="26"/>
+          <w:szCs w:val="26"/>
+        </w:rPr>
+        <w:t>thúc</w:t>
+      </w:r>
+      <w:proofErr w:type="spellEnd"/>
+      <w:r>
+        <w:rPr>
+          <w:rFonts w:ascii="Times New Roman" w:hAnsi="Times New Roman" w:cs="Times New Roman"/>
+          <w:sz w:val="26"/>
+          <w:szCs w:val="26"/>
+        </w:rPr>
+        <w:t xml:space="preserve"> </w:t>
+      </w:r>
+      <w:proofErr w:type="spellStart"/>
+      <w:r>
+        <w:rPr>
+          <w:rFonts w:ascii="Times New Roman" w:hAnsi="Times New Roman" w:cs="Times New Roman"/>
+          <w:sz w:val="26"/>
+          <w:szCs w:val="26"/>
+        </w:rPr>
+        <w:t>vì</w:t>
+      </w:r>
+      <w:proofErr w:type="spellEnd"/>
+      <w:r>
+        <w:rPr>
+          <w:rFonts w:ascii="Times New Roman" w:hAnsi="Times New Roman" w:cs="Times New Roman"/>
+          <w:sz w:val="26"/>
+          <w:szCs w:val="26"/>
+        </w:rPr>
+        <w:t xml:space="preserve"> </w:t>
+      </w:r>
+      <w:proofErr w:type="spellStart"/>
+      <w:r>
+        <w:rPr>
+          <w:rFonts w:ascii="Times New Roman" w:hAnsi="Times New Roman" w:cs="Times New Roman"/>
+          <w:sz w:val="26"/>
+          <w:szCs w:val="26"/>
+        </w:rPr>
+        <w:t>bất</w:t>
+      </w:r>
+      <w:proofErr w:type="spellEnd"/>
+      <w:r>
+        <w:rPr>
+          <w:rFonts w:ascii="Times New Roman" w:hAnsi="Times New Roman" w:cs="Times New Roman"/>
+          <w:sz w:val="26"/>
+          <w:szCs w:val="26"/>
+        </w:rPr>
+        <w:t xml:space="preserve"> </w:t>
+      </w:r>
+      <w:proofErr w:type="spellStart"/>
+      <w:r>
+        <w:rPr>
+          <w:rFonts w:ascii="Times New Roman" w:hAnsi="Times New Roman" w:cs="Times New Roman"/>
+          <w:sz w:val="26"/>
+          <w:szCs w:val="26"/>
+        </w:rPr>
+        <w:t>kì</w:t>
+      </w:r>
+      <w:proofErr w:type="spellEnd"/>
+      <w:r>
+        <w:rPr>
+          <w:rFonts w:ascii="Times New Roman" w:hAnsi="Times New Roman" w:cs="Times New Roman"/>
+          <w:sz w:val="26"/>
+          <w:szCs w:val="26"/>
+        </w:rPr>
+        <w:t xml:space="preserve"> </w:t>
+      </w:r>
+      <w:proofErr w:type="spellStart"/>
+      <w:r>
+        <w:rPr>
+          <w:rFonts w:ascii="Times New Roman" w:hAnsi="Times New Roman" w:cs="Times New Roman"/>
+          <w:sz w:val="26"/>
+          <w:szCs w:val="26"/>
+        </w:rPr>
+        <w:t>lí</w:t>
+      </w:r>
+      <w:proofErr w:type="spellEnd"/>
+      <w:r>
+        <w:rPr>
+          <w:rFonts w:ascii="Times New Roman" w:hAnsi="Times New Roman" w:cs="Times New Roman"/>
+          <w:sz w:val="26"/>
+          <w:szCs w:val="26"/>
+        </w:rPr>
+        <w:t xml:space="preserve"> do </w:t>
+      </w:r>
+      <w:proofErr w:type="spellStart"/>
+      <w:r>
+        <w:rPr>
+          <w:rFonts w:ascii="Times New Roman" w:hAnsi="Times New Roman" w:cs="Times New Roman"/>
+          <w:sz w:val="26"/>
+          <w:szCs w:val="26"/>
+        </w:rPr>
+        <w:t>gì</w:t>
+      </w:r>
+      <w:proofErr w:type="spellEnd"/>
+      <w:r>
+        <w:rPr>
+          <w:rFonts w:ascii="Times New Roman" w:hAnsi="Times New Roman" w:cs="Times New Roman"/>
+          <w:sz w:val="26"/>
+          <w:szCs w:val="26"/>
+        </w:rPr>
+        <w:t xml:space="preserve">, </w:t>
+      </w:r>
+      <w:proofErr w:type="spellStart"/>
+      <w:r>
+        <w:rPr>
+          <w:rFonts w:ascii="Times New Roman" w:hAnsi="Times New Roman" w:cs="Times New Roman"/>
+          <w:sz w:val="26"/>
+          <w:szCs w:val="26"/>
+        </w:rPr>
+        <w:t>dù</w:t>
+      </w:r>
+      <w:proofErr w:type="spellEnd"/>
+      <w:r>
+        <w:rPr>
+          <w:rFonts w:ascii="Times New Roman" w:hAnsi="Times New Roman" w:cs="Times New Roman"/>
+          <w:sz w:val="26"/>
+          <w:szCs w:val="26"/>
+        </w:rPr>
+        <w:t xml:space="preserve"> </w:t>
+      </w:r>
+      <w:proofErr w:type="spellStart"/>
+      <w:r>
+        <w:rPr>
+          <w:rFonts w:ascii="Times New Roman" w:hAnsi="Times New Roman" w:cs="Times New Roman"/>
+          <w:sz w:val="26"/>
+          <w:szCs w:val="26"/>
+        </w:rPr>
+        <w:t>là</w:t>
+      </w:r>
+      <w:proofErr w:type="spellEnd"/>
+      <w:r>
+        <w:rPr>
+          <w:rFonts w:ascii="Times New Roman" w:hAnsi="Times New Roman" w:cs="Times New Roman"/>
+          <w:sz w:val="26"/>
+          <w:szCs w:val="26"/>
+        </w:rPr>
+        <w:t xml:space="preserve"> </w:t>
+      </w:r>
+      <w:proofErr w:type="spellStart"/>
+      <w:r>
+        <w:rPr>
+          <w:rFonts w:ascii="Times New Roman" w:hAnsi="Times New Roman" w:cs="Times New Roman"/>
+          <w:sz w:val="26"/>
+          <w:szCs w:val="26"/>
+        </w:rPr>
+        <w:t>quá</w:t>
+      </w:r>
+      <w:proofErr w:type="spellEnd"/>
+      <w:r>
+        <w:rPr>
+          <w:rFonts w:ascii="Times New Roman" w:hAnsi="Times New Roman" w:cs="Times New Roman"/>
+          <w:sz w:val="26"/>
+          <w:szCs w:val="26"/>
+        </w:rPr>
+        <w:t xml:space="preserve"> </w:t>
+      </w:r>
+      <w:proofErr w:type="spellStart"/>
+      <w:r>
+        <w:rPr>
+          <w:rFonts w:ascii="Times New Roman" w:hAnsi="Times New Roman" w:cs="Times New Roman"/>
+          <w:sz w:val="26"/>
+          <w:szCs w:val="26"/>
+        </w:rPr>
+        <w:t>thời</w:t>
+      </w:r>
+      <w:proofErr w:type="spellEnd"/>
+      <w:r>
+        <w:rPr>
+          <w:rFonts w:ascii="Times New Roman" w:hAnsi="Times New Roman" w:cs="Times New Roman"/>
+          <w:sz w:val="26"/>
+          <w:szCs w:val="26"/>
+        </w:rPr>
+        <w:t xml:space="preserve"> </w:t>
+      </w:r>
+      <w:proofErr w:type="spellStart"/>
+      <w:r>
+        <w:rPr>
+          <w:rFonts w:ascii="Times New Roman" w:hAnsi="Times New Roman" w:cs="Times New Roman"/>
+          <w:sz w:val="26"/>
+          <w:szCs w:val="26"/>
+        </w:rPr>
+        <w:t>gian</w:t>
+      </w:r>
+      <w:proofErr w:type="spellEnd"/>
+      <w:r>
+        <w:rPr>
+          <w:rFonts w:ascii="Times New Roman" w:hAnsi="Times New Roman" w:cs="Times New Roman"/>
+          <w:sz w:val="26"/>
+          <w:szCs w:val="26"/>
+        </w:rPr>
+        <w:t xml:space="preserve">, </w:t>
+      </w:r>
+      <w:proofErr w:type="spellStart"/>
+      <w:r>
+        <w:rPr>
+          <w:rFonts w:ascii="Times New Roman" w:hAnsi="Times New Roman" w:cs="Times New Roman"/>
+          <w:sz w:val="26"/>
+          <w:szCs w:val="26"/>
+        </w:rPr>
+        <w:t>mất</w:t>
+      </w:r>
+      <w:proofErr w:type="spellEnd"/>
+      <w:r>
+        <w:rPr>
+          <w:rFonts w:ascii="Times New Roman" w:hAnsi="Times New Roman" w:cs="Times New Roman"/>
+          <w:sz w:val="26"/>
+          <w:szCs w:val="26"/>
+        </w:rPr>
+        <w:t xml:space="preserve"> </w:t>
+      </w:r>
+      <w:proofErr w:type="spellStart"/>
+      <w:r>
+        <w:rPr>
+          <w:rFonts w:ascii="Times New Roman" w:hAnsi="Times New Roman" w:cs="Times New Roman"/>
+          <w:sz w:val="26"/>
+          <w:szCs w:val="26"/>
+        </w:rPr>
+        <w:t>quá</w:t>
+      </w:r>
+      <w:proofErr w:type="spellEnd"/>
+      <w:r>
+        <w:rPr>
+          <w:rFonts w:ascii="Times New Roman" w:hAnsi="Times New Roman" w:cs="Times New Roman"/>
+          <w:sz w:val="26"/>
+          <w:szCs w:val="26"/>
+        </w:rPr>
+        <w:t xml:space="preserve"> </w:t>
+      </w:r>
+      <w:proofErr w:type="spellStart"/>
+      <w:r>
+        <w:rPr>
+          <w:rFonts w:ascii="Times New Roman" w:hAnsi="Times New Roman" w:cs="Times New Roman"/>
+          <w:sz w:val="26"/>
+          <w:szCs w:val="26"/>
+        </w:rPr>
+        <w:t>số</w:t>
+      </w:r>
+      <w:proofErr w:type="spellEnd"/>
+      <w:r>
+        <w:rPr>
+          <w:rFonts w:ascii="Times New Roman" w:hAnsi="Times New Roman" w:cs="Times New Roman"/>
+          <w:sz w:val="26"/>
+          <w:szCs w:val="26"/>
+        </w:rPr>
+        <w:t xml:space="preserve"> </w:t>
+      </w:r>
+      <w:proofErr w:type="spellStart"/>
+      <w:r>
+        <w:rPr>
+          <w:rFonts w:ascii="Times New Roman" w:hAnsi="Times New Roman" w:cs="Times New Roman"/>
+          <w:sz w:val="26"/>
+          <w:szCs w:val="26"/>
+        </w:rPr>
+        <w:t>lượt</w:t>
+      </w:r>
+      <w:proofErr w:type="spellEnd"/>
+      <w:r>
+        <w:rPr>
+          <w:rFonts w:ascii="Times New Roman" w:hAnsi="Times New Roman" w:cs="Times New Roman"/>
+          <w:sz w:val="26"/>
+          <w:szCs w:val="26"/>
+        </w:rPr>
+        <w:t xml:space="preserve"> </w:t>
+      </w:r>
+      <w:proofErr w:type="spellStart"/>
+      <w:r>
+        <w:rPr>
+          <w:rFonts w:ascii="Times New Roman" w:hAnsi="Times New Roman" w:cs="Times New Roman"/>
+          <w:sz w:val="26"/>
+          <w:szCs w:val="26"/>
+        </w:rPr>
+        <w:t>quy</w:t>
+      </w:r>
+      <w:proofErr w:type="spellEnd"/>
+      <w:r>
+        <w:rPr>
+          <w:rFonts w:ascii="Times New Roman" w:hAnsi="Times New Roman" w:cs="Times New Roman"/>
+          <w:sz w:val="26"/>
+          <w:szCs w:val="26"/>
+        </w:rPr>
+        <w:t xml:space="preserve"> </w:t>
+      </w:r>
+      <w:proofErr w:type="spellStart"/>
+      <w:r>
+        <w:rPr>
+          <w:rFonts w:ascii="Times New Roman" w:hAnsi="Times New Roman" w:cs="Times New Roman"/>
+          <w:sz w:val="26"/>
+          <w:szCs w:val="26"/>
+        </w:rPr>
+        <w:t>định</w:t>
+      </w:r>
+      <w:proofErr w:type="spellEnd"/>
+      <w:r>
+        <w:rPr>
+          <w:rFonts w:ascii="Times New Roman" w:hAnsi="Times New Roman" w:cs="Times New Roman"/>
+          <w:sz w:val="26"/>
+          <w:szCs w:val="26"/>
+        </w:rPr>
+        <w:t xml:space="preserve"> hay </w:t>
+      </w:r>
+      <w:proofErr w:type="spellStart"/>
+      <w:r>
+        <w:rPr>
+          <w:rFonts w:ascii="Times New Roman" w:hAnsi="Times New Roman" w:cs="Times New Roman"/>
+          <w:sz w:val="26"/>
+          <w:szCs w:val="26"/>
+        </w:rPr>
+        <w:t>rơi</w:t>
+      </w:r>
+      <w:proofErr w:type="spellEnd"/>
+      <w:r>
+        <w:rPr>
+          <w:rFonts w:ascii="Times New Roman" w:hAnsi="Times New Roman" w:cs="Times New Roman"/>
+          <w:sz w:val="26"/>
+          <w:szCs w:val="26"/>
+        </w:rPr>
+        <w:t xml:space="preserve"> </w:t>
+      </w:r>
+      <w:proofErr w:type="spellStart"/>
+      <w:r>
+        <w:rPr>
+          <w:rFonts w:ascii="Times New Roman" w:hAnsi="Times New Roman" w:cs="Times New Roman"/>
+          <w:sz w:val="26"/>
+          <w:szCs w:val="26"/>
+        </w:rPr>
+        <w:t>xuống</w:t>
+      </w:r>
+      <w:proofErr w:type="spellEnd"/>
+      <w:r>
+        <w:rPr>
+          <w:rFonts w:ascii="Times New Roman" w:hAnsi="Times New Roman" w:cs="Times New Roman"/>
+          <w:sz w:val="26"/>
+          <w:szCs w:val="26"/>
+        </w:rPr>
+        <w:t xml:space="preserve"> </w:t>
+      </w:r>
+      <w:proofErr w:type="spellStart"/>
+      <w:r>
+        <w:rPr>
+          <w:rFonts w:ascii="Times New Roman" w:hAnsi="Times New Roman" w:cs="Times New Roman"/>
+          <w:sz w:val="26"/>
+          <w:szCs w:val="26"/>
+        </w:rPr>
+        <w:t>hố</w:t>
+      </w:r>
+      <w:proofErr w:type="spellEnd"/>
+    </w:p>
+    <w:p>
+      <w:pPr>
+        <w:pStyle w:val="ListParagraph"/>
+        <w:numPr>
+          <w:ilvl w:val="0"/>
+          <w:numId w:val="2"/>
+        </w:numPr>
+        <w:spacing w:line="276" w:lineRule="auto"/>
+        <w:rPr>
+          <w:rFonts w:ascii="Times New Roman" w:hAnsi="Times New Roman" w:cs="Times New Roman"/>
+          <w:b/>
+          <w:bCs/>
+          <w:i/>
+          <w:iCs/>
+          <w:sz w:val="26"/>
+          <w:szCs w:val="26"/>
+        </w:rPr>
+      </w:pPr>
+      <w:proofErr w:type="spellStart"/>
+      <w:proofErr w:type="gramStart"/>
+      <w:r>
+        <w:rPr>
+          <w:rFonts w:ascii="Times New Roman" w:hAnsi="Times New Roman" w:cs="Times New Roman"/>
+          <w:b/>
+          <w:bCs/>
+          <w:i/>
+          <w:iCs/>
+          <w:sz w:val="26"/>
+          <w:szCs w:val="26"/>
+        </w:rPr>
+        <w:t>env.close</w:t>
+      </w:r>
+      <w:proofErr w:type="spellEnd"/>
+      <w:proofErr w:type="gramEnd"/>
+      <w:r>
+        <w:rPr>
+          <w:rFonts w:ascii="Times New Roman" w:hAnsi="Times New Roman" w:cs="Times New Roman"/>
+          <w:b/>
+          <w:bCs/>
+          <w:i/>
+          <w:iCs/>
+          <w:sz w:val="26"/>
+          <w:szCs w:val="26"/>
+        </w:rPr>
+        <w:t>()</w:t>
+      </w:r>
+      <w:r>
+        <w:rPr>
+          <w:rFonts w:ascii="Times New Roman" w:hAnsi="Times New Roman" w:cs="Times New Roman"/>
+          <w:b/>
+          <w:bCs/>
+          <w:i/>
+          <w:iCs/>
+          <w:sz w:val="26"/>
+          <w:szCs w:val="26"/>
+        </w:rPr>
+        <w:t xml:space="preserve">: </w:t>
+      </w:r>
+      <w:proofErr w:type="spellStart"/>
+      <w:r>
+        <w:rPr>
+          <w:rFonts w:ascii="Times New Roman" w:hAnsi="Times New Roman" w:cs="Times New Roman"/>
+          <w:sz w:val="26"/>
+          <w:szCs w:val="26"/>
+        </w:rPr>
+        <w:t>đóng</w:t>
+      </w:r>
+      <w:proofErr w:type="spellEnd"/>
+      <w:r>
+        <w:rPr>
+          <w:rFonts w:ascii="Times New Roman" w:hAnsi="Times New Roman" w:cs="Times New Roman"/>
+          <w:sz w:val="26"/>
+          <w:szCs w:val="26"/>
+        </w:rPr>
+        <w:t xml:space="preserve"> </w:t>
+      </w:r>
+      <w:proofErr w:type="spellStart"/>
+      <w:r>
+        <w:rPr>
+          <w:rFonts w:ascii="Times New Roman" w:hAnsi="Times New Roman" w:cs="Times New Roman"/>
+          <w:sz w:val="26"/>
+          <w:szCs w:val="26"/>
+        </w:rPr>
+        <w:t>quá</w:t>
+      </w:r>
+      <w:proofErr w:type="spellEnd"/>
+      <w:r>
+        <w:rPr>
+          <w:rFonts w:ascii="Times New Roman" w:hAnsi="Times New Roman" w:cs="Times New Roman"/>
+          <w:sz w:val="26"/>
+          <w:szCs w:val="26"/>
+        </w:rPr>
+        <w:t xml:space="preserve"> </w:t>
+      </w:r>
+      <w:proofErr w:type="spellStart"/>
+      <w:r>
+        <w:rPr>
+          <w:rFonts w:ascii="Times New Roman" w:hAnsi="Times New Roman" w:cs="Times New Roman"/>
+          <w:sz w:val="26"/>
+          <w:szCs w:val="26"/>
+        </w:rPr>
+        <w:t>trình</w:t>
+      </w:r>
+      <w:proofErr w:type="spellEnd"/>
+      <w:r>
+        <w:rPr>
+          <w:rFonts w:ascii="Times New Roman" w:hAnsi="Times New Roman" w:cs="Times New Roman"/>
+          <w:sz w:val="26"/>
+          <w:szCs w:val="26"/>
+        </w:rPr>
+        <w:t xml:space="preserve"> </w:t>
+      </w:r>
+      <w:proofErr w:type="spellStart"/>
+      <w:r>
+        <w:rPr>
+          <w:rFonts w:ascii="Times New Roman" w:hAnsi="Times New Roman" w:cs="Times New Roman"/>
+          <w:sz w:val="26"/>
+          <w:szCs w:val="26"/>
+        </w:rPr>
+        <w:t>hiển</w:t>
+      </w:r>
+      <w:proofErr w:type="spellEnd"/>
+      <w:r>
+        <w:rPr>
+          <w:rFonts w:ascii="Times New Roman" w:hAnsi="Times New Roman" w:cs="Times New Roman"/>
+          <w:sz w:val="26"/>
+          <w:szCs w:val="26"/>
+        </w:rPr>
+        <w:t xml:space="preserve"> </w:t>
+      </w:r>
+      <w:proofErr w:type="spellStart"/>
+      <w:r>
+        <w:rPr>
+          <w:rFonts w:ascii="Times New Roman" w:hAnsi="Times New Roman" w:cs="Times New Roman"/>
+          <w:sz w:val="26"/>
+          <w:szCs w:val="26"/>
+        </w:rPr>
+        <w:t>thị</w:t>
+      </w:r>
+      <w:proofErr w:type="spellEnd"/>
+      <w:r>
+        <w:rPr>
+          <w:rFonts w:ascii="Times New Roman" w:hAnsi="Times New Roman" w:cs="Times New Roman"/>
+          <w:sz w:val="26"/>
+          <w:szCs w:val="26"/>
+        </w:rPr>
+        <w:t xml:space="preserve">, </w:t>
+      </w:r>
+      <w:proofErr w:type="spellStart"/>
+      <w:r>
+        <w:rPr>
+          <w:rFonts w:ascii="Times New Roman" w:hAnsi="Times New Roman" w:cs="Times New Roman"/>
+          <w:sz w:val="26"/>
+          <w:szCs w:val="26"/>
+        </w:rPr>
+        <w:t>đóng</w:t>
+      </w:r>
+      <w:proofErr w:type="spellEnd"/>
+      <w:r>
+        <w:rPr>
+          <w:rFonts w:ascii="Times New Roman" w:hAnsi="Times New Roman" w:cs="Times New Roman"/>
+          <w:sz w:val="26"/>
+          <w:szCs w:val="26"/>
+        </w:rPr>
+        <w:t xml:space="preserve"> </w:t>
+      </w:r>
+      <w:proofErr w:type="spellStart"/>
+      <w:r>
+        <w:rPr>
+          <w:rFonts w:ascii="Times New Roman" w:hAnsi="Times New Roman" w:cs="Times New Roman"/>
+          <w:sz w:val="26"/>
+          <w:szCs w:val="26"/>
+        </w:rPr>
+        <w:t>môi</w:t>
+      </w:r>
+      <w:proofErr w:type="spellEnd"/>
+      <w:r>
+        <w:rPr>
+          <w:rFonts w:ascii="Times New Roman" w:hAnsi="Times New Roman" w:cs="Times New Roman"/>
+          <w:sz w:val="26"/>
+          <w:szCs w:val="26"/>
+        </w:rPr>
+        <w:t xml:space="preserve"> </w:t>
+      </w:r>
+      <w:proofErr w:type="spellStart"/>
+      <w:r>
+        <w:rPr>
+          <w:rFonts w:ascii="Times New Roman" w:hAnsi="Times New Roman" w:cs="Times New Roman"/>
+          <w:sz w:val="26"/>
+          <w:szCs w:val="26"/>
+        </w:rPr>
+        <w:t>trường</w:t>
+      </w:r>
+      <w:proofErr w:type="spellEnd"/>
+      <w:r>
+        <w:rPr>
+          <w:rFonts w:ascii="Times New Roman" w:hAnsi="Times New Roman" w:cs="Times New Roman"/>
+          <w:sz w:val="26"/>
+          <w:szCs w:val="26"/>
+        </w:rPr>
+        <w:t xml:space="preserve">, </w:t>
+      </w:r>
+      <w:proofErr w:type="spellStart"/>
+      <w:r>
+        <w:rPr>
+          <w:rFonts w:ascii="Times New Roman" w:hAnsi="Times New Roman" w:cs="Times New Roman"/>
+          <w:sz w:val="26"/>
+          <w:szCs w:val="26"/>
+        </w:rPr>
+        <w:t>nhưng</w:t>
+      </w:r>
+      <w:proofErr w:type="spellEnd"/>
+      <w:r>
+        <w:rPr>
+          <w:rFonts w:ascii="Times New Roman" w:hAnsi="Times New Roman" w:cs="Times New Roman"/>
+          <w:sz w:val="26"/>
+          <w:szCs w:val="26"/>
+        </w:rPr>
+        <w:t xml:space="preserve"> </w:t>
+      </w:r>
+      <w:proofErr w:type="spellStart"/>
+      <w:r>
+        <w:rPr>
+          <w:rFonts w:ascii="Times New Roman" w:hAnsi="Times New Roman" w:cs="Times New Roman"/>
+          <w:sz w:val="26"/>
+          <w:szCs w:val="26"/>
+        </w:rPr>
+        <w:t>chương</w:t>
+      </w:r>
+      <w:proofErr w:type="spellEnd"/>
+      <w:r>
+        <w:rPr>
+          <w:rFonts w:ascii="Times New Roman" w:hAnsi="Times New Roman" w:cs="Times New Roman"/>
+          <w:sz w:val="26"/>
+          <w:szCs w:val="26"/>
+        </w:rPr>
+        <w:t xml:space="preserve"> </w:t>
+      </w:r>
+      <w:proofErr w:type="spellStart"/>
+      <w:r>
+        <w:rPr>
+          <w:rFonts w:ascii="Times New Roman" w:hAnsi="Times New Roman" w:cs="Times New Roman"/>
+          <w:sz w:val="26"/>
+          <w:szCs w:val="26"/>
+        </w:rPr>
+        <w:t>trình</w:t>
+      </w:r>
+      <w:proofErr w:type="spellEnd"/>
+      <w:r>
+        <w:rPr>
+          <w:rFonts w:ascii="Times New Roman" w:hAnsi="Times New Roman" w:cs="Times New Roman"/>
+          <w:sz w:val="26"/>
+          <w:szCs w:val="26"/>
+        </w:rPr>
+        <w:t xml:space="preserve"> </w:t>
+      </w:r>
+      <w:proofErr w:type="spellStart"/>
+      <w:r>
+        <w:rPr>
+          <w:rFonts w:ascii="Times New Roman" w:hAnsi="Times New Roman" w:cs="Times New Roman"/>
+          <w:sz w:val="26"/>
+          <w:szCs w:val="26"/>
+        </w:rPr>
+        <w:t>vẫn</w:t>
+      </w:r>
+      <w:proofErr w:type="spellEnd"/>
+      <w:r>
+        <w:rPr>
+          <w:rFonts w:ascii="Times New Roman" w:hAnsi="Times New Roman" w:cs="Times New Roman"/>
+          <w:sz w:val="26"/>
+          <w:szCs w:val="26"/>
+        </w:rPr>
+        <w:t xml:space="preserve"> </w:t>
+      </w:r>
+      <w:proofErr w:type="spellStart"/>
+      <w:r>
+        <w:rPr>
+          <w:rFonts w:ascii="Times New Roman" w:hAnsi="Times New Roman" w:cs="Times New Roman"/>
+          <w:sz w:val="26"/>
+          <w:szCs w:val="26"/>
+        </w:rPr>
+        <w:t>tiếp</w:t>
+      </w:r>
+      <w:proofErr w:type="spellEnd"/>
+      <w:r>
+        <w:rPr>
+          <w:rFonts w:ascii="Times New Roman" w:hAnsi="Times New Roman" w:cs="Times New Roman"/>
+          <w:sz w:val="26"/>
+          <w:szCs w:val="26"/>
+        </w:rPr>
+        <w:t xml:space="preserve"> </w:t>
+      </w:r>
+      <w:proofErr w:type="spellStart"/>
+      <w:r>
+        <w:rPr>
+          <w:rFonts w:ascii="Times New Roman" w:hAnsi="Times New Roman" w:cs="Times New Roman"/>
+          <w:sz w:val="26"/>
+          <w:szCs w:val="26"/>
+        </w:rPr>
+        <w:t>tục</w:t>
+      </w:r>
+      <w:proofErr w:type="spellEnd"/>
+    </w:p>
+    <w:p>
+      <w:pPr>
+        <w:pStyle w:val="ListParagraph"/>
+        <w:numPr>
+          <w:ilvl w:val="0"/>
+          <w:numId w:val="1"/>
+        </w:numPr>
+        <w:rPr>
+          <w:rFonts w:ascii="Times New Roman" w:hAnsi="Times New Roman" w:cs="Times New Roman"/>
+          <w:b/>
+          <w:bCs/>
+          <w:sz w:val="26"/>
+          <w:szCs w:val="26"/>
+        </w:rPr>
+      </w:pPr>
+      <w:proofErr w:type="spellStart"/>
+      <w:r>
+        <w:rPr>
+          <w:rFonts w:ascii="Times New Roman" w:hAnsi="Times New Roman" w:cs="Times New Roman"/>
+          <w:b/>
+          <w:bCs/>
+          <w:sz w:val="26"/>
+          <w:szCs w:val="26"/>
+        </w:rPr>
+        <w:t>Thử</w:t>
+      </w:r>
+      <w:proofErr w:type="spellEnd"/>
+      <w:r>
+        <w:rPr>
+          <w:rFonts w:ascii="Times New Roman" w:hAnsi="Times New Roman" w:cs="Times New Roman"/>
+          <w:b/>
+          <w:bCs/>
+          <w:sz w:val="26"/>
+          <w:szCs w:val="26"/>
+        </w:rPr>
+        <w:t xml:space="preserve"> </w:t>
+      </w:r>
+      <w:proofErr w:type="spellStart"/>
+      <w:r>
+        <w:rPr>
+          <w:rFonts w:ascii="Times New Roman" w:hAnsi="Times New Roman" w:cs="Times New Roman"/>
+          <w:b/>
+          <w:bCs/>
+          <w:sz w:val="26"/>
+          <w:szCs w:val="26"/>
+        </w:rPr>
+        <w:t>môi</w:t>
+      </w:r>
+      <w:proofErr w:type="spellEnd"/>
+      <w:r>
+        <w:rPr>
+          <w:rFonts w:ascii="Times New Roman" w:hAnsi="Times New Roman" w:cs="Times New Roman"/>
+          <w:b/>
+          <w:bCs/>
+          <w:sz w:val="26"/>
+          <w:szCs w:val="26"/>
+        </w:rPr>
+        <w:t xml:space="preserve"> </w:t>
+      </w:r>
+      <w:proofErr w:type="spellStart"/>
+      <w:r>
+        <w:rPr>
+          <w:rFonts w:ascii="Times New Roman" w:hAnsi="Times New Roman" w:cs="Times New Roman"/>
+          <w:b/>
+          <w:bCs/>
+          <w:sz w:val="26"/>
+          <w:szCs w:val="26"/>
+        </w:rPr>
+        <w:t>trường</w:t>
+      </w:r>
+      <w:proofErr w:type="spellEnd"/>
+      <w:r>
+        <w:rPr>
+          <w:rFonts w:ascii="Times New Roman" w:hAnsi="Times New Roman" w:cs="Times New Roman"/>
+          <w:b/>
+          <w:bCs/>
+          <w:sz w:val="26"/>
+          <w:szCs w:val="26"/>
+        </w:rPr>
+        <w:t xml:space="preserve"> </w:t>
+      </w:r>
+      <w:proofErr w:type="spellStart"/>
+      <w:r>
+        <w:rPr>
+          <w:rFonts w:ascii="Times New Roman" w:hAnsi="Times New Roman" w:cs="Times New Roman"/>
+          <w:b/>
+          <w:bCs/>
+          <w:sz w:val="26"/>
+          <w:szCs w:val="26"/>
+        </w:rPr>
+        <w:t>khác</w:t>
+      </w:r>
+      <w:proofErr w:type="spellEnd"/>
+    </w:p>
+    <w:p>
+      <w:pPr>
+        <w:pStyle w:val="ListParagraph"/>
+        <w:numPr>
+          <w:ilvl w:val="0"/>
+          <w:numId w:val="2"/>
+        </w:numPr>
+        <w:rPr>
+          <w:rFonts w:ascii="Times New Roman" w:hAnsi="Times New Roman" w:cs="Times New Roman"/>
+          <w:b/>
+          <w:bCs/>
+          <w:i/>
+          <w:iCs/>
+          <w:sz w:val="26"/>
+          <w:szCs w:val="26"/>
+        </w:rPr>
+      </w:pPr>
+      <w:proofErr w:type="spellStart"/>
+      <w:r>
+        <w:rPr>
+          <w:rFonts w:ascii="Times New Roman" w:hAnsi="Times New Roman" w:cs="Times New Roman"/>
+          <w:sz w:val="26"/>
+          <w:szCs w:val="26"/>
+        </w:rPr>
+        <w:t>Đối</w:t>
+      </w:r>
+      <w:proofErr w:type="spellEnd"/>
+      <w:r>
+        <w:rPr>
+          <w:rFonts w:ascii="Times New Roman" w:hAnsi="Times New Roman" w:cs="Times New Roman"/>
+          <w:sz w:val="26"/>
+          <w:szCs w:val="26"/>
+        </w:rPr>
+        <w:t xml:space="preserve"> </w:t>
+      </w:r>
+      <w:proofErr w:type="spellStart"/>
+      <w:r>
+        <w:rPr>
+          <w:rFonts w:ascii="Times New Roman" w:hAnsi="Times New Roman" w:cs="Times New Roman"/>
+          <w:sz w:val="26"/>
+          <w:szCs w:val="26"/>
+        </w:rPr>
+        <w:t>với</w:t>
+      </w:r>
+      <w:proofErr w:type="spellEnd"/>
+      <w:r>
+        <w:rPr>
+          <w:rFonts w:ascii="Times New Roman" w:hAnsi="Times New Roman" w:cs="Times New Roman"/>
+          <w:sz w:val="26"/>
+          <w:szCs w:val="26"/>
+        </w:rPr>
+        <w:t xml:space="preserve"> </w:t>
+      </w:r>
+      <w:proofErr w:type="spellStart"/>
+      <w:r>
+        <w:rPr>
+          <w:rFonts w:ascii="Times New Roman" w:hAnsi="Times New Roman" w:cs="Times New Roman"/>
+          <w:sz w:val="26"/>
+          <w:szCs w:val="26"/>
+        </w:rPr>
+        <w:t>môi</w:t>
+      </w:r>
+      <w:proofErr w:type="spellEnd"/>
+      <w:r>
+        <w:rPr>
+          <w:rFonts w:ascii="Times New Roman" w:hAnsi="Times New Roman" w:cs="Times New Roman"/>
+          <w:sz w:val="26"/>
+          <w:szCs w:val="26"/>
+        </w:rPr>
+        <w:t xml:space="preserve"> </w:t>
+      </w:r>
+      <w:proofErr w:type="spellStart"/>
+      <w:r>
+        <w:rPr>
+          <w:rFonts w:ascii="Times New Roman" w:hAnsi="Times New Roman" w:cs="Times New Roman"/>
+          <w:sz w:val="26"/>
+          <w:szCs w:val="26"/>
+        </w:rPr>
+        <w:t>trường</w:t>
+      </w:r>
+      <w:proofErr w:type="spellEnd"/>
+      <w:r>
+        <w:rPr>
+          <w:rFonts w:ascii="Times New Roman" w:hAnsi="Times New Roman" w:cs="Times New Roman"/>
+          <w:sz w:val="26"/>
+          <w:szCs w:val="26"/>
+        </w:rPr>
+        <w:t xml:space="preserve"> </w:t>
+      </w:r>
+      <w:r>
+        <w:rPr>
+          <w:rFonts w:ascii="Times New Roman" w:hAnsi="Times New Roman" w:cs="Times New Roman"/>
+          <w:i/>
+          <w:iCs/>
+          <w:sz w:val="26"/>
+          <w:szCs w:val="26"/>
+        </w:rPr>
+        <w:t>“MountainCar-v0”</w:t>
+      </w:r>
+      <w:r>
+        <w:rPr>
+          <w:rFonts w:ascii="Times New Roman" w:hAnsi="Times New Roman" w:cs="Times New Roman"/>
+          <w:i/>
+          <w:iCs/>
+          <w:sz w:val="26"/>
+          <w:szCs w:val="26"/>
+        </w:rPr>
+        <w:t xml:space="preserve"> </w:t>
+      </w:r>
+      <w:proofErr w:type="spellStart"/>
+      <w:r>
+        <w:rPr>
+          <w:rFonts w:ascii="Times New Roman" w:hAnsi="Times New Roman" w:cs="Times New Roman"/>
+          <w:sz w:val="26"/>
+          <w:szCs w:val="26"/>
+        </w:rPr>
+        <w:t>độ</w:t>
+      </w:r>
+      <w:proofErr w:type="spellEnd"/>
+      <w:r>
+        <w:rPr>
+          <w:rFonts w:ascii="Times New Roman" w:hAnsi="Times New Roman" w:cs="Times New Roman"/>
+          <w:sz w:val="26"/>
+          <w:szCs w:val="26"/>
+        </w:rPr>
+        <w:t xml:space="preserve"> </w:t>
+      </w:r>
+      <w:proofErr w:type="spellStart"/>
+      <w:r>
+        <w:rPr>
+          <w:rFonts w:ascii="Times New Roman" w:hAnsi="Times New Roman" w:cs="Times New Roman"/>
+          <w:sz w:val="26"/>
+          <w:szCs w:val="26"/>
+        </w:rPr>
+        <w:t>khó</w:t>
+      </w:r>
+      <w:proofErr w:type="spellEnd"/>
+      <w:r>
+        <w:rPr>
+          <w:rFonts w:ascii="Times New Roman" w:hAnsi="Times New Roman" w:cs="Times New Roman"/>
+          <w:sz w:val="26"/>
+          <w:szCs w:val="26"/>
+        </w:rPr>
+        <w:t xml:space="preserve"> </w:t>
+      </w:r>
+      <w:proofErr w:type="spellStart"/>
+      <w:r>
+        <w:rPr>
+          <w:rFonts w:ascii="Times New Roman" w:hAnsi="Times New Roman" w:cs="Times New Roman"/>
+          <w:sz w:val="26"/>
+          <w:szCs w:val="26"/>
+        </w:rPr>
+        <w:t>của</w:t>
+      </w:r>
+      <w:proofErr w:type="spellEnd"/>
+      <w:r>
+        <w:rPr>
+          <w:rFonts w:ascii="Times New Roman" w:hAnsi="Times New Roman" w:cs="Times New Roman"/>
+          <w:sz w:val="26"/>
+          <w:szCs w:val="26"/>
+        </w:rPr>
+        <w:t xml:space="preserve"> </w:t>
+      </w:r>
+      <w:proofErr w:type="spellStart"/>
+      <w:r>
+        <w:rPr>
+          <w:rFonts w:ascii="Times New Roman" w:hAnsi="Times New Roman" w:cs="Times New Roman"/>
+          <w:sz w:val="26"/>
+          <w:szCs w:val="26"/>
+        </w:rPr>
+        <w:t>nó</w:t>
+      </w:r>
+      <w:proofErr w:type="spellEnd"/>
+      <w:r>
+        <w:rPr>
+          <w:rFonts w:ascii="Times New Roman" w:hAnsi="Times New Roman" w:cs="Times New Roman"/>
+          <w:sz w:val="26"/>
+          <w:szCs w:val="26"/>
+        </w:rPr>
+        <w:t xml:space="preserve"> </w:t>
+      </w:r>
+      <w:proofErr w:type="spellStart"/>
+      <w:r>
+        <w:rPr>
+          <w:rFonts w:ascii="Times New Roman" w:hAnsi="Times New Roman" w:cs="Times New Roman"/>
+          <w:sz w:val="26"/>
+          <w:szCs w:val="26"/>
+        </w:rPr>
+        <w:t>lớn</w:t>
+      </w:r>
+      <w:proofErr w:type="spellEnd"/>
+      <w:r>
+        <w:rPr>
+          <w:rFonts w:ascii="Times New Roman" w:hAnsi="Times New Roman" w:cs="Times New Roman"/>
+          <w:sz w:val="26"/>
+          <w:szCs w:val="26"/>
+        </w:rPr>
+        <w:t xml:space="preserve"> </w:t>
+      </w:r>
+      <w:proofErr w:type="spellStart"/>
+      <w:r>
+        <w:rPr>
+          <w:rFonts w:ascii="Times New Roman" w:hAnsi="Times New Roman" w:cs="Times New Roman"/>
+          <w:sz w:val="26"/>
+          <w:szCs w:val="26"/>
+        </w:rPr>
+        <w:t>hơn</w:t>
+      </w:r>
+      <w:proofErr w:type="spellEnd"/>
+      <w:r>
+        <w:rPr>
+          <w:rFonts w:ascii="Times New Roman" w:hAnsi="Times New Roman" w:cs="Times New Roman"/>
+          <w:sz w:val="26"/>
+          <w:szCs w:val="26"/>
+        </w:rPr>
+        <w:t xml:space="preserve"> </w:t>
+      </w:r>
+      <w:r>
+        <w:rPr>
+          <w:rFonts w:ascii="Times New Roman" w:hAnsi="Times New Roman" w:cs="Times New Roman"/>
+          <w:i/>
+          <w:iCs/>
+          <w:sz w:val="26"/>
+          <w:szCs w:val="26"/>
+        </w:rPr>
+        <w:t>“</w:t>
+      </w:r>
+      <w:r>
+        <w:rPr>
+          <w:rFonts w:ascii="Times New Roman" w:hAnsi="Times New Roman" w:cs="Times New Roman"/>
+          <w:i/>
+          <w:iCs/>
+          <w:sz w:val="26"/>
+          <w:szCs w:val="26"/>
+        </w:rPr>
+        <w:t>CartPole</w:t>
+      </w:r>
+      <w:r>
+        <w:rPr>
+          <w:rFonts w:ascii="Times New Roman" w:hAnsi="Times New Roman" w:cs="Times New Roman"/>
+          <w:i/>
+          <w:iCs/>
+          <w:sz w:val="26"/>
+          <w:szCs w:val="26"/>
+        </w:rPr>
+        <w:t>-v1”</w:t>
+      </w:r>
+      <w:r>
+        <w:rPr>
+          <w:rFonts w:ascii="Times New Roman" w:hAnsi="Times New Roman" w:cs="Times New Roman"/>
+          <w:sz w:val="26"/>
+          <w:szCs w:val="26"/>
+        </w:rPr>
+        <w:t xml:space="preserve">, </w:t>
+      </w:r>
+      <w:proofErr w:type="spellStart"/>
+      <w:r>
+        <w:rPr>
+          <w:rFonts w:ascii="Times New Roman" w:hAnsi="Times New Roman" w:cs="Times New Roman"/>
+          <w:sz w:val="26"/>
+          <w:szCs w:val="26"/>
+        </w:rPr>
+        <w:t>bởi</w:t>
+      </w:r>
+      <w:proofErr w:type="spellEnd"/>
+      <w:r>
+        <w:rPr>
+          <w:rFonts w:ascii="Times New Roman" w:hAnsi="Times New Roman" w:cs="Times New Roman"/>
+          <w:sz w:val="26"/>
+          <w:szCs w:val="26"/>
+        </w:rPr>
+        <w:t xml:space="preserve"> </w:t>
+      </w:r>
+      <w:proofErr w:type="spellStart"/>
+      <w:r>
+        <w:rPr>
+          <w:rFonts w:ascii="Times New Roman" w:hAnsi="Times New Roman" w:cs="Times New Roman"/>
+          <w:sz w:val="26"/>
+          <w:szCs w:val="26"/>
+        </w:rPr>
+        <w:t>vì</w:t>
+      </w:r>
+      <w:proofErr w:type="spellEnd"/>
+      <w:r>
+        <w:rPr>
+          <w:rFonts w:ascii="Times New Roman" w:hAnsi="Times New Roman" w:cs="Times New Roman"/>
+          <w:sz w:val="26"/>
+          <w:szCs w:val="26"/>
+        </w:rPr>
+        <w:t xml:space="preserve"> </w:t>
+      </w:r>
+      <w:proofErr w:type="spellStart"/>
+      <w:r>
+        <w:rPr>
+          <w:rFonts w:ascii="Times New Roman" w:hAnsi="Times New Roman" w:cs="Times New Roman"/>
+          <w:sz w:val="26"/>
+          <w:szCs w:val="26"/>
+        </w:rPr>
+        <w:t>xe</w:t>
+      </w:r>
+      <w:proofErr w:type="spellEnd"/>
+      <w:r>
+        <w:rPr>
+          <w:rFonts w:ascii="Times New Roman" w:hAnsi="Times New Roman" w:cs="Times New Roman"/>
+          <w:sz w:val="26"/>
+          <w:szCs w:val="26"/>
+        </w:rPr>
+        <w:t xml:space="preserve"> </w:t>
+      </w:r>
+      <w:proofErr w:type="spellStart"/>
+      <w:r>
+        <w:rPr>
+          <w:rFonts w:ascii="Times New Roman" w:hAnsi="Times New Roman" w:cs="Times New Roman"/>
+          <w:sz w:val="26"/>
+          <w:szCs w:val="26"/>
+        </w:rPr>
+        <w:t>phải</w:t>
+      </w:r>
+      <w:proofErr w:type="spellEnd"/>
+      <w:r>
+        <w:rPr>
+          <w:rFonts w:ascii="Times New Roman" w:hAnsi="Times New Roman" w:cs="Times New Roman"/>
+          <w:sz w:val="26"/>
+          <w:szCs w:val="26"/>
+        </w:rPr>
+        <w:t xml:space="preserve"> </w:t>
+      </w:r>
+      <w:proofErr w:type="spellStart"/>
+      <w:r>
+        <w:rPr>
+          <w:rFonts w:ascii="Times New Roman" w:hAnsi="Times New Roman" w:cs="Times New Roman"/>
+          <w:sz w:val="26"/>
+          <w:szCs w:val="26"/>
+        </w:rPr>
+        <w:t>lấy</w:t>
+      </w:r>
+      <w:proofErr w:type="spellEnd"/>
+      <w:r>
+        <w:rPr>
+          <w:rFonts w:ascii="Times New Roman" w:hAnsi="Times New Roman" w:cs="Times New Roman"/>
+          <w:sz w:val="26"/>
+          <w:szCs w:val="26"/>
+        </w:rPr>
+        <w:t xml:space="preserve"> </w:t>
+      </w:r>
+      <w:proofErr w:type="spellStart"/>
+      <w:r>
+        <w:rPr>
+          <w:rFonts w:ascii="Times New Roman" w:hAnsi="Times New Roman" w:cs="Times New Roman"/>
+          <w:sz w:val="26"/>
+          <w:szCs w:val="26"/>
+        </w:rPr>
+        <w:t>đà</w:t>
+      </w:r>
+      <w:proofErr w:type="spellEnd"/>
+      <w:r>
+        <w:rPr>
+          <w:rFonts w:ascii="Times New Roman" w:hAnsi="Times New Roman" w:cs="Times New Roman"/>
+          <w:sz w:val="26"/>
+          <w:szCs w:val="26"/>
+        </w:rPr>
+        <w:t xml:space="preserve"> qua </w:t>
+      </w:r>
+      <w:proofErr w:type="spellStart"/>
+      <w:r>
+        <w:rPr>
+          <w:rFonts w:ascii="Times New Roman" w:hAnsi="Times New Roman" w:cs="Times New Roman"/>
+          <w:sz w:val="26"/>
+          <w:szCs w:val="26"/>
+        </w:rPr>
+        <w:t>lại</w:t>
+      </w:r>
+      <w:proofErr w:type="spellEnd"/>
+      <w:r>
+        <w:rPr>
+          <w:rFonts w:ascii="Times New Roman" w:hAnsi="Times New Roman" w:cs="Times New Roman"/>
+          <w:sz w:val="26"/>
+          <w:szCs w:val="26"/>
+        </w:rPr>
+        <w:t xml:space="preserve"> </w:t>
+      </w:r>
+      <w:proofErr w:type="spellStart"/>
+      <w:r>
+        <w:rPr>
+          <w:rFonts w:ascii="Times New Roman" w:hAnsi="Times New Roman" w:cs="Times New Roman"/>
+          <w:sz w:val="26"/>
+          <w:szCs w:val="26"/>
+        </w:rPr>
+        <w:t>để</w:t>
+      </w:r>
+      <w:proofErr w:type="spellEnd"/>
+      <w:r>
+        <w:rPr>
+          <w:rFonts w:ascii="Times New Roman" w:hAnsi="Times New Roman" w:cs="Times New Roman"/>
+          <w:sz w:val="26"/>
+          <w:szCs w:val="26"/>
+        </w:rPr>
+        <w:t xml:space="preserve"> </w:t>
+      </w:r>
+      <w:proofErr w:type="spellStart"/>
+      <w:r>
+        <w:rPr>
+          <w:rFonts w:ascii="Times New Roman" w:hAnsi="Times New Roman" w:cs="Times New Roman"/>
+          <w:sz w:val="26"/>
+          <w:szCs w:val="26"/>
+        </w:rPr>
+        <w:t>tới</w:t>
+      </w:r>
+      <w:proofErr w:type="spellEnd"/>
+      <w:r>
+        <w:rPr>
+          <w:rFonts w:ascii="Times New Roman" w:hAnsi="Times New Roman" w:cs="Times New Roman"/>
+          <w:sz w:val="26"/>
+          <w:szCs w:val="26"/>
+        </w:rPr>
+        <w:t xml:space="preserve"> </w:t>
+      </w:r>
+      <w:proofErr w:type="spellStart"/>
+      <w:r>
+        <w:rPr>
+          <w:rFonts w:ascii="Times New Roman" w:hAnsi="Times New Roman" w:cs="Times New Roman"/>
+          <w:sz w:val="26"/>
+          <w:szCs w:val="26"/>
+        </w:rPr>
+        <w:t>được</w:t>
+      </w:r>
+      <w:proofErr w:type="spellEnd"/>
+      <w:r>
+        <w:rPr>
+          <w:rFonts w:ascii="Times New Roman" w:hAnsi="Times New Roman" w:cs="Times New Roman"/>
+          <w:sz w:val="26"/>
+          <w:szCs w:val="26"/>
+        </w:rPr>
+        <w:t xml:space="preserve"> </w:t>
+      </w:r>
+      <w:proofErr w:type="spellStart"/>
+      <w:r>
+        <w:rPr>
+          <w:rFonts w:ascii="Times New Roman" w:hAnsi="Times New Roman" w:cs="Times New Roman"/>
+          <w:sz w:val="26"/>
+          <w:szCs w:val="26"/>
+        </w:rPr>
+        <w:t>đỉnh</w:t>
+      </w:r>
+      <w:proofErr w:type="spellEnd"/>
+      <w:r>
+        <w:rPr>
+          <w:rFonts w:ascii="Times New Roman" w:hAnsi="Times New Roman" w:cs="Times New Roman"/>
+          <w:sz w:val="26"/>
+          <w:szCs w:val="26"/>
+        </w:rPr>
+        <w:t xml:space="preserve">, </w:t>
+      </w:r>
+      <w:proofErr w:type="spellStart"/>
+      <w:r>
+        <w:rPr>
+          <w:rFonts w:ascii="Times New Roman" w:hAnsi="Times New Roman" w:cs="Times New Roman"/>
+          <w:sz w:val="26"/>
+          <w:szCs w:val="26"/>
+        </w:rPr>
+        <w:t>nên</w:t>
+      </w:r>
+      <w:proofErr w:type="spellEnd"/>
+      <w:r>
+        <w:rPr>
+          <w:rFonts w:ascii="Times New Roman" w:hAnsi="Times New Roman" w:cs="Times New Roman"/>
+          <w:sz w:val="26"/>
+          <w:szCs w:val="26"/>
+        </w:rPr>
+        <w:t xml:space="preserve"> </w:t>
+      </w:r>
+      <w:proofErr w:type="spellStart"/>
+      <w:r>
+        <w:rPr>
+          <w:rFonts w:ascii="Times New Roman" w:hAnsi="Times New Roman" w:cs="Times New Roman"/>
+          <w:sz w:val="26"/>
+          <w:szCs w:val="26"/>
+        </w:rPr>
+        <w:t>nó</w:t>
+      </w:r>
+      <w:proofErr w:type="spellEnd"/>
+      <w:r>
+        <w:rPr>
+          <w:rFonts w:ascii="Times New Roman" w:hAnsi="Times New Roman" w:cs="Times New Roman"/>
+          <w:sz w:val="26"/>
+          <w:szCs w:val="26"/>
+        </w:rPr>
+        <w:t xml:space="preserve"> </w:t>
+      </w:r>
+      <w:proofErr w:type="spellStart"/>
+      <w:r>
+        <w:rPr>
+          <w:rFonts w:ascii="Times New Roman" w:hAnsi="Times New Roman" w:cs="Times New Roman"/>
+          <w:sz w:val="26"/>
+          <w:szCs w:val="26"/>
+        </w:rPr>
+        <w:t>có</w:t>
+      </w:r>
+      <w:proofErr w:type="spellEnd"/>
+      <w:r>
+        <w:rPr>
+          <w:rFonts w:ascii="Times New Roman" w:hAnsi="Times New Roman" w:cs="Times New Roman"/>
+          <w:sz w:val="26"/>
+          <w:szCs w:val="26"/>
+        </w:rPr>
+        <w:t xml:space="preserve"> </w:t>
+      </w:r>
+      <w:proofErr w:type="spellStart"/>
+      <w:r>
+        <w:rPr>
+          <w:rFonts w:ascii="Times New Roman" w:hAnsi="Times New Roman" w:cs="Times New Roman"/>
+          <w:sz w:val="26"/>
+          <w:szCs w:val="26"/>
+        </w:rPr>
+        <w:t>nhiều</w:t>
+      </w:r>
+      <w:proofErr w:type="spellEnd"/>
+      <w:r>
+        <w:rPr>
+          <w:rFonts w:ascii="Times New Roman" w:hAnsi="Times New Roman" w:cs="Times New Roman"/>
+          <w:sz w:val="26"/>
+          <w:szCs w:val="26"/>
+        </w:rPr>
+        <w:t xml:space="preserve"> </w:t>
+      </w:r>
+      <w:proofErr w:type="spellStart"/>
+      <w:r>
+        <w:rPr>
+          <w:rFonts w:ascii="Times New Roman" w:hAnsi="Times New Roman" w:cs="Times New Roman"/>
+          <w:sz w:val="26"/>
+          <w:szCs w:val="26"/>
+        </w:rPr>
+        <w:t>trạng</w:t>
+      </w:r>
+      <w:proofErr w:type="spellEnd"/>
+      <w:r>
+        <w:rPr>
+          <w:rFonts w:ascii="Times New Roman" w:hAnsi="Times New Roman" w:cs="Times New Roman"/>
+          <w:sz w:val="26"/>
+          <w:szCs w:val="26"/>
+        </w:rPr>
+        <w:t xml:space="preserve"> </w:t>
+      </w:r>
+      <w:proofErr w:type="spellStart"/>
+      <w:r>
+        <w:rPr>
+          <w:rFonts w:ascii="Times New Roman" w:hAnsi="Times New Roman" w:cs="Times New Roman"/>
+          <w:sz w:val="26"/>
+          <w:szCs w:val="26"/>
+        </w:rPr>
+        <w:t>thái</w:t>
+      </w:r>
+      <w:proofErr w:type="spellEnd"/>
+      <w:r>
+        <w:rPr>
+          <w:rFonts w:ascii="Times New Roman" w:hAnsi="Times New Roman" w:cs="Times New Roman"/>
+          <w:sz w:val="26"/>
+          <w:szCs w:val="26"/>
+        </w:rPr>
+        <w:t xml:space="preserve"> </w:t>
+      </w:r>
+      <w:proofErr w:type="spellStart"/>
+      <w:r>
+        <w:rPr>
+          <w:rFonts w:ascii="Times New Roman" w:hAnsi="Times New Roman" w:cs="Times New Roman"/>
+          <w:sz w:val="26"/>
+          <w:szCs w:val="26"/>
+        </w:rPr>
+        <w:t>hơn</w:t>
+      </w:r>
+      <w:proofErr w:type="spellEnd"/>
+      <w:r>
+        <w:rPr>
+          <w:rFonts w:ascii="Times New Roman" w:hAnsi="Times New Roman" w:cs="Times New Roman"/>
+          <w:sz w:val="26"/>
+          <w:szCs w:val="26"/>
+        </w:rPr>
+        <w:t xml:space="preserve">, reward </w:t>
+      </w:r>
+      <w:proofErr w:type="spellStart"/>
+      <w:r>
+        <w:rPr>
+          <w:rFonts w:ascii="Times New Roman" w:hAnsi="Times New Roman" w:cs="Times New Roman"/>
+          <w:sz w:val="26"/>
+          <w:szCs w:val="26"/>
+        </w:rPr>
+        <w:t>cũng</w:t>
+      </w:r>
+      <w:proofErr w:type="spellEnd"/>
+      <w:r>
+        <w:rPr>
+          <w:rFonts w:ascii="Times New Roman" w:hAnsi="Times New Roman" w:cs="Times New Roman"/>
+          <w:sz w:val="26"/>
+          <w:szCs w:val="26"/>
+        </w:rPr>
+        <w:t xml:space="preserve"> </w:t>
+      </w:r>
+      <w:proofErr w:type="spellStart"/>
+      <w:r>
+        <w:rPr>
+          <w:rFonts w:ascii="Times New Roman" w:hAnsi="Times New Roman" w:cs="Times New Roman"/>
+          <w:sz w:val="26"/>
+          <w:szCs w:val="26"/>
+        </w:rPr>
+        <w:t>hiếm</w:t>
+      </w:r>
+      <w:proofErr w:type="spellEnd"/>
+      <w:r>
+        <w:rPr>
+          <w:rFonts w:ascii="Times New Roman" w:hAnsi="Times New Roman" w:cs="Times New Roman"/>
+          <w:sz w:val="26"/>
+          <w:szCs w:val="26"/>
+        </w:rPr>
+        <w:t xml:space="preserve"> </w:t>
+      </w:r>
+      <w:proofErr w:type="spellStart"/>
+      <w:r>
+        <w:rPr>
+          <w:rFonts w:ascii="Times New Roman" w:hAnsi="Times New Roman" w:cs="Times New Roman"/>
+          <w:sz w:val="26"/>
+          <w:szCs w:val="26"/>
+        </w:rPr>
+        <w:t>hơn</w:t>
+      </w:r>
+      <w:proofErr w:type="spellEnd"/>
+    </w:p>
+    <w:p>
+      <w:pPr>
+        <w:pStyle w:val="ListParagraph"/>
+        <w:numPr>
+          <w:ilvl w:val="0"/>
+          <w:numId w:val="2"/>
+        </w:numPr>
+        <w:rPr>
+          <w:rFonts w:ascii="Times New Roman" w:hAnsi="Times New Roman" w:cs="Times New Roman"/>
+          <w:b/>
+          <w:bCs/>
+          <w:i/>
+          <w:iCs/>
+          <w:sz w:val="26"/>
+          <w:szCs w:val="26"/>
+        </w:rPr>
+      </w:pPr>
+      <w:r>
+        <w:rPr>
+          <w:rFonts w:ascii="Times New Roman" w:hAnsi="Times New Roman" w:cs="Times New Roman"/>
+          <w:b/>
+          <w:bCs/>
+          <w:i/>
+          <w:iCs/>
+          <w:sz w:val="26"/>
+          <w:szCs w:val="26"/>
+        </w:rPr>
+        <w:t>print(</w:t>
+      </w:r>
+      <w:proofErr w:type="spellStart"/>
+      <w:proofErr w:type="gramStart"/>
+      <w:r>
+        <w:rPr>
+          <w:rFonts w:ascii="Times New Roman" w:hAnsi="Times New Roman" w:cs="Times New Roman"/>
+          <w:b/>
+          <w:bCs/>
+          <w:i/>
+          <w:iCs/>
+          <w:sz w:val="26"/>
+          <w:szCs w:val="26"/>
+        </w:rPr>
+        <w:t>env.action</w:t>
+      </w:r>
+      <w:proofErr w:type="gramEnd"/>
+      <w:r>
+        <w:rPr>
+          <w:rFonts w:ascii="Times New Roman" w:hAnsi="Times New Roman" w:cs="Times New Roman"/>
+          <w:b/>
+          <w:bCs/>
+          <w:i/>
+          <w:iCs/>
+          <w:sz w:val="26"/>
+          <w:szCs w:val="26"/>
+        </w:rPr>
+        <w:t>_space</w:t>
+      </w:r>
+      <w:proofErr w:type="spellEnd"/>
+      <w:r>
+        <w:rPr>
+          <w:rFonts w:ascii="Times New Roman" w:hAnsi="Times New Roman" w:cs="Times New Roman"/>
+          <w:b/>
+          <w:bCs/>
+          <w:i/>
+          <w:iCs/>
+          <w:sz w:val="26"/>
+          <w:szCs w:val="26"/>
+        </w:rPr>
+        <w:t>)</w:t>
+      </w:r>
+      <w:r>
+        <w:rPr>
+          <w:rFonts w:ascii="Times New Roman" w:hAnsi="Times New Roman" w:cs="Times New Roman"/>
+          <w:b/>
+          <w:bCs/>
+          <w:i/>
+          <w:iCs/>
+          <w:sz w:val="26"/>
+          <w:szCs w:val="26"/>
+        </w:rPr>
+        <w:t xml:space="preserve">: </w:t>
+      </w:r>
+      <w:proofErr w:type="spellStart"/>
+      <w:r>
+        <w:rPr>
+          <w:rFonts w:ascii="Times New Roman" w:hAnsi="Times New Roman" w:cs="Times New Roman"/>
+          <w:sz w:val="26"/>
+          <w:szCs w:val="26"/>
+        </w:rPr>
+        <w:t>số</w:t>
+      </w:r>
+      <w:proofErr w:type="spellEnd"/>
+      <w:r>
+        <w:rPr>
+          <w:rFonts w:ascii="Times New Roman" w:hAnsi="Times New Roman" w:cs="Times New Roman"/>
+          <w:sz w:val="26"/>
+          <w:szCs w:val="26"/>
+        </w:rPr>
+        <w:t xml:space="preserve"> </w:t>
+      </w:r>
+      <w:proofErr w:type="spellStart"/>
+      <w:r>
+        <w:rPr>
+          <w:rFonts w:ascii="Times New Roman" w:hAnsi="Times New Roman" w:cs="Times New Roman"/>
+          <w:sz w:val="26"/>
+          <w:szCs w:val="26"/>
+        </w:rPr>
+        <w:t>hành</w:t>
+      </w:r>
+      <w:proofErr w:type="spellEnd"/>
+      <w:r>
+        <w:rPr>
+          <w:rFonts w:ascii="Times New Roman" w:hAnsi="Times New Roman" w:cs="Times New Roman"/>
+          <w:sz w:val="26"/>
+          <w:szCs w:val="26"/>
+        </w:rPr>
+        <w:t xml:space="preserve"> </w:t>
+      </w:r>
+      <w:proofErr w:type="spellStart"/>
+      <w:r>
+        <w:rPr>
+          <w:rFonts w:ascii="Times New Roman" w:hAnsi="Times New Roman" w:cs="Times New Roman"/>
+          <w:sz w:val="26"/>
+          <w:szCs w:val="26"/>
+        </w:rPr>
+        <w:t>động</w:t>
+      </w:r>
+      <w:proofErr w:type="spellEnd"/>
+      <w:r>
+        <w:rPr>
+          <w:rFonts w:ascii="Times New Roman" w:hAnsi="Times New Roman" w:cs="Times New Roman"/>
+          <w:sz w:val="26"/>
+          <w:szCs w:val="26"/>
+        </w:rPr>
+        <w:t xml:space="preserve"> </w:t>
+      </w:r>
+      <w:proofErr w:type="spellStart"/>
+      <w:r>
+        <w:rPr>
+          <w:rFonts w:ascii="Times New Roman" w:hAnsi="Times New Roman" w:cs="Times New Roman"/>
+          <w:sz w:val="26"/>
+          <w:szCs w:val="26"/>
+        </w:rPr>
+        <w:t>mà</w:t>
+      </w:r>
+      <w:proofErr w:type="spellEnd"/>
+      <w:r>
+        <w:rPr>
+          <w:rFonts w:ascii="Times New Roman" w:hAnsi="Times New Roman" w:cs="Times New Roman"/>
+          <w:sz w:val="26"/>
+          <w:szCs w:val="26"/>
+        </w:rPr>
+        <w:t xml:space="preserve"> agent </w:t>
+      </w:r>
+      <w:proofErr w:type="spellStart"/>
+      <w:r>
+        <w:rPr>
+          <w:rFonts w:ascii="Times New Roman" w:hAnsi="Times New Roman" w:cs="Times New Roman"/>
+          <w:sz w:val="26"/>
+          <w:szCs w:val="26"/>
+        </w:rPr>
+        <w:t>có</w:t>
+      </w:r>
+      <w:proofErr w:type="spellEnd"/>
+      <w:r>
+        <w:rPr>
+          <w:rFonts w:ascii="Times New Roman" w:hAnsi="Times New Roman" w:cs="Times New Roman"/>
+          <w:sz w:val="26"/>
+          <w:szCs w:val="26"/>
+        </w:rPr>
+        <w:t xml:space="preserve"> </w:t>
+      </w:r>
+      <w:proofErr w:type="spellStart"/>
+      <w:r>
+        <w:rPr>
+          <w:rFonts w:ascii="Times New Roman" w:hAnsi="Times New Roman" w:cs="Times New Roman"/>
+          <w:sz w:val="26"/>
+          <w:szCs w:val="26"/>
+        </w:rPr>
+        <w:t>thể</w:t>
+      </w:r>
+      <w:proofErr w:type="spellEnd"/>
+      <w:r>
+        <w:rPr>
+          <w:rFonts w:ascii="Times New Roman" w:hAnsi="Times New Roman" w:cs="Times New Roman"/>
+          <w:sz w:val="26"/>
+          <w:szCs w:val="26"/>
+        </w:rPr>
+        <w:t xml:space="preserve"> </w:t>
+      </w:r>
+      <w:proofErr w:type="spellStart"/>
+      <w:r>
+        <w:rPr>
+          <w:rFonts w:ascii="Times New Roman" w:hAnsi="Times New Roman" w:cs="Times New Roman"/>
+          <w:sz w:val="26"/>
+          <w:szCs w:val="26"/>
+        </w:rPr>
+        <w:t>thực</w:t>
+      </w:r>
+      <w:proofErr w:type="spellEnd"/>
+      <w:r>
+        <w:rPr>
+          <w:rFonts w:ascii="Times New Roman" w:hAnsi="Times New Roman" w:cs="Times New Roman"/>
+          <w:sz w:val="26"/>
+          <w:szCs w:val="26"/>
+        </w:rPr>
+        <w:t xml:space="preserve"> </w:t>
+      </w:r>
+      <w:proofErr w:type="spellStart"/>
+      <w:r>
+        <w:rPr>
+          <w:rFonts w:ascii="Times New Roman" w:hAnsi="Times New Roman" w:cs="Times New Roman"/>
+          <w:sz w:val="26"/>
+          <w:szCs w:val="26"/>
+        </w:rPr>
+        <w:t>hiện</w:t>
+      </w:r>
+      <w:proofErr w:type="spellEnd"/>
+    </w:p>
+    <w:p>
+      <w:pPr>
+        <w:pStyle w:val="ListParagraph"/>
+        <w:numPr>
+          <w:ilvl w:val="0"/>
+          <w:numId w:val="2"/>
+        </w:numPr>
+        <w:rPr>
+          <w:rFonts w:ascii="Times New Roman" w:hAnsi="Times New Roman" w:cs="Times New Roman"/>
+          <w:b/>
+          <w:bCs/>
+          <w:i/>
+          <w:iCs/>
+          <w:sz w:val="26"/>
+          <w:szCs w:val="26"/>
+        </w:rPr>
+      </w:pPr>
+      <w:r>
+        <w:rPr>
+          <w:rFonts w:ascii="Times New Roman" w:hAnsi="Times New Roman" w:cs="Times New Roman"/>
+          <w:b/>
+          <w:bCs/>
+          <w:i/>
+          <w:iCs/>
+          <w:sz w:val="26"/>
+          <w:szCs w:val="26"/>
+        </w:rPr>
+        <w:t>print(</w:t>
+      </w:r>
+      <w:proofErr w:type="spellStart"/>
+      <w:proofErr w:type="gramStart"/>
+      <w:r>
+        <w:rPr>
+          <w:rFonts w:ascii="Times New Roman" w:hAnsi="Times New Roman" w:cs="Times New Roman"/>
+          <w:b/>
+          <w:bCs/>
+          <w:i/>
+          <w:iCs/>
+          <w:sz w:val="26"/>
+          <w:szCs w:val="26"/>
+        </w:rPr>
+        <w:t>env.observation</w:t>
+      </w:r>
+      <w:proofErr w:type="gramEnd"/>
+      <w:r>
+        <w:rPr>
+          <w:rFonts w:ascii="Times New Roman" w:hAnsi="Times New Roman" w:cs="Times New Roman"/>
+          <w:b/>
+          <w:bCs/>
+          <w:i/>
+          <w:iCs/>
+          <w:sz w:val="26"/>
+          <w:szCs w:val="26"/>
+        </w:rPr>
+        <w:t>_space</w:t>
+      </w:r>
+      <w:proofErr w:type="spellEnd"/>
+      <w:r>
+        <w:rPr>
+          <w:rFonts w:ascii="Times New Roman" w:hAnsi="Times New Roman" w:cs="Times New Roman"/>
+          <w:b/>
+          <w:bCs/>
+          <w:i/>
+          <w:iCs/>
+          <w:sz w:val="26"/>
+          <w:szCs w:val="26"/>
+        </w:rPr>
+        <w:t>)</w:t>
+      </w:r>
+      <w:r>
+        <w:rPr>
+          <w:rFonts w:ascii="Times New Roman" w:hAnsi="Times New Roman" w:cs="Times New Roman"/>
+          <w:b/>
+          <w:bCs/>
+          <w:i/>
+          <w:iCs/>
+          <w:sz w:val="26"/>
+          <w:szCs w:val="26"/>
+        </w:rPr>
+        <w:t xml:space="preserve">: </w:t>
+      </w:r>
+      <w:proofErr w:type="spellStart"/>
+      <w:r>
+        <w:rPr>
+          <w:rFonts w:ascii="Times New Roman" w:hAnsi="Times New Roman" w:cs="Times New Roman"/>
+          <w:sz w:val="26"/>
+          <w:szCs w:val="26"/>
+        </w:rPr>
+        <w:t>thông</w:t>
+      </w:r>
+      <w:proofErr w:type="spellEnd"/>
+      <w:r>
+        <w:rPr>
+          <w:rFonts w:ascii="Times New Roman" w:hAnsi="Times New Roman" w:cs="Times New Roman"/>
+          <w:sz w:val="26"/>
+          <w:szCs w:val="26"/>
+        </w:rPr>
+        <w:t xml:space="preserve"> tin </w:t>
+      </w:r>
+      <w:proofErr w:type="spellStart"/>
+      <w:r>
+        <w:rPr>
+          <w:rFonts w:ascii="Times New Roman" w:hAnsi="Times New Roman" w:cs="Times New Roman"/>
+          <w:sz w:val="26"/>
+          <w:szCs w:val="26"/>
+        </w:rPr>
+        <w:t>mà</w:t>
+      </w:r>
+      <w:proofErr w:type="spellEnd"/>
+      <w:r>
+        <w:rPr>
+          <w:rFonts w:ascii="Times New Roman" w:hAnsi="Times New Roman" w:cs="Times New Roman"/>
+          <w:sz w:val="26"/>
+          <w:szCs w:val="26"/>
+        </w:rPr>
+        <w:t xml:space="preserve"> agent </w:t>
+      </w:r>
+      <w:proofErr w:type="spellStart"/>
+      <w:r>
+        <w:rPr>
+          <w:rFonts w:ascii="Times New Roman" w:hAnsi="Times New Roman" w:cs="Times New Roman"/>
+          <w:sz w:val="26"/>
+          <w:szCs w:val="26"/>
+        </w:rPr>
+        <w:t>nhận</w:t>
+      </w:r>
+      <w:proofErr w:type="spellEnd"/>
+      <w:r>
+        <w:rPr>
+          <w:rFonts w:ascii="Times New Roman" w:hAnsi="Times New Roman" w:cs="Times New Roman"/>
+          <w:sz w:val="26"/>
+          <w:szCs w:val="26"/>
+        </w:rPr>
+        <w:t xml:space="preserve"> </w:t>
+      </w:r>
+      <w:proofErr w:type="spellStart"/>
+      <w:r>
+        <w:rPr>
+          <w:rFonts w:ascii="Times New Roman" w:hAnsi="Times New Roman" w:cs="Times New Roman"/>
+          <w:sz w:val="26"/>
+          <w:szCs w:val="26"/>
+        </w:rPr>
+        <w:t>được</w:t>
+      </w:r>
+      <w:proofErr w:type="spellEnd"/>
+      <w:r>
+        <w:rPr>
+          <w:rFonts w:ascii="Times New Roman" w:hAnsi="Times New Roman" w:cs="Times New Roman"/>
+          <w:sz w:val="26"/>
+          <w:szCs w:val="26"/>
+        </w:rPr>
+        <w:t xml:space="preserve"> </w:t>
+      </w:r>
+      <w:proofErr w:type="spellStart"/>
+      <w:r>
+        <w:rPr>
+          <w:rFonts w:ascii="Times New Roman" w:hAnsi="Times New Roman" w:cs="Times New Roman"/>
+          <w:sz w:val="26"/>
+          <w:szCs w:val="26"/>
+        </w:rPr>
+        <w:t>từ</w:t>
+      </w:r>
+      <w:proofErr w:type="spellEnd"/>
+      <w:r>
+        <w:rPr>
+          <w:rFonts w:ascii="Times New Roman" w:hAnsi="Times New Roman" w:cs="Times New Roman"/>
+          <w:sz w:val="26"/>
+          <w:szCs w:val="26"/>
+        </w:rPr>
+        <w:t xml:space="preserve"> </w:t>
+      </w:r>
+      <w:proofErr w:type="spellStart"/>
+      <w:r>
+        <w:rPr>
+          <w:rFonts w:ascii="Times New Roman" w:hAnsi="Times New Roman" w:cs="Times New Roman"/>
+          <w:sz w:val="26"/>
+          <w:szCs w:val="26"/>
+        </w:rPr>
+        <w:t>môi</w:t>
+      </w:r>
+      <w:proofErr w:type="spellEnd"/>
+      <w:r>
+        <w:rPr>
+          <w:rFonts w:ascii="Times New Roman" w:hAnsi="Times New Roman" w:cs="Times New Roman"/>
+          <w:sz w:val="26"/>
+          <w:szCs w:val="26"/>
+        </w:rPr>
+        <w:t xml:space="preserve"> </w:t>
+      </w:r>
+      <w:proofErr w:type="spellStart"/>
+      <w:r>
+        <w:rPr>
+          <w:rFonts w:ascii="Times New Roman" w:hAnsi="Times New Roman" w:cs="Times New Roman"/>
+          <w:sz w:val="26"/>
+          <w:szCs w:val="26"/>
+        </w:rPr>
+        <w:t>trường</w:t>
+      </w:r>
+      <w:proofErr w:type="spellEnd"/>
+      <w:r>
+        <w:rPr>
+          <w:rFonts w:ascii="Times New Roman" w:hAnsi="Times New Roman" w:cs="Times New Roman"/>
+          <w:sz w:val="26"/>
+          <w:szCs w:val="26"/>
+        </w:rPr>
+        <w:t xml:space="preserve">, </w:t>
+      </w:r>
+      <w:proofErr w:type="spellStart"/>
+      <w:r>
+        <w:rPr>
+          <w:rFonts w:ascii="Times New Roman" w:hAnsi="Times New Roman" w:cs="Times New Roman"/>
+          <w:sz w:val="26"/>
+          <w:szCs w:val="26"/>
+        </w:rPr>
+        <w:t>và</w:t>
+      </w:r>
+      <w:proofErr w:type="spellEnd"/>
+      <w:r>
+        <w:rPr>
+          <w:rFonts w:ascii="Times New Roman" w:hAnsi="Times New Roman" w:cs="Times New Roman"/>
+          <w:sz w:val="26"/>
+          <w:szCs w:val="26"/>
+        </w:rPr>
+        <w:t xml:space="preserve"> </w:t>
+      </w:r>
+      <w:proofErr w:type="spellStart"/>
+      <w:r>
+        <w:rPr>
+          <w:rFonts w:ascii="Times New Roman" w:hAnsi="Times New Roman" w:cs="Times New Roman"/>
+          <w:sz w:val="26"/>
+          <w:szCs w:val="26"/>
+        </w:rPr>
+        <w:t>đối</w:t>
+      </w:r>
+      <w:proofErr w:type="spellEnd"/>
+      <w:r>
+        <w:rPr>
+          <w:rFonts w:ascii="Times New Roman" w:hAnsi="Times New Roman" w:cs="Times New Roman"/>
+          <w:sz w:val="26"/>
+          <w:szCs w:val="26"/>
+        </w:rPr>
+        <w:t xml:space="preserve"> </w:t>
+      </w:r>
+      <w:proofErr w:type="spellStart"/>
+      <w:r>
+        <w:rPr>
+          <w:rFonts w:ascii="Times New Roman" w:hAnsi="Times New Roman" w:cs="Times New Roman"/>
+          <w:sz w:val="26"/>
+          <w:szCs w:val="26"/>
+        </w:rPr>
+        <w:t>với</w:t>
+      </w:r>
+      <w:proofErr w:type="spellEnd"/>
+      <w:r>
+        <w:rPr>
+          <w:rFonts w:ascii="Times New Roman" w:hAnsi="Times New Roman" w:cs="Times New Roman"/>
+          <w:sz w:val="26"/>
+          <w:szCs w:val="26"/>
+        </w:rPr>
+        <w:t xml:space="preserve"> </w:t>
+      </w:r>
+      <w:r>
+        <w:rPr>
+          <w:rFonts w:ascii="Times New Roman" w:hAnsi="Times New Roman" w:cs="Times New Roman"/>
+          <w:i/>
+          <w:iCs/>
+          <w:sz w:val="26"/>
+          <w:szCs w:val="26"/>
+        </w:rPr>
+        <w:t>“MountainCar-v0”</w:t>
+      </w:r>
+      <w:r>
+        <w:rPr>
+          <w:rFonts w:ascii="Times New Roman" w:hAnsi="Times New Roman" w:cs="Times New Roman"/>
+          <w:sz w:val="26"/>
+          <w:szCs w:val="26"/>
+        </w:rPr>
+        <w:t xml:space="preserve"> </w:t>
+      </w:r>
+      <w:proofErr w:type="spellStart"/>
+      <w:r>
+        <w:rPr>
+          <w:rFonts w:ascii="Times New Roman" w:hAnsi="Times New Roman" w:cs="Times New Roman"/>
+          <w:sz w:val="26"/>
+          <w:szCs w:val="26"/>
+        </w:rPr>
+        <w:t>thì</w:t>
+      </w:r>
+      <w:proofErr w:type="spellEnd"/>
+      <w:r>
+        <w:rPr>
+          <w:rFonts w:ascii="Times New Roman" w:hAnsi="Times New Roman" w:cs="Times New Roman"/>
+          <w:sz w:val="26"/>
+          <w:szCs w:val="26"/>
+        </w:rPr>
+        <w:t xml:space="preserve"> </w:t>
+      </w:r>
+      <w:proofErr w:type="spellStart"/>
+      <w:r>
+        <w:rPr>
+          <w:rFonts w:ascii="Times New Roman" w:hAnsi="Times New Roman" w:cs="Times New Roman"/>
+          <w:sz w:val="26"/>
+          <w:szCs w:val="26"/>
+        </w:rPr>
+        <w:t>sẽ</w:t>
+      </w:r>
+      <w:proofErr w:type="spellEnd"/>
+      <w:r>
+        <w:rPr>
+          <w:rFonts w:ascii="Times New Roman" w:hAnsi="Times New Roman" w:cs="Times New Roman"/>
+          <w:sz w:val="26"/>
+          <w:szCs w:val="26"/>
+        </w:rPr>
+        <w:t xml:space="preserve"> </w:t>
+      </w:r>
+      <w:proofErr w:type="spellStart"/>
+      <w:r>
+        <w:rPr>
+          <w:rFonts w:ascii="Times New Roman" w:hAnsi="Times New Roman" w:cs="Times New Roman"/>
+          <w:sz w:val="26"/>
+          <w:szCs w:val="26"/>
+        </w:rPr>
+        <w:t>có</w:t>
+      </w:r>
+      <w:proofErr w:type="spellEnd"/>
+      <w:r>
+        <w:rPr>
+          <w:rFonts w:ascii="Times New Roman" w:hAnsi="Times New Roman" w:cs="Times New Roman"/>
+          <w:sz w:val="26"/>
+          <w:szCs w:val="26"/>
+        </w:rPr>
+        <w:t xml:space="preserve"> 2 </w:t>
+      </w:r>
+      <w:proofErr w:type="spellStart"/>
+      <w:r>
+        <w:rPr>
+          <w:rFonts w:ascii="Times New Roman" w:hAnsi="Times New Roman" w:cs="Times New Roman"/>
+          <w:sz w:val="26"/>
+          <w:szCs w:val="26"/>
+        </w:rPr>
+        <w:t>môi</w:t>
+      </w:r>
+      <w:proofErr w:type="spellEnd"/>
+      <w:r>
+        <w:rPr>
+          <w:rFonts w:ascii="Times New Roman" w:hAnsi="Times New Roman" w:cs="Times New Roman"/>
+          <w:sz w:val="26"/>
+          <w:szCs w:val="26"/>
+        </w:rPr>
+        <w:t xml:space="preserve"> </w:t>
+      </w:r>
+      <w:proofErr w:type="spellStart"/>
+      <w:r>
+        <w:rPr>
+          <w:rFonts w:ascii="Times New Roman" w:hAnsi="Times New Roman" w:cs="Times New Roman"/>
+          <w:sz w:val="26"/>
+          <w:szCs w:val="26"/>
+        </w:rPr>
+        <w:t>trường</w:t>
+      </w:r>
+      <w:proofErr w:type="spellEnd"/>
+      <w:r>
+        <w:rPr>
+          <w:rFonts w:ascii="Times New Roman" w:hAnsi="Times New Roman" w:cs="Times New Roman"/>
+          <w:sz w:val="26"/>
+          <w:szCs w:val="26"/>
+        </w:rPr>
+        <w:t xml:space="preserve"> </w:t>
+      </w:r>
+      <w:proofErr w:type="spellStart"/>
+      <w:r>
+        <w:rPr>
+          <w:rFonts w:ascii="Times New Roman" w:hAnsi="Times New Roman" w:cs="Times New Roman"/>
+          <w:sz w:val="26"/>
+          <w:szCs w:val="26"/>
+        </w:rPr>
+        <w:t>là</w:t>
+      </w:r>
+      <w:proofErr w:type="spellEnd"/>
+      <w:r>
+        <w:rPr>
+          <w:rFonts w:ascii="Times New Roman" w:hAnsi="Times New Roman" w:cs="Times New Roman"/>
+          <w:sz w:val="26"/>
+          <w:szCs w:val="26"/>
+        </w:rPr>
+        <w:t xml:space="preserve"> position </w:t>
+      </w:r>
+      <w:proofErr w:type="spellStart"/>
+      <w:r>
+        <w:rPr>
+          <w:rFonts w:ascii="Times New Roman" w:hAnsi="Times New Roman" w:cs="Times New Roman"/>
+          <w:sz w:val="26"/>
+          <w:szCs w:val="26"/>
+        </w:rPr>
+        <w:t>và</w:t>
+      </w:r>
+      <w:proofErr w:type="spellEnd"/>
+      <w:r>
+        <w:rPr>
+          <w:rFonts w:ascii="Times New Roman" w:hAnsi="Times New Roman" w:cs="Times New Roman"/>
+          <w:sz w:val="26"/>
+          <w:szCs w:val="26"/>
+        </w:rPr>
+        <w:t xml:space="preserve"> velocity</w:t>
+      </w:r>
+    </w:p>
+    <w:p>
+      <w:pPr>
+        <w:pStyle w:val="ListParagraph"/>
+        <w:numPr>
+          <w:ilvl w:val="0"/>
+          <w:numId w:val="1"/>
+        </w:numPr>
+        <w:rPr>
+          <w:rFonts w:ascii="Times New Roman" w:hAnsi="Times New Roman" w:cs="Times New Roman"/>
+          <w:b/>
+          <w:bCs/>
+          <w:i/>
+          <w:iCs/>
+          <w:sz w:val="26"/>
+          <w:szCs w:val="26"/>
+        </w:rPr>
+      </w:pPr>
+    </w:p>
+    <w:p>
+      <w:pPr>
+        <w:pStyle w:val="ListParagraph"/>
+        <w:ind w:left="1080"/>
+        <w:rPr>
+          <w:rFonts w:ascii="Times New Roman" w:hAnsi="Times New Roman" w:cs="Times New Roman"/>
           <w:sz w:val="26"/>
           <w:szCs w:val="26"/>
         </w:rPr>
@@ -131,6 +6309,317 @@
     </w:sectPr>
   </w:body>
 </w:document>
+</file>
+
+<file path=word/numbering.xml><?xml version="1.0" encoding="utf-8"?>
+<w:numbering xmlns:wpc="http://schemas.microsoft.com/office/word/2010/wordprocessingCanvas" xmlns:cx="http://schemas.microsoft.com/office/drawing/2014/chartex" xmlns:cx1="http://schemas.microsoft.com/office/drawing/2015/9/8/chartex" xmlns:cx2="http://schemas.microsoft.com/office/drawing/2015/10/21/chartex" xmlns:cx3="http://schemas.microsoft.com/office/drawing/2016/5/9/chartex" xmlns:cx4="http://schemas.microsoft.com/office/drawing/2016/5/10/chartex" xmlns:cx5="http://schemas.microsoft.com/office/drawing/2016/5/11/chartex" xmlns:cx6="http://schemas.microsoft.com/office/drawing/2016/5/12/chartex" xmlns:cx7="http://schemas.microsoft.com/office/drawing/2016/5/13/chartex" xmlns:cx8="http://schemas.microsoft.com/office/drawing/2016/5/14/chartex" xmlns:mc="http://schemas.openxmlformats.org/markup-compatibility/2006" xmlns:aink="http://schemas.microsoft.com/office/drawing/2016/ink" xmlns:am3d="http://schemas.microsoft.com/office/drawing/2017/model3d" xmlns:o="urn:schemas-microsoft-com:office:office" xmlns:oel="http://schemas.microsoft.com/office/2019/extlst" xmlns:r="http://schemas.openxmlformats.org/officeDocument/2006/relationships" xmlns:m="http://schemas.openxmlformats.org/officeDocument/2006/math" xmlns:v="urn:schemas-microsoft-com:vml" xmlns:wp14="http://schemas.microsoft.com/office/word/2010/wordprocessingDrawing" xmlns:wp="http://schemas.openxmlformats.org/drawingml/2006/wordprocessingDrawing" xmlns:w10="urn:schemas-microsoft-com:office:word" xmlns:w="http://schemas.openxmlformats.org/wordprocessingml/2006/main" xmlns:w14="http://schemas.microsoft.com/office/word/2010/wordml" xmlns:w15="http://schemas.microsoft.com/office/word/2012/wordml" xmlns:w16cex="http://schemas.microsoft.com/office/word/2018/wordml/cex" xmlns:w16cid="http://schemas.microsoft.com/office/word/2016/wordml/cid" xmlns:w16="http://schemas.microsoft.com/office/word/2018/wordml" xmlns:w16du="http://schemas.microsoft.com/office/word/2023/wordml/word16du" xmlns:w16sdtdh="http://schemas.microsoft.com/office/word/2020/wordml/sdtdatahash" xmlns:w16sdtfl="http://schemas.microsoft.com/office/word/2024/wordml/sdtformatlock" xmlns:w16se="http://schemas.microsoft.com/office/word/2015/wordml/symex" xmlns:wpg="http://schemas.microsoft.com/office/word/2010/wordprocessingGroup" xmlns:wpi="http://schemas.microsoft.com/office/word/2010/wordprocessingInk" xmlns:wne="http://schemas.microsoft.com/office/word/2006/wordml" xmlns:wps="http://schemas.microsoft.com/office/word/2010/wordprocessingShape" mc:Ignorable="w14 w15 w16se w16cid w16 w16cex w16sdtdh w16sdtfl w16du wp14">
+  <w:abstractNum w:abstractNumId="0" w15:restartNumberingAfterBreak="0">
+    <w:nsid w:val="514F02B3"/>
+    <w:multiLevelType w:val="hybridMultilevel"/>
+    <w:tmpl w:val="42A8AB9E"/>
+    <w:lvl w:ilvl="0" w:tplc="3B3018CC">
+      <w:start w:val="1"/>
+      <w:numFmt w:val="decimal"/>
+      <w:lvlText w:val="%1."/>
+      <w:lvlJc w:val="left"/>
+      <w:pPr>
+        <w:ind w:left="1440" w:hanging="360"/>
+      </w:pPr>
+      <w:rPr>
+        <w:rFonts w:hint="default"/>
+        <w:b w:val="0"/>
+        <w:bCs w:val="0"/>
+      </w:rPr>
+    </w:lvl>
+    <w:lvl w:ilvl="1" w:tplc="04090019" w:tentative="1">
+      <w:start w:val="1"/>
+      <w:numFmt w:val="lowerLetter"/>
+      <w:lvlText w:val="%2."/>
+      <w:lvlJc w:val="left"/>
+      <w:pPr>
+        <w:ind w:left="2160" w:hanging="360"/>
+      </w:pPr>
+    </w:lvl>
+    <w:lvl w:ilvl="2" w:tplc="0409001B" w:tentative="1">
+      <w:start w:val="1"/>
+      <w:numFmt w:val="lowerRoman"/>
+      <w:lvlText w:val="%3."/>
+      <w:lvlJc w:val="right"/>
+      <w:pPr>
+        <w:ind w:left="2880" w:hanging="180"/>
+      </w:pPr>
+    </w:lvl>
+    <w:lvl w:ilvl="3" w:tplc="0409000F" w:tentative="1">
+      <w:start w:val="1"/>
+      <w:numFmt w:val="decimal"/>
+      <w:lvlText w:val="%4."/>
+      <w:lvlJc w:val="left"/>
+      <w:pPr>
+        <w:ind w:left="3600" w:hanging="360"/>
+      </w:pPr>
+    </w:lvl>
+    <w:lvl w:ilvl="4" w:tplc="04090019" w:tentative="1">
+      <w:start w:val="1"/>
+      <w:numFmt w:val="lowerLetter"/>
+      <w:lvlText w:val="%5."/>
+      <w:lvlJc w:val="left"/>
+      <w:pPr>
+        <w:ind w:left="4320" w:hanging="360"/>
+      </w:pPr>
+    </w:lvl>
+    <w:lvl w:ilvl="5" w:tplc="0409001B" w:tentative="1">
+      <w:start w:val="1"/>
+      <w:numFmt w:val="lowerRoman"/>
+      <w:lvlText w:val="%6."/>
+      <w:lvlJc w:val="right"/>
+      <w:pPr>
+        <w:ind w:left="5040" w:hanging="180"/>
+      </w:pPr>
+    </w:lvl>
+    <w:lvl w:ilvl="6" w:tplc="0409000F" w:tentative="1">
+      <w:start w:val="1"/>
+      <w:numFmt w:val="decimal"/>
+      <w:lvlText w:val="%7."/>
+      <w:lvlJc w:val="left"/>
+      <w:pPr>
+        <w:ind w:left="5760" w:hanging="360"/>
+      </w:pPr>
+    </w:lvl>
+    <w:lvl w:ilvl="7" w:tplc="04090019" w:tentative="1">
+      <w:start w:val="1"/>
+      <w:numFmt w:val="lowerLetter"/>
+      <w:lvlText w:val="%8."/>
+      <w:lvlJc w:val="left"/>
+      <w:pPr>
+        <w:ind w:left="6480" w:hanging="360"/>
+      </w:pPr>
+    </w:lvl>
+    <w:lvl w:ilvl="8" w:tplc="0409001B" w:tentative="1">
+      <w:start w:val="1"/>
+      <w:numFmt w:val="lowerRoman"/>
+      <w:lvlText w:val="%9."/>
+      <w:lvlJc w:val="right"/>
+      <w:pPr>
+        <w:ind w:left="7200" w:hanging="180"/>
+      </w:pPr>
+    </w:lvl>
+  </w:abstractNum>
+  <w:abstractNum w:abstractNumId="1" w15:restartNumberingAfterBreak="0">
+    <w:nsid w:val="5AB350D3"/>
+    <w:multiLevelType w:val="hybridMultilevel"/>
+    <w:tmpl w:val="B892724A"/>
+    <w:lvl w:ilvl="0" w:tplc="E4D202C2">
+      <w:start w:val="1"/>
+      <w:numFmt w:val="upperRoman"/>
+      <w:lvlText w:val="%1."/>
+      <w:lvlJc w:val="left"/>
+      <w:pPr>
+        <w:ind w:left="1080" w:hanging="720"/>
+      </w:pPr>
+      <w:rPr>
+        <w:rFonts w:hint="default"/>
+        <w:b/>
+        <w:bCs/>
+        <w:i w:val="0"/>
+        <w:iCs w:val="0"/>
+      </w:rPr>
+    </w:lvl>
+    <w:lvl w:ilvl="1" w:tplc="04090019" w:tentative="1">
+      <w:start w:val="1"/>
+      <w:numFmt w:val="lowerLetter"/>
+      <w:lvlText w:val="%2."/>
+      <w:lvlJc w:val="left"/>
+      <w:pPr>
+        <w:ind w:left="1440" w:hanging="360"/>
+      </w:pPr>
+    </w:lvl>
+    <w:lvl w:ilvl="2" w:tplc="0409001B" w:tentative="1">
+      <w:start w:val="1"/>
+      <w:numFmt w:val="lowerRoman"/>
+      <w:lvlText w:val="%3."/>
+      <w:lvlJc w:val="right"/>
+      <w:pPr>
+        <w:ind w:left="2160" w:hanging="180"/>
+      </w:pPr>
+    </w:lvl>
+    <w:lvl w:ilvl="3" w:tplc="0409000F" w:tentative="1">
+      <w:start w:val="1"/>
+      <w:numFmt w:val="decimal"/>
+      <w:lvlText w:val="%4."/>
+      <w:lvlJc w:val="left"/>
+      <w:pPr>
+        <w:ind w:left="2880" w:hanging="360"/>
+      </w:pPr>
+    </w:lvl>
+    <w:lvl w:ilvl="4" w:tplc="04090019" w:tentative="1">
+      <w:start w:val="1"/>
+      <w:numFmt w:val="lowerLetter"/>
+      <w:lvlText w:val="%5."/>
+      <w:lvlJc w:val="left"/>
+      <w:pPr>
+        <w:ind w:left="3600" w:hanging="360"/>
+      </w:pPr>
+    </w:lvl>
+    <w:lvl w:ilvl="5" w:tplc="0409001B" w:tentative="1">
+      <w:start w:val="1"/>
+      <w:numFmt w:val="lowerRoman"/>
+      <w:lvlText w:val="%6."/>
+      <w:lvlJc w:val="right"/>
+      <w:pPr>
+        <w:ind w:left="4320" w:hanging="180"/>
+      </w:pPr>
+    </w:lvl>
+    <w:lvl w:ilvl="6" w:tplc="0409000F" w:tentative="1">
+      <w:start w:val="1"/>
+      <w:numFmt w:val="decimal"/>
+      <w:lvlText w:val="%7."/>
+      <w:lvlJc w:val="left"/>
+      <w:pPr>
+        <w:ind w:left="5040" w:hanging="360"/>
+      </w:pPr>
+    </w:lvl>
+    <w:lvl w:ilvl="7" w:tplc="04090019" w:tentative="1">
+      <w:start w:val="1"/>
+      <w:numFmt w:val="lowerLetter"/>
+      <w:lvlText w:val="%8."/>
+      <w:lvlJc w:val="left"/>
+      <w:pPr>
+        <w:ind w:left="5760" w:hanging="360"/>
+      </w:pPr>
+    </w:lvl>
+    <w:lvl w:ilvl="8" w:tplc="0409001B" w:tentative="1">
+      <w:start w:val="1"/>
+      <w:numFmt w:val="lowerRoman"/>
+      <w:lvlText w:val="%9."/>
+      <w:lvlJc w:val="right"/>
+      <w:pPr>
+        <w:ind w:left="6480" w:hanging="180"/>
+      </w:pPr>
+    </w:lvl>
+  </w:abstractNum>
+  <w:abstractNum w:abstractNumId="2" w15:restartNumberingAfterBreak="0">
+    <w:nsid w:val="60AE4952"/>
+    <w:multiLevelType w:val="hybridMultilevel"/>
+    <w:tmpl w:val="9822E546"/>
+    <w:lvl w:ilvl="0" w:tplc="40AA388A">
+      <w:start w:val="1"/>
+      <w:numFmt w:val="bullet"/>
+      <w:lvlText w:val="-"/>
+      <w:lvlJc w:val="left"/>
+      <w:pPr>
+        <w:ind w:left="1440" w:hanging="360"/>
+      </w:pPr>
+      <w:rPr>
+        <w:rFonts w:ascii="Times New Roman" w:eastAsiaTheme="minorHAnsi" w:hAnsi="Times New Roman" w:cs="Times New Roman" w:hint="default"/>
+      </w:rPr>
+    </w:lvl>
+    <w:lvl w:ilvl="1" w:tplc="04090003" w:tentative="1">
+      <w:start w:val="1"/>
+      <w:numFmt w:val="bullet"/>
+      <w:lvlText w:val="o"/>
+      <w:lvlJc w:val="left"/>
+      <w:pPr>
+        <w:ind w:left="2160" w:hanging="360"/>
+      </w:pPr>
+      <w:rPr>
+        <w:rFonts w:ascii="Courier New" w:hAnsi="Courier New" w:cs="Courier New" w:hint="default"/>
+      </w:rPr>
+    </w:lvl>
+    <w:lvl w:ilvl="2" w:tplc="04090005" w:tentative="1">
+      <w:start w:val="1"/>
+      <w:numFmt w:val="bullet"/>
+      <w:lvlText w:val=""/>
+      <w:lvlJc w:val="left"/>
+      <w:pPr>
+        <w:ind w:left="2880" w:hanging="360"/>
+      </w:pPr>
+      <w:rPr>
+        <w:rFonts w:ascii="Wingdings" w:hAnsi="Wingdings" w:hint="default"/>
+      </w:rPr>
+    </w:lvl>
+    <w:lvl w:ilvl="3" w:tplc="04090001" w:tentative="1">
+      <w:start w:val="1"/>
+      <w:numFmt w:val="bullet"/>
+      <w:lvlText w:val=""/>
+      <w:lvlJc w:val="left"/>
+      <w:pPr>
+        <w:ind w:left="3600" w:hanging="360"/>
+      </w:pPr>
+      <w:rPr>
+        <w:rFonts w:ascii="Symbol" w:hAnsi="Symbol" w:hint="default"/>
+      </w:rPr>
+    </w:lvl>
+    <w:lvl w:ilvl="4" w:tplc="04090003" w:tentative="1">
+      <w:start w:val="1"/>
+      <w:numFmt w:val="bullet"/>
+      <w:lvlText w:val="o"/>
+      <w:lvlJc w:val="left"/>
+      <w:pPr>
+        <w:ind w:left="4320" w:hanging="360"/>
+      </w:pPr>
+      <w:rPr>
+        <w:rFonts w:ascii="Courier New" w:hAnsi="Courier New" w:cs="Courier New" w:hint="default"/>
+      </w:rPr>
+    </w:lvl>
+    <w:lvl w:ilvl="5" w:tplc="04090005" w:tentative="1">
+      <w:start w:val="1"/>
+      <w:numFmt w:val="bullet"/>
+      <w:lvlText w:val=""/>
+      <w:lvlJc w:val="left"/>
+      <w:pPr>
+        <w:ind w:left="5040" w:hanging="360"/>
+      </w:pPr>
+      <w:rPr>
+        <w:rFonts w:ascii="Wingdings" w:hAnsi="Wingdings" w:hint="default"/>
+      </w:rPr>
+    </w:lvl>
+    <w:lvl w:ilvl="6" w:tplc="04090001" w:tentative="1">
+      <w:start w:val="1"/>
+      <w:numFmt w:val="bullet"/>
+      <w:lvlText w:val=""/>
+      <w:lvlJc w:val="left"/>
+      <w:pPr>
+        <w:ind w:left="5760" w:hanging="360"/>
+      </w:pPr>
+      <w:rPr>
+        <w:rFonts w:ascii="Symbol" w:hAnsi="Symbol" w:hint="default"/>
+      </w:rPr>
+    </w:lvl>
+    <w:lvl w:ilvl="7" w:tplc="04090003" w:tentative="1">
+      <w:start w:val="1"/>
+      <w:numFmt w:val="bullet"/>
+      <w:lvlText w:val="o"/>
+      <w:lvlJc w:val="left"/>
+      <w:pPr>
+        <w:ind w:left="6480" w:hanging="360"/>
+      </w:pPr>
+      <w:rPr>
+        <w:rFonts w:ascii="Courier New" w:hAnsi="Courier New" w:cs="Courier New" w:hint="default"/>
+      </w:rPr>
+    </w:lvl>
+    <w:lvl w:ilvl="8" w:tplc="04090005" w:tentative="1">
+      <w:start w:val="1"/>
+      <w:numFmt w:val="bullet"/>
+      <w:lvlText w:val=""/>
+      <w:lvlJc w:val="left"/>
+      <w:pPr>
+        <w:ind w:left="7200" w:hanging="360"/>
+      </w:pPr>
+      <w:rPr>
+        <w:rFonts w:ascii="Wingdings" w:hAnsi="Wingdings" w:hint="default"/>
+      </w:rPr>
+    </w:lvl>
+  </w:abstractNum>
+  <w:num w:numId="1" w16cid:durableId="1847746902">
+    <w:abstractNumId w:val="1"/>
+  </w:num>
+  <w:num w:numId="2" w16cid:durableId="1037192964">
+    <w:abstractNumId w:val="2"/>
+  </w:num>
+  <w:num w:numId="3" w16cid:durableId="1061363177">
+    <w:abstractNumId w:val="0"/>
+  </w:num>
+</w:numbering>
 </file>
 
 <file path=word/styles.xml><?xml version="1.0" encoding="utf-8"?>
@@ -736,7 +7225,6 @@
   <w:style w:type="character" w:default="1" w:styleId="DefaultParagraphFont">
     <w:name w:val="Default Paragraph Font"/>
     <w:uiPriority w:val="1"/>
-    <w:semiHidden/>
     <w:unhideWhenUsed/>
   </w:style>
   <w:style w:type="table" w:default="1" w:styleId="TableNormal">

--- a/report.docx
+++ b/report.docx
@@ -6278,6 +6278,298 @@
         <w:numPr>
           <w:ilvl w:val="0"/>
           <w:numId w:val="1"/>
+        </w:numPr>
+        <w:rPr>
+          <w:rFonts w:ascii="Times New Roman" w:hAnsi="Times New Roman" w:cs="Times New Roman"/>
+          <w:b/>
+          <w:bCs/>
+          <w:i/>
+          <w:iCs/>
+          <w:sz w:val="26"/>
+          <w:szCs w:val="26"/>
+        </w:rPr>
+      </w:pPr>
+      <w:proofErr w:type="spellStart"/>
+      <w:r>
+        <w:rPr>
+          <w:rFonts w:ascii="Times New Roman" w:hAnsi="Times New Roman" w:cs="Times New Roman"/>
+          <w:b/>
+          <w:bCs/>
+          <w:sz w:val="26"/>
+          <w:szCs w:val="26"/>
+        </w:rPr>
+        <w:t>Bài</w:t>
+      </w:r>
+      <w:proofErr w:type="spellEnd"/>
+      <w:r>
+        <w:rPr>
+          <w:rFonts w:ascii="Times New Roman" w:hAnsi="Times New Roman" w:cs="Times New Roman"/>
+          <w:b/>
+          <w:bCs/>
+          <w:sz w:val="26"/>
+          <w:szCs w:val="26"/>
+        </w:rPr>
+        <w:t xml:space="preserve"> A (so </w:t>
+      </w:r>
+      <w:proofErr w:type="spellStart"/>
+      <w:r>
+        <w:rPr>
+          <w:rFonts w:ascii="Times New Roman" w:hAnsi="Times New Roman" w:cs="Times New Roman"/>
+          <w:b/>
+          <w:bCs/>
+          <w:sz w:val="26"/>
+          <w:szCs w:val="26"/>
+        </w:rPr>
+        <w:t>sánh</w:t>
+      </w:r>
+      <w:proofErr w:type="spellEnd"/>
+      <w:r>
+        <w:rPr>
+          <w:rFonts w:ascii="Times New Roman" w:hAnsi="Times New Roman" w:cs="Times New Roman"/>
+          <w:b/>
+          <w:bCs/>
+          <w:sz w:val="26"/>
+          <w:szCs w:val="26"/>
+        </w:rPr>
+        <w:t xml:space="preserve"> </w:t>
+      </w:r>
+      <w:proofErr w:type="spellStart"/>
+      <w:r>
+        <w:rPr>
+          <w:rFonts w:ascii="Times New Roman" w:hAnsi="Times New Roman" w:cs="Times New Roman"/>
+          <w:b/>
+          <w:bCs/>
+          <w:sz w:val="26"/>
+          <w:szCs w:val="26"/>
+        </w:rPr>
+        <w:t>việc</w:t>
+      </w:r>
+      <w:proofErr w:type="spellEnd"/>
+      <w:r>
+        <w:rPr>
+          <w:rFonts w:ascii="Times New Roman" w:hAnsi="Times New Roman" w:cs="Times New Roman"/>
+          <w:b/>
+          <w:bCs/>
+          <w:sz w:val="26"/>
+          <w:szCs w:val="26"/>
+        </w:rPr>
+        <w:t xml:space="preserve"> </w:t>
+      </w:r>
+      <w:proofErr w:type="spellStart"/>
+      <w:r>
+        <w:rPr>
+          <w:rFonts w:ascii="Times New Roman" w:hAnsi="Times New Roman" w:cs="Times New Roman"/>
+          <w:b/>
+          <w:bCs/>
+          <w:sz w:val="26"/>
+          <w:szCs w:val="26"/>
+        </w:rPr>
+        <w:t>lặp</w:t>
+      </w:r>
+      <w:proofErr w:type="spellEnd"/>
+      <w:r>
+        <w:rPr>
+          <w:rFonts w:ascii="Times New Roman" w:hAnsi="Times New Roman" w:cs="Times New Roman"/>
+          <w:b/>
+          <w:bCs/>
+          <w:sz w:val="26"/>
+          <w:szCs w:val="26"/>
+        </w:rPr>
+        <w:t xml:space="preserve"> </w:t>
+      </w:r>
+      <w:proofErr w:type="spellStart"/>
+      <w:r>
+        <w:rPr>
+          <w:rFonts w:ascii="Times New Roman" w:hAnsi="Times New Roman" w:cs="Times New Roman"/>
+          <w:b/>
+          <w:bCs/>
+          <w:sz w:val="26"/>
+          <w:szCs w:val="26"/>
+        </w:rPr>
+        <w:t>lại</w:t>
+      </w:r>
+      <w:proofErr w:type="spellEnd"/>
+      <w:r>
+        <w:rPr>
+          <w:rFonts w:ascii="Times New Roman" w:hAnsi="Times New Roman" w:cs="Times New Roman"/>
+          <w:b/>
+          <w:bCs/>
+          <w:sz w:val="26"/>
+          <w:szCs w:val="26"/>
+        </w:rPr>
+        <w:t xml:space="preserve"> 1 </w:t>
+      </w:r>
+      <w:proofErr w:type="spellStart"/>
+      <w:r>
+        <w:rPr>
+          <w:rFonts w:ascii="Times New Roman" w:hAnsi="Times New Roman" w:cs="Times New Roman"/>
+          <w:b/>
+          <w:bCs/>
+          <w:sz w:val="26"/>
+          <w:szCs w:val="26"/>
+        </w:rPr>
+        <w:t>hành</w:t>
+      </w:r>
+      <w:proofErr w:type="spellEnd"/>
+      <w:r>
+        <w:rPr>
+          <w:rFonts w:ascii="Times New Roman" w:hAnsi="Times New Roman" w:cs="Times New Roman"/>
+          <w:b/>
+          <w:bCs/>
+          <w:sz w:val="26"/>
+          <w:szCs w:val="26"/>
+        </w:rPr>
+        <w:t xml:space="preserve"> </w:t>
+      </w:r>
+      <w:proofErr w:type="spellStart"/>
+      <w:r>
+        <w:rPr>
+          <w:rFonts w:ascii="Times New Roman" w:hAnsi="Times New Roman" w:cs="Times New Roman"/>
+          <w:b/>
+          <w:bCs/>
+          <w:sz w:val="26"/>
+          <w:szCs w:val="26"/>
+        </w:rPr>
+        <w:t>động</w:t>
+      </w:r>
+      <w:proofErr w:type="spellEnd"/>
+      <w:r>
+        <w:rPr>
+          <w:rFonts w:ascii="Times New Roman" w:hAnsi="Times New Roman" w:cs="Times New Roman"/>
+          <w:b/>
+          <w:bCs/>
+          <w:sz w:val="26"/>
+          <w:szCs w:val="26"/>
+        </w:rPr>
+        <w:t xml:space="preserve"> </w:t>
+      </w:r>
+      <w:proofErr w:type="spellStart"/>
+      <w:r>
+        <w:rPr>
+          <w:rFonts w:ascii="Times New Roman" w:hAnsi="Times New Roman" w:cs="Times New Roman"/>
+          <w:b/>
+          <w:bCs/>
+          <w:sz w:val="26"/>
+          <w:szCs w:val="26"/>
+        </w:rPr>
+        <w:t>và</w:t>
+      </w:r>
+      <w:proofErr w:type="spellEnd"/>
+      <w:r>
+        <w:rPr>
+          <w:rFonts w:ascii="Times New Roman" w:hAnsi="Times New Roman" w:cs="Times New Roman"/>
+          <w:b/>
+          <w:bCs/>
+          <w:sz w:val="26"/>
+          <w:szCs w:val="26"/>
+        </w:rPr>
+        <w:t xml:space="preserve"> </w:t>
+      </w:r>
+      <w:proofErr w:type="spellStart"/>
+      <w:r>
+        <w:rPr>
+          <w:rFonts w:ascii="Times New Roman" w:hAnsi="Times New Roman" w:cs="Times New Roman"/>
+          <w:b/>
+          <w:bCs/>
+          <w:sz w:val="26"/>
+          <w:szCs w:val="26"/>
+        </w:rPr>
+        <w:t>hành</w:t>
+      </w:r>
+      <w:proofErr w:type="spellEnd"/>
+      <w:r>
+        <w:rPr>
+          <w:rFonts w:ascii="Times New Roman" w:hAnsi="Times New Roman" w:cs="Times New Roman"/>
+          <w:b/>
+          <w:bCs/>
+          <w:sz w:val="26"/>
+          <w:szCs w:val="26"/>
+        </w:rPr>
+        <w:t xml:space="preserve"> </w:t>
+      </w:r>
+      <w:proofErr w:type="spellStart"/>
+      <w:r>
+        <w:rPr>
+          <w:rFonts w:ascii="Times New Roman" w:hAnsi="Times New Roman" w:cs="Times New Roman"/>
+          <w:b/>
+          <w:bCs/>
+          <w:sz w:val="26"/>
+          <w:szCs w:val="26"/>
+        </w:rPr>
+        <w:t>động</w:t>
+      </w:r>
+      <w:proofErr w:type="spellEnd"/>
+      <w:r>
+        <w:rPr>
+          <w:rFonts w:ascii="Times New Roman" w:hAnsi="Times New Roman" w:cs="Times New Roman"/>
+          <w:b/>
+          <w:bCs/>
+          <w:sz w:val="26"/>
+          <w:szCs w:val="26"/>
+        </w:rPr>
+        <w:t xml:space="preserve"> </w:t>
+      </w:r>
+      <w:proofErr w:type="spellStart"/>
+      <w:r>
+        <w:rPr>
+          <w:rFonts w:ascii="Times New Roman" w:hAnsi="Times New Roman" w:cs="Times New Roman"/>
+          <w:b/>
+          <w:bCs/>
+          <w:sz w:val="26"/>
+          <w:szCs w:val="26"/>
+        </w:rPr>
+        <w:t>ng</w:t>
+      </w:r>
+      <w:r>
+        <w:rPr>
+          <w:rFonts w:ascii="Times New Roman" w:hAnsi="Times New Roman" w:cs="Times New Roman"/>
+          <w:b/>
+          <w:bCs/>
+          <w:sz w:val="26"/>
+          <w:szCs w:val="26"/>
+        </w:rPr>
+        <w:t>ẫu</w:t>
+      </w:r>
+      <w:proofErr w:type="spellEnd"/>
+      <w:r>
+        <w:rPr>
+          <w:rFonts w:ascii="Times New Roman" w:hAnsi="Times New Roman" w:cs="Times New Roman"/>
+          <w:b/>
+          <w:bCs/>
+          <w:sz w:val="26"/>
+          <w:szCs w:val="26"/>
+        </w:rPr>
+        <w:t xml:space="preserve"> </w:t>
+      </w:r>
+      <w:proofErr w:type="spellStart"/>
+      <w:r>
+        <w:rPr>
+          <w:rFonts w:ascii="Times New Roman" w:hAnsi="Times New Roman" w:cs="Times New Roman"/>
+          <w:b/>
+          <w:bCs/>
+          <w:sz w:val="26"/>
+          <w:szCs w:val="26"/>
+        </w:rPr>
+        <w:t>nhiên</w:t>
+      </w:r>
+      <w:proofErr w:type="spellEnd"/>
+      <w:r>
+        <w:rPr>
+          <w:rFonts w:ascii="Times New Roman" w:hAnsi="Times New Roman" w:cs="Times New Roman"/>
+          <w:b/>
+          <w:bCs/>
+          <w:sz w:val="26"/>
+          <w:szCs w:val="26"/>
+        </w:rPr>
+        <w:t>)</w:t>
+      </w:r>
+    </w:p>
+    <w:p>
+      <w:pPr>
+        <w:pStyle w:val="ListParagraph"/>
+        <w:numPr>
+          <w:ilvl w:val="0"/>
+          <w:numId w:val="2"/>
         </w:numPr>
         <w:rPr>
           <w:rFonts w:ascii="Times New Roman" w:hAnsi="Times New Roman" w:cs="Times New Roman"/>
